--- a/Minor_project_Synopsis.docx
+++ b/Minor_project_Synopsis.docx
@@ -2377,7 +2377,7 @@
                               <w:rPr>
                                 <w:color w:val="000000"/>
                               </w:rPr>
-                              <w:t>Dr. Sandhya Dahake</w:t>
+                              <w:t>Prof. Anupam Chaubey</w:t>
                             </w:r>
                           </w:p>
                           <w:p>
@@ -2471,7 +2471,7 @@
                         <w:rPr>
                           <w:color w:val="000000"/>
                         </w:rPr>
-                        <w:t>Dr. Sandhya Dahake</w:t>
+                        <w:t>Prof. Anupam Chaubey</w:t>
                       </w:r>
                     </w:p>
                     <w:p>
@@ -4119,6 +4119,7 @@
     </w:p>
     <w:p>
       <w:pPr>
+        <w:jc w:val="center"/>
         <w:rPr>
           <w:b/>
         </w:rPr>
@@ -4168,6 +4169,7 @@
       <w:pPr>
         <w:spacing w:line="360" w:lineRule="auto"/>
         <w:ind w:firstLine="1440"/>
+        <w:jc w:val="both"/>
         <w:rPr>
           <w:bCs/>
         </w:rPr>
@@ -4183,6 +4185,7 @@
       <w:pPr>
         <w:spacing w:line="360" w:lineRule="auto"/>
         <w:ind w:firstLine="1440"/>
+        <w:jc w:val="both"/>
         <w:rPr>
           <w:bCs/>
         </w:rPr>
@@ -4196,6 +4199,7 @@
     </w:p>
     <w:p>
       <w:pPr>
+        <w:jc w:val="both"/>
         <w:rPr>
           <w:b/>
           <w:sz w:val="32"/>
@@ -4205,6 +4209,7 @@
     </w:p>
     <w:p>
       <w:pPr>
+        <w:jc w:val="both"/>
         <w:rPr>
           <w:b/>
           <w:sz w:val="32"/>
@@ -4214,6 +4219,7 @@
     </w:p>
     <w:p>
       <w:pPr>
+        <w:jc w:val="both"/>
         <w:rPr>
           <w:b/>
           <w:bCs/>
@@ -4228,20 +4234,31 @@
           <w:sz w:val="28"/>
           <w:szCs w:val="28"/>
         </w:rPr>
+        <w:t xml:space="preserve">1.1 </w:t>
+      </w:r>
+      <w:r>
+        <w:rPr>
+          <w:b/>
+          <w:bCs/>
+          <w:sz w:val="28"/>
+          <w:szCs w:val="28"/>
+        </w:rPr>
         <w:t>Conceptual Definitions of Key Constructs</w:t>
       </w:r>
     </w:p>
     <w:p>
       <w:pPr>
         <w:spacing w:line="360" w:lineRule="auto"/>
-        <w:rPr>
-          <w:bCs/>
-        </w:rPr>
-      </w:pPr>
-    </w:p>
-    <w:p>
-      <w:pPr>
-        <w:spacing w:line="360" w:lineRule="auto"/>
+        <w:jc w:val="both"/>
+        <w:rPr>
+          <w:bCs/>
+        </w:rPr>
+      </w:pPr>
+    </w:p>
+    <w:p>
+      <w:pPr>
+        <w:spacing w:line="360" w:lineRule="auto"/>
+        <w:jc w:val="both"/>
         <w:rPr>
           <w:bCs/>
         </w:rPr>
@@ -4260,6 +4277,7 @@
           <w:numId w:val="32"/>
         </w:numPr>
         <w:spacing w:line="360" w:lineRule="auto"/>
+        <w:jc w:val="both"/>
         <w:rPr>
           <w:bCs/>
         </w:rPr>
@@ -4278,6 +4296,7 @@
           <w:numId w:val="32"/>
         </w:numPr>
         <w:spacing w:line="360" w:lineRule="auto"/>
+        <w:jc w:val="both"/>
         <w:rPr>
           <w:bCs/>
         </w:rPr>
@@ -4296,29 +4315,16 @@
           <w:numId w:val="32"/>
         </w:numPr>
         <w:spacing w:line="360" w:lineRule="auto"/>
-        <w:rPr>
-          <w:bCs/>
-        </w:rPr>
-      </w:pPr>
-      <w:r>
-        <w:rPr>
-          <w:bCs/>
-        </w:rPr>
-        <w:t xml:space="preserve">Leave Management: The process of handling employee </w:t>
-      </w:r>
-      <w:proofErr w:type="gramStart"/>
-      <w:r>
-        <w:rPr>
-          <w:bCs/>
-        </w:rPr>
-        <w:t>leave</w:t>
-      </w:r>
-      <w:proofErr w:type="gramEnd"/>
-      <w:r>
-        <w:rPr>
-          <w:bCs/>
-        </w:rPr>
-        <w:t xml:space="preserve"> applications, approvals, and tracking leave balances.</w:t>
+        <w:jc w:val="both"/>
+        <w:rPr>
+          <w:bCs/>
+        </w:rPr>
+      </w:pPr>
+      <w:r>
+        <w:rPr>
+          <w:bCs/>
+        </w:rPr>
+        <w:t>Leave Management: The process of handling employee leave applications, approvals, and tracking leave balances.</w:t>
       </w:r>
     </w:p>
     <w:p>
@@ -4328,6 +4334,7 @@
           <w:numId w:val="32"/>
         </w:numPr>
         <w:spacing w:line="360" w:lineRule="auto"/>
+        <w:jc w:val="both"/>
         <w:rPr>
           <w:bCs/>
         </w:rPr>
@@ -4346,6 +4353,7 @@
           <w:numId w:val="32"/>
         </w:numPr>
         <w:spacing w:line="360" w:lineRule="auto"/>
+        <w:jc w:val="both"/>
         <w:rPr>
           <w:bCs/>
         </w:rPr>
@@ -4365,6 +4373,7 @@
           <w:numId w:val="32"/>
         </w:numPr>
         <w:spacing w:line="360" w:lineRule="auto"/>
+        <w:jc w:val="both"/>
         <w:rPr>
           <w:bCs/>
         </w:rPr>
@@ -4379,6 +4388,7 @@
     <w:p>
       <w:pPr>
         <w:pStyle w:val="Heading3"/>
+        <w:jc w:val="both"/>
         <w:rPr>
           <w:sz w:val="28"/>
           <w:szCs w:val="28"/>
@@ -4392,6 +4402,16 @@
           <w:sz w:val="28"/>
           <w:szCs w:val="28"/>
         </w:rPr>
+        <w:t xml:space="preserve">1.2 </w:t>
+      </w:r>
+      <w:r>
+        <w:rPr>
+          <w:rStyle w:val="Strong"/>
+          <w:b/>
+          <w:bCs/>
+          <w:sz w:val="28"/>
+          <w:szCs w:val="28"/>
+        </w:rPr>
         <w:t>Theories and Models Linking the Topic</w:t>
       </w:r>
     </w:p>
@@ -4399,6 +4419,7 @@
       <w:pPr>
         <w:pStyle w:val="NormalWeb"/>
         <w:spacing w:line="360" w:lineRule="auto"/>
+        <w:jc w:val="both"/>
       </w:pPr>
       <w:r>
         <w:t xml:space="preserve">This project is related to the field of </w:t>
@@ -4417,6 +4438,7 @@
       <w:pPr>
         <w:pStyle w:val="NormalWeb"/>
         <w:spacing w:line="360" w:lineRule="auto"/>
+        <w:jc w:val="both"/>
       </w:pPr>
       <w:r>
         <w:t xml:space="preserve">The system also relates to the </w:t>
@@ -4435,6 +4457,7 @@
       <w:pPr>
         <w:pStyle w:val="NormalWeb"/>
         <w:spacing w:line="360" w:lineRule="auto"/>
+        <w:jc w:val="both"/>
       </w:pPr>
       <w:r>
         <w:t xml:space="preserve">Another relevant concept is the </w:t>
@@ -4453,6 +4476,7 @@
       <w:pPr>
         <w:pStyle w:val="NormalWeb"/>
         <w:spacing w:line="360" w:lineRule="auto"/>
+        <w:jc w:val="both"/>
       </w:pPr>
       <w:r>
         <w:t xml:space="preserve">The project also uses the </w:t>
@@ -4470,14 +4494,16 @@
     <w:p>
       <w:pPr>
         <w:spacing w:line="360" w:lineRule="auto"/>
-        <w:rPr>
-          <w:bCs/>
-        </w:rPr>
-      </w:pPr>
-    </w:p>
-    <w:p>
-      <w:pPr>
-        <w:spacing w:line="360" w:lineRule="auto"/>
+        <w:jc w:val="both"/>
+        <w:rPr>
+          <w:bCs/>
+        </w:rPr>
+      </w:pPr>
+    </w:p>
+    <w:p>
+      <w:pPr>
+        <w:spacing w:line="360" w:lineRule="auto"/>
+        <w:jc w:val="both"/>
         <w:rPr>
           <w:bCs/>
         </w:rPr>
@@ -4487,6 +4513,7 @@
       <w:pPr>
         <w:spacing w:line="360" w:lineRule="auto"/>
         <w:ind w:left="360"/>
+        <w:jc w:val="both"/>
         <w:rPr>
           <w:bCs/>
         </w:rPr>
@@ -4496,6 +4523,7 @@
       <w:pPr>
         <w:spacing w:line="360" w:lineRule="auto"/>
         <w:ind w:left="360"/>
+        <w:jc w:val="both"/>
         <w:rPr>
           <w:bCs/>
         </w:rPr>
@@ -4504,6 +4532,7 @@
     <w:p>
       <w:pPr>
         <w:ind w:left="360"/>
+        <w:jc w:val="both"/>
         <w:rPr>
           <w:b/>
           <w:sz w:val="32"/>
@@ -4513,7 +4542,7 @@
     </w:p>
     <w:p>
       <w:pPr>
-        <w:jc w:val="center"/>
+        <w:jc w:val="both"/>
         <w:rPr>
           <w:b/>
           <w:sz w:val="32"/>
@@ -4523,7 +4552,7 @@
     </w:p>
     <w:p>
       <w:pPr>
-        <w:jc w:val="center"/>
+        <w:jc w:val="both"/>
         <w:rPr>
           <w:b/>
         </w:rPr>
@@ -4533,6 +4562,7 @@
       <w:pPr>
         <w:pStyle w:val="ListParagraph"/>
         <w:ind w:left="0"/>
+        <w:jc w:val="both"/>
       </w:pPr>
       <w:r>
         <w:br w:type="page"/>
@@ -4541,6 +4571,7 @@
     <w:p>
       <w:pPr>
         <w:ind w:left="360"/>
+        <w:jc w:val="both"/>
         <w:rPr>
           <w:b/>
           <w:bCs/>
@@ -4571,6 +4602,7 @@
         <w:pStyle w:val="NormalWeb"/>
         <w:spacing w:line="360" w:lineRule="auto"/>
         <w:ind w:left="360"/>
+        <w:jc w:val="both"/>
       </w:pPr>
       <w:r>
         <w:t>The main motivation behind developing the Employee Payroll Management System is to solve common problems faced in manual payroll and employee management processes. In many organizations, payroll calculation, attendance tracking, and leave management are handled manually or using basic tools, which often leads to errors, delays, and inefficiencies.</w:t>
@@ -4581,6 +4613,7 @@
         <w:pStyle w:val="NormalWeb"/>
         <w:spacing w:line="360" w:lineRule="auto"/>
         <w:ind w:left="360"/>
+        <w:jc w:val="both"/>
       </w:pPr>
       <w:r>
         <w:t>Manual payroll systems increase the chances of salary miscalculations and data loss. Maintaining paper-based records is time-consuming and difficult to manage. These issues can affect employee satisfaction and overall organizational productivity. Therefore, there is a need for a secure and automated system that can manage payroll and employee data accurately and efficiently.</w:t>
@@ -4591,6 +4624,7 @@
         <w:pStyle w:val="NormalWeb"/>
         <w:spacing w:line="360" w:lineRule="auto"/>
         <w:ind w:left="360"/>
+        <w:jc w:val="both"/>
       </w:pPr>
       <w:r>
         <w:t>This project was also chosen because payroll systems are essential for every organization. Developing such a system provides practical knowledge of how real-world HR and payroll operations work. It helps in understanding how technology can improve accuracy, transparency, and efficiency in business processes.</w:t>
@@ -4601,6 +4635,7 @@
         <w:pStyle w:val="NormalWeb"/>
         <w:spacing w:line="360" w:lineRule="auto"/>
         <w:ind w:left="360"/>
+        <w:jc w:val="both"/>
       </w:pPr>
       <w:r>
         <w:t>From a technical perspective, this project provides hands-on experience in full-stack development using Node.js, database management, authentication, and system security. It also helps in applying software development concepts such as system design and role-based access control.</w:t>
@@ -4611,6 +4646,7 @@
         <w:pStyle w:val="NormalWeb"/>
         <w:spacing w:line="360" w:lineRule="auto"/>
         <w:ind w:left="360"/>
+        <w:jc w:val="both"/>
       </w:pPr>
       <w:r>
         <w:t>In conclusion, the motivation for choosing this project is to develop a practical, secure, and modern solution that simplifies payroll management while enhancing technical knowledge and development skills.</w:t>
@@ -4619,6 +4655,7 @@
     <w:p>
       <w:pPr>
         <w:spacing w:line="360" w:lineRule="auto"/>
+        <w:jc w:val="both"/>
         <w:rPr>
           <w:b/>
           <w:bCs/>
@@ -4634,6 +4671,7 @@
     </w:p>
     <w:p>
       <w:pPr>
+        <w:jc w:val="both"/>
         <w:rPr>
           <w:b/>
           <w:bCs/>
@@ -4654,6 +4692,7 @@
     </w:p>
     <w:p>
       <w:pPr>
+        <w:jc w:val="both"/>
         <w:rPr>
           <w:b/>
           <w:bCs/>
@@ -4664,6 +4703,7 @@
     </w:p>
     <w:p>
       <w:pPr>
+        <w:jc w:val="both"/>
         <w:rPr>
           <w:b/>
           <w:bCs/>
@@ -4675,6 +4715,7 @@
     <w:p>
       <w:pPr>
         <w:spacing w:line="360" w:lineRule="auto"/>
+        <w:jc w:val="both"/>
       </w:pPr>
       <w:r>
         <w:t>Many small and medium-sized organizations still use manual or basic systems to manage payroll, attendance, and leave records. These methods often result in salary calculation errors, delayed payments, poor record management, and security risks. There is usually no proper integration between attendance, leave, and payroll modules, which reduces efficiency and increases administrative workload.</w:t>
@@ -4683,6 +4724,7 @@
     <w:p>
       <w:pPr>
         <w:spacing w:line="360" w:lineRule="auto"/>
+        <w:jc w:val="both"/>
       </w:pPr>
       <w:r>
         <w:t>A major gap identified is the lack of a simple, affordable, and fully integrated web-based payroll system designed for small organizations. Existing systems are often expensive, complex, or lack proper security features such as role-based access control. There is also limited practical implementation of modern technologies like Node.js in building secure payroll systems.</w:t>
@@ -4691,6 +4733,7 @@
     <w:p>
       <w:pPr>
         <w:spacing w:line="360" w:lineRule="auto"/>
+        <w:jc w:val="both"/>
       </w:pPr>
       <w:r>
         <w:t>Therefore, the main problem addressed in this project is:</w:t>
@@ -4703,16 +4746,13 @@
     <w:p>
       <w:pPr>
         <w:spacing w:line="360" w:lineRule="auto"/>
-      </w:pPr>
-      <w:r>
-        <w:pict w14:anchorId="799EF850">
-          <v:rect id="_x0000_i1025" style="width:0;height:1.5pt" o:hralign="center" o:hrstd="t" o:hr="t" fillcolor="#a0a0a0" stroked="f"/>
-        </w:pict>
-      </w:r>
-    </w:p>
-    <w:p>
-      <w:pPr>
-        <w:spacing w:line="360" w:lineRule="auto"/>
+        <w:jc w:val="both"/>
+      </w:pPr>
+    </w:p>
+    <w:p>
+      <w:pPr>
+        <w:spacing w:line="360" w:lineRule="auto"/>
+        <w:jc w:val="both"/>
       </w:pPr>
       <w:r>
         <w:t>Significance / Rationale of the Study</w:t>
@@ -4721,6 +4761,7 @@
     <w:p>
       <w:pPr>
         <w:spacing w:line="360" w:lineRule="auto"/>
+        <w:jc w:val="both"/>
       </w:pPr>
       <w:r>
         <w:t>This study is important because payroll is a critical function in every organization. An automated system improves accuracy, saves time, and enhances data security. It contributes to knowledge in Management Information Systems by showing how modern web technologies can solve real-world HR problems. The system also provides practical benefits for organizations by offering a cost-effective and scalable solution.</w:t>
@@ -4729,6 +4770,7 @@
     <w:p>
       <w:pPr>
         <w:spacing w:line="360" w:lineRule="auto"/>
+        <w:jc w:val="both"/>
       </w:pPr>
       <w:r>
         <w:br w:type="page"/>
@@ -4736,6 +4778,7 @@
     </w:p>
     <w:p>
       <w:pPr>
+        <w:jc w:val="both"/>
         <w:rPr>
           <w:sz w:val="32"/>
           <w:szCs w:val="32"/>
@@ -4779,6 +4822,7 @@
     </w:p>
     <w:p>
       <w:pPr>
+        <w:jc w:val="both"/>
         <w:rPr>
           <w:b/>
           <w:bCs/>
@@ -4789,6 +4833,7 @@
     </w:p>
     <w:p>
       <w:pPr>
+        <w:jc w:val="both"/>
         <w:rPr>
           <w:b/>
           <w:bCs/>
@@ -4803,37 +4848,21 @@
           <w:sz w:val="28"/>
           <w:szCs w:val="28"/>
         </w:rPr>
-        <w:t>Objectives</w:t>
-      </w:r>
-    </w:p>
-    <w:p>
-      <w:pPr>
-        <w:spacing w:line="360" w:lineRule="auto"/>
-      </w:pPr>
-      <w:r>
-        <w:t>The main objective of this project is to develop a secure and user-friendly web-based Employee Payroll Management System that automates payroll processing, attendance tracking, leave management, and employee record maintenance. The system aims to reduce manual errors, improve accuracy in salary calculations, and enhance organizational efficiency through digital automation.</w:t>
-      </w:r>
-    </w:p>
-    <w:p>
-      <w:pPr>
-        <w:spacing w:line="360" w:lineRule="auto"/>
-      </w:pPr>
-      <w:r>
-        <w:t>Another objective is to implement role-based access control to ensure secure authentication and proper authorization for Admin and Employee users. The project also focuses on integrating multiple HR functions into a single centralized system for better data management and transparency.</w:t>
-      </w:r>
-    </w:p>
-    <w:p>
-      <w:pPr>
+        <w:t xml:space="preserve">4.1 </w:t>
+      </w:r>
+      <w:r>
         <w:rPr>
           <w:b/>
           <w:bCs/>
           <w:sz w:val="28"/>
           <w:szCs w:val="28"/>
         </w:rPr>
-      </w:pPr>
-    </w:p>
-    <w:p>
-      <w:pPr>
+        <w:t>Objectives</w:t>
+      </w:r>
+    </w:p>
+    <w:p>
+      <w:pPr>
+        <w:jc w:val="both"/>
         <w:rPr>
           <w:b/>
           <w:bCs/>
@@ -4841,19 +4870,80 @@
           <w:szCs w:val="28"/>
         </w:rPr>
       </w:pPr>
-      <w:r>
+    </w:p>
+    <w:p>
+      <w:pPr>
+        <w:spacing w:line="360" w:lineRule="auto"/>
+        <w:jc w:val="both"/>
+      </w:pPr>
+      <w:r>
+        <w:t>The main objective of this project is to develop a secure and user-friendly web-based Employee Payroll Management System that automates payroll processing, attendance tracking, leave management, and employee record maintenance. The system aims to reduce manual errors, improve accuracy in salary calculations, and enhance organizational efficiency through digital automation.</w:t>
+      </w:r>
+    </w:p>
+    <w:p>
+      <w:pPr>
+        <w:spacing w:line="360" w:lineRule="auto"/>
+        <w:jc w:val="both"/>
+      </w:pPr>
+      <w:r>
+        <w:t>Another objective is to implement role-based access control to ensure secure authentication and proper authorization for Admin and Employee users. The project also focuses on integrating multiple HR functions into a single centralized system for better data management and transparency.</w:t>
+      </w:r>
+    </w:p>
+    <w:p>
+      <w:pPr>
+        <w:jc w:val="both"/>
         <w:rPr>
           <w:b/>
           <w:bCs/>
           <w:sz w:val="28"/>
           <w:szCs w:val="28"/>
         </w:rPr>
+      </w:pPr>
+    </w:p>
+    <w:p>
+      <w:pPr>
+        <w:jc w:val="both"/>
+        <w:rPr>
+          <w:b/>
+          <w:bCs/>
+          <w:sz w:val="28"/>
+          <w:szCs w:val="28"/>
+        </w:rPr>
+      </w:pPr>
+      <w:r>
+        <w:rPr>
+          <w:b/>
+          <w:bCs/>
+          <w:sz w:val="28"/>
+          <w:szCs w:val="28"/>
+        </w:rPr>
+        <w:t xml:space="preserve">4.2 </w:t>
+      </w:r>
+      <w:r>
+        <w:rPr>
+          <w:b/>
+          <w:bCs/>
+          <w:sz w:val="28"/>
+          <w:szCs w:val="28"/>
+        </w:rPr>
         <w:t>Purpose</w:t>
       </w:r>
     </w:p>
     <w:p>
       <w:pPr>
-        <w:spacing w:line="360" w:lineRule="auto"/>
+        <w:jc w:val="both"/>
+        <w:rPr>
+          <w:b/>
+          <w:bCs/>
+          <w:sz w:val="28"/>
+          <w:szCs w:val="28"/>
+        </w:rPr>
+      </w:pPr>
+    </w:p>
+    <w:p>
+      <w:pPr>
+        <w:spacing w:line="360" w:lineRule="auto"/>
+        <w:jc w:val="both"/>
       </w:pPr>
       <w:r>
         <w:t>The purpose of this project is to provide a practical solution to problems faced in manual payroll systems, such as calculation errors, poor record management, and lack of integration between attendance and payroll. By using modern web technologies like Node.js and MongoDB, the system improves efficiency, data security, and productivity.</w:t>
@@ -4862,6 +4952,7 @@
     <w:p>
       <w:pPr>
         <w:spacing w:line="360" w:lineRule="auto"/>
+        <w:jc w:val="both"/>
       </w:pPr>
       <w:r>
         <w:t>The project is based on concepts such as Management Information Systems (MIS), System Development Life Cycle (SDLC), and Role-Based Access Control (RBAC), ensuring structured development and secure system implementation.</w:t>
@@ -4869,23 +4960,16 @@
     </w:p>
     <w:p>
       <w:pPr>
+        <w:jc w:val="both"/>
         <w:rPr>
           <w:sz w:val="32"/>
           <w:szCs w:val="32"/>
         </w:rPr>
       </w:pPr>
-      <w:r>
-        <w:rPr>
-          <w:sz w:val="32"/>
-          <w:szCs w:val="32"/>
-        </w:rPr>
-        <w:pict w14:anchorId="3E057087">
-          <v:rect id="_x0000_i1032" style="width:0;height:1.5pt" o:hralign="center" o:hrstd="t" o:hr="t" fillcolor="#a0a0a0" stroked="f"/>
-        </w:pict>
-      </w:r>
-    </w:p>
-    <w:p>
-      <w:pPr>
+    </w:p>
+    <w:p>
+      <w:pPr>
+        <w:jc w:val="both"/>
         <w:rPr>
           <w:b/>
           <w:bCs/>
@@ -4896,6 +4980,7 @@
     </w:p>
     <w:p>
       <w:pPr>
+        <w:jc w:val="both"/>
         <w:rPr>
           <w:b/>
           <w:bCs/>
@@ -4910,8 +4995,37 @@
           <w:sz w:val="28"/>
           <w:szCs w:val="28"/>
         </w:rPr>
-        <w:t xml:space="preserve"> Project Category</w:t>
-      </w:r>
+        <w:t xml:space="preserve"> </w:t>
+      </w:r>
+      <w:r>
+        <w:rPr>
+          <w:b/>
+          <w:bCs/>
+          <w:sz w:val="28"/>
+          <w:szCs w:val="28"/>
+        </w:rPr>
+        <w:t xml:space="preserve">4.3 </w:t>
+      </w:r>
+      <w:r>
+        <w:rPr>
+          <w:b/>
+          <w:bCs/>
+          <w:sz w:val="28"/>
+          <w:szCs w:val="28"/>
+        </w:rPr>
+        <w:t>Project Category</w:t>
+      </w:r>
+    </w:p>
+    <w:p>
+      <w:pPr>
+        <w:jc w:val="both"/>
+        <w:rPr>
+          <w:b/>
+          <w:bCs/>
+          <w:sz w:val="28"/>
+          <w:szCs w:val="28"/>
+        </w:rPr>
+      </w:pPr>
     </w:p>
     <w:p>
       <w:pPr>
@@ -4920,6 +5034,7 @@
           <w:numId w:val="34"/>
         </w:numPr>
         <w:spacing w:line="360" w:lineRule="auto"/>
+        <w:jc w:val="both"/>
       </w:pPr>
       <w:r>
         <w:t>Web-Based Application</w:t>
@@ -4932,6 +5047,7 @@
           <w:numId w:val="34"/>
         </w:numPr>
         <w:spacing w:line="360" w:lineRule="auto"/>
+        <w:jc w:val="both"/>
       </w:pPr>
       <w:r>
         <w:t>Management Information System (MIS)</w:t>
@@ -4944,6 +5060,7 @@
           <w:numId w:val="34"/>
         </w:numPr>
         <w:spacing w:line="360" w:lineRule="auto"/>
+        <w:jc w:val="both"/>
       </w:pPr>
       <w:r>
         <w:t>Human Resource Management System (HRMS)</w:t>
@@ -4956,6 +5073,7 @@
           <w:numId w:val="34"/>
         </w:numPr>
         <w:spacing w:line="360" w:lineRule="auto"/>
+        <w:jc w:val="both"/>
       </w:pPr>
       <w:r>
         <w:t>Full-Stack Development Project</w:t>
@@ -4964,9 +5082,13 @@
     <w:p>
       <w:pPr>
         <w:spacing w:line="360" w:lineRule="auto"/>
-      </w:pPr>
-    </w:p>
-    <w:p>
+        <w:jc w:val="both"/>
+      </w:pPr>
+    </w:p>
+    <w:p>
+      <w:pPr>
+        <w:jc w:val="both"/>
+      </w:pPr>
       <w:r>
         <w:br w:type="page"/>
       </w:r>
@@ -4974,6 +5096,7 @@
     <w:p>
       <w:pPr>
         <w:spacing w:line="360" w:lineRule="auto"/>
+        <w:jc w:val="both"/>
         <w:rPr>
           <w:b/>
           <w:bCs/>
@@ -4995,6 +5118,7 @@
     <w:p>
       <w:pPr>
         <w:spacing w:line="360" w:lineRule="auto"/>
+        <w:jc w:val="both"/>
         <w:rPr>
           <w:b/>
           <w:bCs/>
@@ -5002,6 +5126,24 @@
           <w:szCs w:val="32"/>
         </w:rPr>
       </w:pPr>
+      <w:r>
+        <w:rPr>
+          <w:b/>
+          <w:bCs/>
+          <w:sz w:val="28"/>
+          <w:szCs w:val="28"/>
+        </w:rPr>
+        <w:t xml:space="preserve"> </w:t>
+      </w:r>
+      <w:r>
+        <w:rPr>
+          <w:b/>
+          <w:bCs/>
+          <w:sz w:val="28"/>
+          <w:szCs w:val="28"/>
+        </w:rPr>
+        <w:t>5.1</w:t>
+      </w:r>
       <w:r>
         <w:rPr>
           <w:b/>
@@ -5026,6 +5168,7 @@
     <w:p>
       <w:pPr>
         <w:spacing w:line="360" w:lineRule="auto"/>
+        <w:jc w:val="both"/>
       </w:pPr>
       <w:r>
         <w:t>In many organizations, payroll and employee management tasks are still performed manually or using basic software tools. This creates problems such as incorrect salary calculations, difficulty in tracking attendance and leave records, and delays in payment processing. Manual systems are time-consuming, less secure, and prone to data loss.</w:t>
@@ -5034,6 +5177,7 @@
     <w:p>
       <w:pPr>
         <w:spacing w:line="360" w:lineRule="auto"/>
+        <w:jc w:val="both"/>
       </w:pPr>
       <w:r>
         <w:t>Therefore, there is a need for a centralized, secure, and automated web-based system that can efficiently manage payroll, attendance, leave, and employee records. The Employee Payroll Management System is designed to fulfill this need by integrating all HR functions into one platform.</w:t>
@@ -5042,6 +5186,7 @@
     <w:p>
       <w:pPr>
         <w:spacing w:line="360" w:lineRule="auto"/>
+        <w:jc w:val="both"/>
         <w:rPr>
           <w:b/>
           <w:bCs/>
@@ -5049,17 +5194,19 @@
           <w:szCs w:val="28"/>
         </w:rPr>
       </w:pPr>
-      <w:r>
+    </w:p>
+    <w:p>
+      <w:pPr>
+        <w:spacing w:line="360" w:lineRule="auto"/>
+        <w:jc w:val="both"/>
         <w:rPr>
           <w:b/>
           <w:bCs/>
           <w:sz w:val="28"/>
           <w:szCs w:val="28"/>
         </w:rPr>
-        <w:pict w14:anchorId="7D80EEA7">
-          <v:rect id="_x0000_i1046" style="width:0;height:1.5pt" o:hralign="center" o:hrstd="t" o:hr="t" fillcolor="#a0a0a0" stroked="f"/>
-        </w:pict>
-      </w:r>
+      </w:pPr>
+      <w:proofErr w:type="gramStart"/>
       <w:r>
         <w:rPr>
           <w:b/>
@@ -5067,12 +5214,32 @@
           <w:sz w:val="28"/>
           <w:szCs w:val="28"/>
         </w:rPr>
-        <w:t>Preliminary Investigation</w:t>
-      </w:r>
-    </w:p>
-    <w:p>
-      <w:pPr>
-        <w:spacing w:line="360" w:lineRule="auto"/>
+        <w:t xml:space="preserve">5.2  </w:t>
+      </w:r>
+      <w:r>
+        <w:rPr>
+          <w:b/>
+          <w:bCs/>
+          <w:sz w:val="28"/>
+          <w:szCs w:val="28"/>
+        </w:rPr>
+        <w:t>Preliminary</w:t>
+      </w:r>
+      <w:proofErr w:type="gramEnd"/>
+      <w:r>
+        <w:rPr>
+          <w:b/>
+          <w:bCs/>
+          <w:sz w:val="28"/>
+          <w:szCs w:val="28"/>
+        </w:rPr>
+        <w:t xml:space="preserve"> Investigation</w:t>
+      </w:r>
+    </w:p>
+    <w:p>
+      <w:pPr>
+        <w:spacing w:line="360" w:lineRule="auto"/>
+        <w:jc w:val="both"/>
       </w:pPr>
       <w:r>
         <w:t>A preliminary study was conducted to understand the problems in existing payroll systems. It was observed that:</w:t>
@@ -5085,6 +5252,7 @@
           <w:numId w:val="35"/>
         </w:numPr>
         <w:spacing w:line="360" w:lineRule="auto"/>
+        <w:jc w:val="both"/>
       </w:pPr>
       <w:r>
         <w:t>Many small organizations lack an integrated payroll solution.</w:t>
@@ -5097,6 +5265,7 @@
           <w:numId w:val="35"/>
         </w:numPr>
         <w:spacing w:line="360" w:lineRule="auto"/>
+        <w:jc w:val="both"/>
       </w:pPr>
       <w:r>
         <w:t>Existing systems are often expensive or too complex.</w:t>
@@ -5109,6 +5278,7 @@
           <w:numId w:val="35"/>
         </w:numPr>
         <w:spacing w:line="360" w:lineRule="auto"/>
+        <w:jc w:val="both"/>
       </w:pPr>
       <w:r>
         <w:t>There is limited use of secure authentication and role-based access control.</w:t>
@@ -5121,6 +5291,7 @@
           <w:numId w:val="35"/>
         </w:numPr>
         <w:spacing w:line="360" w:lineRule="auto"/>
+        <w:jc w:val="both"/>
       </w:pPr>
       <w:r>
         <w:t>Attendance and leave records are not properly connected to payroll calculations.</w:t>
@@ -5129,6 +5300,7 @@
     <w:p>
       <w:pPr>
         <w:spacing w:line="360" w:lineRule="auto"/>
+        <w:jc w:val="both"/>
       </w:pPr>
       <w:r>
         <w:t>Based on this investigation, it was decided to develop a secure, affordable, and user-friendly payroll management system using modern web technologies.</w:t>
@@ -5137,6 +5309,7 @@
     <w:p>
       <w:pPr>
         <w:spacing w:line="360" w:lineRule="auto"/>
+        <w:jc w:val="both"/>
         <w:rPr>
           <w:b/>
           <w:bCs/>
@@ -5144,17 +5317,18 @@
           <w:szCs w:val="28"/>
         </w:rPr>
       </w:pPr>
-      <w:r>
+    </w:p>
+    <w:p>
+      <w:pPr>
+        <w:spacing w:line="360" w:lineRule="auto"/>
+        <w:jc w:val="both"/>
         <w:rPr>
           <w:b/>
           <w:bCs/>
           <w:sz w:val="28"/>
           <w:szCs w:val="28"/>
         </w:rPr>
-        <w:pict w14:anchorId="565068A3">
-          <v:rect id="_x0000_i1047" style="width:0;height:1.5pt" o:hralign="center" o:hrstd="t" o:hr="t" fillcolor="#a0a0a0" stroked="f"/>
-        </w:pict>
-      </w:r>
+      </w:pPr>
       <w:r>
         <w:rPr>
           <w:b/>
@@ -5162,12 +5336,22 @@
           <w:sz w:val="28"/>
           <w:szCs w:val="28"/>
         </w:rPr>
-        <w:t xml:space="preserve"> Feasibility Study</w:t>
-      </w:r>
-    </w:p>
-    <w:p>
-      <w:pPr>
-        <w:spacing w:line="360" w:lineRule="auto"/>
+        <w:t xml:space="preserve">5.3 </w:t>
+      </w:r>
+      <w:r>
+        <w:rPr>
+          <w:b/>
+          <w:bCs/>
+          <w:sz w:val="28"/>
+          <w:szCs w:val="28"/>
+        </w:rPr>
+        <w:t>Feasibility Study</w:t>
+      </w:r>
+    </w:p>
+    <w:p>
+      <w:pPr>
+        <w:spacing w:line="360" w:lineRule="auto"/>
+        <w:jc w:val="both"/>
       </w:pPr>
       <w:r>
         <w:t>A feasibility study was conducted to determine whether the proposed system is practical and beneficial.</w:t>
@@ -5176,24 +5360,39 @@
     <w:p>
       <w:pPr>
         <w:spacing w:line="360" w:lineRule="auto"/>
-        <w:rPr>
-          <w:b/>
-          <w:bCs/>
-        </w:rPr>
-      </w:pPr>
-    </w:p>
-    <w:p>
-      <w:pPr>
-        <w:spacing w:line="360" w:lineRule="auto"/>
-        <w:rPr>
-          <w:b/>
-          <w:bCs/>
-        </w:rPr>
-      </w:pPr>
-      <w:r>
-        <w:rPr>
-          <w:b/>
-          <w:bCs/>
+        <w:jc w:val="both"/>
+        <w:rPr>
+          <w:b/>
+          <w:bCs/>
+        </w:rPr>
+      </w:pPr>
+    </w:p>
+    <w:p>
+      <w:pPr>
+        <w:spacing w:line="360" w:lineRule="auto"/>
+        <w:jc w:val="both"/>
+        <w:rPr>
+          <w:b/>
+          <w:bCs/>
+          <w:sz w:val="28"/>
+          <w:szCs w:val="28"/>
+        </w:rPr>
+      </w:pPr>
+      <w:r>
+        <w:rPr>
+          <w:b/>
+          <w:bCs/>
+          <w:sz w:val="28"/>
+          <w:szCs w:val="28"/>
+        </w:rPr>
+        <w:t xml:space="preserve">5.4 </w:t>
+      </w:r>
+      <w:r>
+        <w:rPr>
+          <w:b/>
+          <w:bCs/>
+          <w:sz w:val="28"/>
+          <w:szCs w:val="28"/>
         </w:rPr>
         <w:t>Economic Feasibility</w:t>
       </w:r>
@@ -5201,6 +5400,7 @@
     <w:p>
       <w:pPr>
         <w:spacing w:line="360" w:lineRule="auto"/>
+        <w:jc w:val="both"/>
       </w:pPr>
       <w:r>
         <w:t>The system is cost-effective because it uses open-source technologies such as Node.js and MongoDB. It reduces administrative costs by automating payroll and record management. Therefore, the project is economically feasible.</w:t>
@@ -5209,44 +5409,55 @@
     <w:p>
       <w:pPr>
         <w:spacing w:line="360" w:lineRule="auto"/>
-      </w:pPr>
-    </w:p>
-    <w:p>
-      <w:pPr>
-        <w:spacing w:line="360" w:lineRule="auto"/>
-      </w:pPr>
-    </w:p>
-    <w:p>
-      <w:pPr>
-        <w:spacing w:line="360" w:lineRule="auto"/>
-      </w:pPr>
-    </w:p>
-    <w:p>
-      <w:pPr>
-        <w:spacing w:line="360" w:lineRule="auto"/>
-        <w:rPr>
-          <w:b/>
-          <w:bCs/>
-        </w:rPr>
-      </w:pPr>
-      <w:r>
-        <w:rPr>
-          <w:b/>
-          <w:bCs/>
-        </w:rPr>
-        <w:t>Operational Feasibility</w:t>
-      </w:r>
-      <w:r>
-        <w:rPr>
-          <w:b/>
-          <w:bCs/>
-        </w:rPr>
-        <w:t xml:space="preserve"> </w:t>
-      </w:r>
-    </w:p>
-    <w:p>
-      <w:pPr>
-        <w:spacing w:line="360" w:lineRule="auto"/>
+        <w:jc w:val="both"/>
+      </w:pPr>
+    </w:p>
+    <w:p>
+      <w:pPr>
+        <w:spacing w:line="360" w:lineRule="auto"/>
+        <w:jc w:val="both"/>
+      </w:pPr>
+    </w:p>
+    <w:p>
+      <w:pPr>
+        <w:spacing w:line="360" w:lineRule="auto"/>
+        <w:jc w:val="both"/>
+      </w:pPr>
+    </w:p>
+    <w:p>
+      <w:pPr>
+        <w:spacing w:line="360" w:lineRule="auto"/>
+        <w:jc w:val="both"/>
+        <w:rPr>
+          <w:b/>
+          <w:bCs/>
+          <w:sz w:val="28"/>
+          <w:szCs w:val="28"/>
+        </w:rPr>
+      </w:pPr>
+      <w:r>
+        <w:rPr>
+          <w:b/>
+          <w:bCs/>
+          <w:sz w:val="28"/>
+          <w:szCs w:val="28"/>
+        </w:rPr>
+        <w:t xml:space="preserve">5.5 </w:t>
+      </w:r>
+      <w:r>
+        <w:rPr>
+          <w:b/>
+          <w:bCs/>
+          <w:sz w:val="28"/>
+          <w:szCs w:val="28"/>
+        </w:rPr>
+        <w:t xml:space="preserve">Operational Feasibility </w:t>
+      </w:r>
+    </w:p>
+    <w:p>
+      <w:pPr>
+        <w:spacing w:line="360" w:lineRule="auto"/>
+        <w:jc w:val="both"/>
       </w:pPr>
       <w:r>
         <w:t>The system is easy to use and designed with a simple interface. Admin and Employees can operate the system without advanced technical knowledge. It improves daily operations by reducing manual workload and increasing accuracy.</w:t>
@@ -5255,20 +5466,35 @@
     <w:p>
       <w:pPr>
         <w:spacing w:line="360" w:lineRule="auto"/>
-      </w:pPr>
-    </w:p>
-    <w:p>
-      <w:pPr>
-        <w:spacing w:line="360" w:lineRule="auto"/>
-        <w:rPr>
-          <w:b/>
-          <w:bCs/>
-        </w:rPr>
-      </w:pPr>
-      <w:r>
-        <w:rPr>
-          <w:b/>
-          <w:bCs/>
+        <w:jc w:val="both"/>
+      </w:pPr>
+    </w:p>
+    <w:p>
+      <w:pPr>
+        <w:spacing w:line="360" w:lineRule="auto"/>
+        <w:jc w:val="both"/>
+        <w:rPr>
+          <w:b/>
+          <w:bCs/>
+          <w:sz w:val="28"/>
+          <w:szCs w:val="28"/>
+        </w:rPr>
+      </w:pPr>
+      <w:r>
+        <w:rPr>
+          <w:b/>
+          <w:bCs/>
+          <w:sz w:val="28"/>
+          <w:szCs w:val="28"/>
+        </w:rPr>
+        <w:t xml:space="preserve">5.6 </w:t>
+      </w:r>
+      <w:r>
+        <w:rPr>
+          <w:b/>
+          <w:bCs/>
+          <w:sz w:val="28"/>
+          <w:szCs w:val="28"/>
         </w:rPr>
         <w:t>Technical Feasibility</w:t>
       </w:r>
@@ -5276,6 +5502,7 @@
     <w:p>
       <w:pPr>
         <w:spacing w:line="360" w:lineRule="auto"/>
+        <w:jc w:val="both"/>
       </w:pPr>
       <w:r>
         <w:t>The system is technically feasible because it uses reliable and widely used technologies such as Node.js, Express.js, and MongoDB. The required hardware and software resources are easily available. The development team has the necessary technical knowledge to implement the system successfully.</w:t>
@@ -5284,14 +5511,19 @@
     <w:p>
       <w:pPr>
         <w:spacing w:line="360" w:lineRule="auto"/>
-      </w:pPr>
-    </w:p>
-    <w:p>
-      <w:pPr>
-        <w:spacing w:line="360" w:lineRule="auto"/>
-      </w:pPr>
-    </w:p>
-    <w:p>
+        <w:jc w:val="both"/>
+      </w:pPr>
+    </w:p>
+    <w:p>
+      <w:pPr>
+        <w:spacing w:line="360" w:lineRule="auto"/>
+        <w:jc w:val="both"/>
+      </w:pPr>
+    </w:p>
+    <w:p>
+      <w:pPr>
+        <w:jc w:val="both"/>
+      </w:pPr>
       <w:r>
         <w:br w:type="page"/>
       </w:r>
@@ -5299,6 +5531,7 @@
     <w:p>
       <w:pPr>
         <w:spacing w:line="360" w:lineRule="auto"/>
+        <w:jc w:val="both"/>
         <w:rPr>
           <w:b/>
           <w:bCs/>
@@ -5314,33 +5547,46 @@
           <w:szCs w:val="32"/>
         </w:rPr>
         <w:lastRenderedPageBreak/>
-        <w:t>6.      Survey Of Technologies</w:t>
-      </w:r>
-    </w:p>
-    <w:p>
-      <w:pPr>
-        <w:spacing w:line="360" w:lineRule="auto"/>
-      </w:pPr>
-      <w:r>
-        <w:t>T</w:t>
-      </w:r>
-      <w:r>
-        <w:t>o develop the Employee Payroll Management System, different technologies were studied and selected based on simplicity, security, and performance.</w:t>
-      </w:r>
-    </w:p>
-    <w:p>
-      <w:pPr>
-        <w:spacing w:line="360" w:lineRule="auto"/>
-      </w:pPr>
-      <w:r>
-        <w:pict w14:anchorId="54E5A7C5">
-          <v:rect id="_x0000_i1104" style="width:0;height:1.5pt" o:hralign="center" o:hrstd="t" o:hr="t" fillcolor="#a0a0a0" stroked="f"/>
-        </w:pict>
-      </w:r>
-    </w:p>
-    <w:p>
-      <w:pPr>
-        <w:spacing w:line="360" w:lineRule="auto"/>
+        <w:t>6.</w:t>
+      </w:r>
+      <w:r>
+        <w:rPr>
+          <w:b/>
+          <w:bCs/>
+          <w:sz w:val="32"/>
+          <w:szCs w:val="32"/>
+        </w:rPr>
+        <w:t xml:space="preserve"> </w:t>
+      </w:r>
+      <w:r>
+        <w:rPr>
+          <w:b/>
+          <w:bCs/>
+          <w:sz w:val="32"/>
+          <w:szCs w:val="32"/>
+        </w:rPr>
+        <w:t>Survey Of Technologies</w:t>
+      </w:r>
+    </w:p>
+    <w:p>
+      <w:pPr>
+        <w:spacing w:line="360" w:lineRule="auto"/>
+        <w:jc w:val="both"/>
+      </w:pPr>
+      <w:r>
+        <w:t>To develop the Employee Payroll Management System, different technologies were studied and selected based on simplicity, security, and performance.</w:t>
+      </w:r>
+    </w:p>
+    <w:p>
+      <w:pPr>
+        <w:spacing w:line="360" w:lineRule="auto"/>
+        <w:jc w:val="both"/>
+      </w:pPr>
+    </w:p>
+    <w:p>
+      <w:pPr>
+        <w:spacing w:line="360" w:lineRule="auto"/>
+        <w:jc w:val="both"/>
         <w:rPr>
           <w:b/>
           <w:bCs/>
@@ -5355,12 +5601,22 @@
           <w:sz w:val="28"/>
           <w:szCs w:val="28"/>
         </w:rPr>
+        <w:t xml:space="preserve">6.1 </w:t>
+      </w:r>
+      <w:r>
+        <w:rPr>
+          <w:b/>
+          <w:bCs/>
+          <w:sz w:val="28"/>
+          <w:szCs w:val="28"/>
+        </w:rPr>
         <w:t>Frontend Technologies</w:t>
       </w:r>
     </w:p>
     <w:p>
       <w:pPr>
         <w:spacing w:line="360" w:lineRule="auto"/>
+        <w:jc w:val="both"/>
       </w:pPr>
       <w:r>
         <w:t>For the frontend, technologies like React, Angular, and basic HTML/CSS/JavaScript were considered.</w:t>
@@ -5369,6 +5625,7 @@
     <w:p>
       <w:pPr>
         <w:spacing w:line="360" w:lineRule="auto"/>
+        <w:jc w:val="both"/>
       </w:pPr>
       <w:r>
         <w:t>In this project, HTML, Tailwind CSS, and JavaScript are used.</w:t>
@@ -5381,6 +5638,7 @@
           <w:numId w:val="36"/>
         </w:numPr>
         <w:spacing w:line="360" w:lineRule="auto"/>
+        <w:jc w:val="both"/>
       </w:pPr>
       <w:r>
         <w:t>HTML is used to create the structure of web pages.</w:t>
@@ -5393,6 +5651,7 @@
           <w:numId w:val="36"/>
         </w:numPr>
         <w:spacing w:line="360" w:lineRule="auto"/>
+        <w:jc w:val="both"/>
       </w:pPr>
       <w:r>
         <w:t>Tailwind CSS is used to design a modern and responsive user interface.</w:t>
@@ -5405,6 +5664,7 @@
           <w:numId w:val="36"/>
         </w:numPr>
         <w:spacing w:line="360" w:lineRule="auto"/>
+        <w:jc w:val="both"/>
       </w:pPr>
       <w:r>
         <w:t>JavaScript is used to make the website interactive and dynamic.</w:t>
@@ -5413,6 +5673,7 @@
     <w:p>
       <w:pPr>
         <w:spacing w:line="360" w:lineRule="auto"/>
+        <w:jc w:val="both"/>
       </w:pPr>
       <w:r>
         <w:t>These technologies were selected because they are simple, easy to use, and suitable for building a clean and modern design.</w:t>
@@ -5421,16 +5682,13 @@
     <w:p>
       <w:pPr>
         <w:spacing w:line="360" w:lineRule="auto"/>
-      </w:pPr>
-      <w:r>
-        <w:pict w14:anchorId="09621BA5">
-          <v:rect id="_x0000_i1105" style="width:0;height:1.5pt" o:hralign="center" o:hrstd="t" o:hr="t" fillcolor="#a0a0a0" stroked="f"/>
-        </w:pict>
-      </w:r>
-    </w:p>
-    <w:p>
-      <w:pPr>
-        <w:spacing w:line="360" w:lineRule="auto"/>
+        <w:jc w:val="both"/>
+      </w:pPr>
+    </w:p>
+    <w:p>
+      <w:pPr>
+        <w:spacing w:line="360" w:lineRule="auto"/>
+        <w:jc w:val="both"/>
         <w:rPr>
           <w:b/>
           <w:bCs/>
@@ -5445,12 +5703,22 @@
           <w:sz w:val="28"/>
           <w:szCs w:val="28"/>
         </w:rPr>
+        <w:t xml:space="preserve">6.2 </w:t>
+      </w:r>
+      <w:r>
+        <w:rPr>
+          <w:b/>
+          <w:bCs/>
+          <w:sz w:val="28"/>
+          <w:szCs w:val="28"/>
+        </w:rPr>
         <w:t>Backend Technology</w:t>
       </w:r>
     </w:p>
     <w:p>
       <w:pPr>
         <w:spacing w:line="360" w:lineRule="auto"/>
+        <w:jc w:val="both"/>
       </w:pPr>
       <w:r>
         <w:t>Different backend options include PHP, Python, Java, and Node.js.</w:t>
@@ -5459,6 +5727,7 @@
     <w:p>
       <w:pPr>
         <w:spacing w:line="360" w:lineRule="auto"/>
+        <w:jc w:val="both"/>
       </w:pPr>
       <w:r>
         <w:t>For this project, Node.js is used.</w:t>
@@ -5471,6 +5740,7 @@
           <w:numId w:val="37"/>
         </w:numPr>
         <w:spacing w:line="360" w:lineRule="auto"/>
+        <w:jc w:val="both"/>
       </w:pPr>
       <w:r>
         <w:t>Node.js helps handle server requests.</w:t>
@@ -5483,6 +5753,7 @@
           <w:numId w:val="37"/>
         </w:numPr>
         <w:spacing w:line="360" w:lineRule="auto"/>
+        <w:jc w:val="both"/>
       </w:pPr>
       <w:r>
         <w:t>It is fast and efficient.</w:t>
@@ -5495,6 +5766,7 @@
           <w:numId w:val="37"/>
         </w:numPr>
         <w:spacing w:line="360" w:lineRule="auto"/>
+        <w:jc w:val="both"/>
       </w:pPr>
       <w:r>
         <w:t>It supports JavaScript, which makes development easier.</w:t>
@@ -5503,6 +5775,7 @@
     <w:p>
       <w:pPr>
         <w:spacing w:line="360" w:lineRule="auto"/>
+        <w:jc w:val="both"/>
       </w:pPr>
       <w:r>
         <w:t>Node.js was selected because it is lightweight, scalable, and suitable for web applications.</w:t>
@@ -5511,16 +5784,13 @@
     <w:p>
       <w:pPr>
         <w:spacing w:line="360" w:lineRule="auto"/>
-      </w:pPr>
-      <w:r>
-        <w:pict w14:anchorId="13CB2BB6">
-          <v:rect id="_x0000_i1106" style="width:0;height:1.5pt" o:hralign="center" o:hrstd="t" o:hr="t" fillcolor="#a0a0a0" stroked="f"/>
-        </w:pict>
-      </w:r>
-    </w:p>
-    <w:p>
-      <w:pPr>
-        <w:spacing w:line="360" w:lineRule="auto"/>
+        <w:jc w:val="both"/>
+      </w:pPr>
+    </w:p>
+    <w:p>
+      <w:pPr>
+        <w:spacing w:line="360" w:lineRule="auto"/>
+        <w:jc w:val="both"/>
         <w:rPr>
           <w:b/>
           <w:bCs/>
@@ -5535,12 +5805,22 @@
           <w:sz w:val="28"/>
           <w:szCs w:val="28"/>
         </w:rPr>
+        <w:t xml:space="preserve">6.3 </w:t>
+      </w:r>
+      <w:r>
+        <w:rPr>
+          <w:b/>
+          <w:bCs/>
+          <w:sz w:val="28"/>
+          <w:szCs w:val="28"/>
+        </w:rPr>
         <w:t>Database Technology</w:t>
       </w:r>
     </w:p>
     <w:p>
       <w:pPr>
         <w:spacing w:line="360" w:lineRule="auto"/>
+        <w:jc w:val="both"/>
       </w:pPr>
       <w:r>
         <w:t xml:space="preserve">Different database options include MySQL, MongoDB, and </w:t>
@@ -5557,6 +5837,7 @@
     <w:p>
       <w:pPr>
         <w:spacing w:line="360" w:lineRule="auto"/>
+        <w:jc w:val="both"/>
       </w:pPr>
       <w:r>
         <w:t xml:space="preserve">In this project, </w:t>
@@ -5577,6 +5858,7 @@
           <w:numId w:val="38"/>
         </w:numPr>
         <w:spacing w:line="360" w:lineRule="auto"/>
+        <w:jc w:val="both"/>
       </w:pPr>
       <w:proofErr w:type="spellStart"/>
       <w:r>
@@ -5594,6 +5876,7 @@
           <w:numId w:val="38"/>
         </w:numPr>
         <w:spacing w:line="360" w:lineRule="auto"/>
+        <w:jc w:val="both"/>
       </w:pPr>
       <w:r>
         <w:t>It is easy to connect with Node.js.</w:t>
@@ -5606,6 +5889,7 @@
           <w:numId w:val="38"/>
         </w:numPr>
         <w:spacing w:line="360" w:lineRule="auto"/>
+        <w:jc w:val="both"/>
       </w:pPr>
       <w:r>
         <w:t>It supports structured data storage.</w:t>
@@ -5614,6 +5898,7 @@
     <w:p>
       <w:pPr>
         <w:spacing w:line="360" w:lineRule="auto"/>
+        <w:jc w:val="both"/>
       </w:pPr>
       <w:proofErr w:type="spellStart"/>
       <w:r>
@@ -5627,26 +5912,25 @@
     <w:p>
       <w:pPr>
         <w:spacing w:line="360" w:lineRule="auto"/>
-      </w:pPr>
-      <w:r>
-        <w:pict w14:anchorId="7458A361">
-          <v:rect id="_x0000_i1107" style="width:0;height:1.5pt" o:hralign="center" o:hrstd="t" o:hr="t" fillcolor="#a0a0a0" stroked="f"/>
-        </w:pict>
-      </w:r>
-    </w:p>
-    <w:p>
-      <w:pPr>
-        <w:spacing w:line="360" w:lineRule="auto"/>
-      </w:pPr>
-    </w:p>
-    <w:p>
-      <w:pPr>
-        <w:spacing w:line="360" w:lineRule="auto"/>
-      </w:pPr>
-    </w:p>
-    <w:p>
-      <w:pPr>
-        <w:spacing w:line="360" w:lineRule="auto"/>
+        <w:jc w:val="both"/>
+      </w:pPr>
+    </w:p>
+    <w:p>
+      <w:pPr>
+        <w:spacing w:line="360" w:lineRule="auto"/>
+        <w:jc w:val="both"/>
+      </w:pPr>
+    </w:p>
+    <w:p>
+      <w:pPr>
+        <w:spacing w:line="360" w:lineRule="auto"/>
+        <w:jc w:val="both"/>
+      </w:pPr>
+    </w:p>
+    <w:p>
+      <w:pPr>
+        <w:spacing w:line="360" w:lineRule="auto"/>
+        <w:jc w:val="both"/>
         <w:rPr>
           <w:b/>
           <w:bCs/>
@@ -5662,12 +5946,22 @@
           <w:szCs w:val="28"/>
         </w:rPr>
         <w:lastRenderedPageBreak/>
+        <w:t xml:space="preserve">6.4 </w:t>
+      </w:r>
+      <w:r>
+        <w:rPr>
+          <w:b/>
+          <w:bCs/>
+          <w:sz w:val="28"/>
+          <w:szCs w:val="28"/>
+        </w:rPr>
         <w:t>Authentication Technology</w:t>
       </w:r>
     </w:p>
     <w:p>
       <w:pPr>
         <w:spacing w:line="360" w:lineRule="auto"/>
+        <w:jc w:val="both"/>
       </w:pPr>
       <w:r>
         <w:t>For security, JWT (JSON Web Token) is used.</w:t>
@@ -5680,6 +5974,7 @@
           <w:numId w:val="39"/>
         </w:numPr>
         <w:spacing w:line="360" w:lineRule="auto"/>
+        <w:jc w:val="both"/>
       </w:pPr>
       <w:r>
         <w:t>It provides secure login.</w:t>
@@ -5692,6 +5987,7 @@
           <w:numId w:val="39"/>
         </w:numPr>
         <w:spacing w:line="360" w:lineRule="auto"/>
+        <w:jc w:val="both"/>
       </w:pPr>
       <w:r>
         <w:t>It protects user data.</w:t>
@@ -5704,6 +6000,7 @@
           <w:numId w:val="39"/>
         </w:numPr>
         <w:spacing w:line="360" w:lineRule="auto"/>
+        <w:jc w:val="both"/>
       </w:pPr>
       <w:r>
         <w:t>It allows role-based access (Admin and Employee).</w:t>
@@ -5712,6 +6009,7 @@
     <w:p>
       <w:pPr>
         <w:spacing w:line="360" w:lineRule="auto"/>
+        <w:jc w:val="both"/>
       </w:pPr>
       <w:r>
         <w:t>JWT was selected because it is secure and widely used in web applications.</w:t>
@@ -5720,16 +6018,13 @@
     <w:p>
       <w:pPr>
         <w:spacing w:line="360" w:lineRule="auto"/>
-      </w:pPr>
-      <w:r>
-        <w:pict w14:anchorId="0780BE45">
-          <v:rect id="_x0000_i1108" style="width:0;height:1.5pt" o:hralign="center" o:hrstd="t" o:hr="t" fillcolor="#a0a0a0" stroked="f"/>
-        </w:pict>
-      </w:r>
-    </w:p>
-    <w:p>
-      <w:pPr>
-        <w:spacing w:line="360" w:lineRule="auto"/>
+        <w:jc w:val="both"/>
+      </w:pPr>
+    </w:p>
+    <w:p>
+      <w:pPr>
+        <w:spacing w:line="360" w:lineRule="auto"/>
+        <w:jc w:val="both"/>
         <w:rPr>
           <w:b/>
           <w:bCs/>
@@ -5744,58 +6039,80 @@
           <w:sz w:val="28"/>
           <w:szCs w:val="28"/>
         </w:rPr>
-        <w:t>Conclusion</w:t>
-      </w:r>
-    </w:p>
-    <w:p>
-      <w:pPr>
-        <w:spacing w:line="360" w:lineRule="auto"/>
-      </w:pPr>
-      <w:r>
-        <w:t xml:space="preserve">The combination of HTML, Tailwind CSS, JavaScript, Node.js, </w:t>
-      </w:r>
-      <w:proofErr w:type="spellStart"/>
-      <w:r>
-        <w:t>Supabase</w:t>
-      </w:r>
-      <w:proofErr w:type="spellEnd"/>
-      <w:r>
-        <w:t>, and JWT makes the system secure, modern, and efficient. These technologies help achieve the project goals of automation, accuracy, and easy management.</w:t>
-      </w:r>
-    </w:p>
-    <w:p>
-      <w:pPr>
-        <w:spacing w:line="360" w:lineRule="auto"/>
-      </w:pPr>
-      <w:r>
-        <w:pict w14:anchorId="7110249F">
-          <v:rect id="_x0000_i1109" style="width:0;height:1.5pt" o:hralign="center" o:hrstd="t" o:hr="t" fillcolor="#a0a0a0" stroked="f"/>
-        </w:pict>
-      </w:r>
-    </w:p>
-    <w:p>
-      <w:pPr>
-        <w:spacing w:line="360" w:lineRule="auto"/>
+        <w:t xml:space="preserve">6.5 </w:t>
+      </w:r>
+      <w:r>
         <w:rPr>
           <w:b/>
           <w:bCs/>
           <w:sz w:val="28"/>
           <w:szCs w:val="28"/>
         </w:rPr>
-      </w:pPr>
-      <w:r>
+        <w:t>Conclusion</w:t>
+      </w:r>
+    </w:p>
+    <w:p>
+      <w:pPr>
+        <w:spacing w:line="360" w:lineRule="auto"/>
+        <w:jc w:val="both"/>
+      </w:pPr>
+      <w:r>
+        <w:t xml:space="preserve">The combination of HTML, Tailwind CSS, JavaScript, Node.js, </w:t>
+      </w:r>
+      <w:proofErr w:type="spellStart"/>
+      <w:r>
+        <w:t>Supabase</w:t>
+      </w:r>
+      <w:proofErr w:type="spellEnd"/>
+      <w:r>
+        <w:t>, and JWT makes the system secure, modern, and efficient. These technologies help achieve the project goals of automation, accuracy, and easy management.</w:t>
+      </w:r>
+    </w:p>
+    <w:p>
+      <w:pPr>
+        <w:spacing w:line="360" w:lineRule="auto"/>
+        <w:jc w:val="both"/>
+      </w:pPr>
+    </w:p>
+    <w:p>
+      <w:pPr>
+        <w:spacing w:line="360" w:lineRule="auto"/>
+        <w:jc w:val="both"/>
         <w:rPr>
           <w:b/>
           <w:bCs/>
           <w:sz w:val="28"/>
           <w:szCs w:val="28"/>
         </w:rPr>
+      </w:pPr>
+      <w:r>
+        <w:rPr>
+          <w:b/>
+          <w:bCs/>
+          <w:sz w:val="28"/>
+          <w:szCs w:val="28"/>
+        </w:rPr>
+        <w:t xml:space="preserve">6.6 </w:t>
+      </w:r>
+      <w:r>
+        <w:rPr>
+          <w:b/>
+          <w:bCs/>
+          <w:sz w:val="28"/>
+          <w:szCs w:val="28"/>
+        </w:rPr>
         <w:t>Tools / Platform Software &amp; Hardware Requirements</w:t>
       </w:r>
     </w:p>
     <w:p>
       <w:pPr>
-        <w:spacing w:line="360" w:lineRule="auto"/>
+        <w:pStyle w:val="ListParagraph"/>
+        <w:numPr>
+          <w:ilvl w:val="0"/>
+          <w:numId w:val="77"/>
+        </w:numPr>
+        <w:spacing w:line="360" w:lineRule="auto"/>
+        <w:jc w:val="both"/>
         <w:rPr>
           <w:b/>
           <w:bCs/>
@@ -5816,6 +6133,7 @@
           <w:numId w:val="40"/>
         </w:numPr>
         <w:spacing w:line="360" w:lineRule="auto"/>
+        <w:jc w:val="both"/>
       </w:pPr>
       <w:r>
         <w:t>Operating System: Windows / Linux / macOS</w:t>
@@ -5828,6 +6146,7 @@
           <w:numId w:val="40"/>
         </w:numPr>
         <w:spacing w:line="360" w:lineRule="auto"/>
+        <w:jc w:val="both"/>
       </w:pPr>
       <w:r>
         <w:t>Frontend: HTML, Tailwind CSS, JavaScript</w:t>
@@ -5840,6 +6159,7 @@
           <w:numId w:val="40"/>
         </w:numPr>
         <w:spacing w:line="360" w:lineRule="auto"/>
+        <w:jc w:val="both"/>
       </w:pPr>
       <w:r>
         <w:t>Backend: Node.js</w:t>
@@ -5852,6 +6172,7 @@
           <w:numId w:val="40"/>
         </w:numPr>
         <w:spacing w:line="360" w:lineRule="auto"/>
+        <w:jc w:val="both"/>
       </w:pPr>
       <w:r>
         <w:t xml:space="preserve">Database: </w:t>
@@ -5869,6 +6190,7 @@
           <w:numId w:val="40"/>
         </w:numPr>
         <w:spacing w:line="360" w:lineRule="auto"/>
+        <w:jc w:val="both"/>
       </w:pPr>
       <w:r>
         <w:t>Authentication: JWT</w:t>
@@ -5881,6 +6203,7 @@
           <w:numId w:val="40"/>
         </w:numPr>
         <w:spacing w:line="360" w:lineRule="auto"/>
+        <w:jc w:val="both"/>
       </w:pPr>
       <w:r>
         <w:t>Code Editor: Visual Studio Code</w:t>
@@ -5893,6 +6216,7 @@
           <w:numId w:val="40"/>
         </w:numPr>
         <w:spacing w:line="360" w:lineRule="auto"/>
+        <w:jc w:val="both"/>
       </w:pPr>
       <w:r>
         <w:t>Web Browser: Google Chrome</w:t>
@@ -5900,7 +6224,13 @@
     </w:p>
     <w:p>
       <w:pPr>
-        <w:spacing w:line="360" w:lineRule="auto"/>
+        <w:pStyle w:val="ListParagraph"/>
+        <w:numPr>
+          <w:ilvl w:val="0"/>
+          <w:numId w:val="78"/>
+        </w:numPr>
+        <w:spacing w:line="360" w:lineRule="auto"/>
+        <w:jc w:val="both"/>
         <w:rPr>
           <w:b/>
           <w:bCs/>
@@ -5921,6 +6251,7 @@
           <w:numId w:val="41"/>
         </w:numPr>
         <w:spacing w:line="360" w:lineRule="auto"/>
+        <w:jc w:val="both"/>
       </w:pPr>
       <w:r>
         <w:t>Processor: Intel i3 or above</w:t>
@@ -5933,6 +6264,7 @@
           <w:numId w:val="41"/>
         </w:numPr>
         <w:spacing w:line="360" w:lineRule="auto"/>
+        <w:jc w:val="both"/>
       </w:pPr>
       <w:r>
         <w:t>RAM: Minimum 4GB</w:t>
@@ -5945,6 +6277,7 @@
           <w:numId w:val="41"/>
         </w:numPr>
         <w:spacing w:line="360" w:lineRule="auto"/>
+        <w:jc w:val="both"/>
       </w:pPr>
       <w:r>
         <w:t>Storage: At least 10GB free space</w:t>
@@ -5957,6 +6290,7 @@
           <w:numId w:val="41"/>
         </w:numPr>
         <w:spacing w:line="360" w:lineRule="auto"/>
+        <w:jc w:val="both"/>
       </w:pPr>
       <w:r>
         <w:t>Internet connection</w:t>
@@ -5965,14 +6299,19 @@
     <w:p>
       <w:pPr>
         <w:spacing w:line="360" w:lineRule="auto"/>
-      </w:pPr>
-    </w:p>
-    <w:p>
-      <w:pPr>
-        <w:spacing w:line="360" w:lineRule="auto"/>
-      </w:pPr>
-    </w:p>
-    <w:p>
+        <w:jc w:val="both"/>
+      </w:pPr>
+    </w:p>
+    <w:p>
+      <w:pPr>
+        <w:spacing w:line="360" w:lineRule="auto"/>
+        <w:jc w:val="both"/>
+      </w:pPr>
+    </w:p>
+    <w:p>
+      <w:pPr>
+        <w:jc w:val="both"/>
+      </w:pPr>
       <w:r>
         <w:br w:type="page"/>
       </w:r>
@@ -6009,11 +6348,13 @@
     <w:p>
       <w:pPr>
         <w:spacing w:line="360" w:lineRule="auto"/>
-      </w:pPr>
-    </w:p>
-    <w:p>
-      <w:pPr>
-        <w:spacing w:line="360" w:lineRule="auto"/>
+        <w:jc w:val="both"/>
+      </w:pPr>
+    </w:p>
+    <w:p>
+      <w:pPr>
+        <w:spacing w:line="360" w:lineRule="auto"/>
+        <w:jc w:val="both"/>
         <w:rPr>
           <w:b/>
           <w:bCs/>
@@ -6025,13 +6366,18 @@
     <w:p>
       <w:pPr>
         <w:spacing w:line="360" w:lineRule="auto"/>
-      </w:pPr>
-    </w:p>
-    <w:p>
-      <w:pPr>
-        <w:spacing w:line="360" w:lineRule="auto"/>
-      </w:pPr>
-      <w:r>
+        <w:jc w:val="both"/>
+      </w:pPr>
+    </w:p>
+    <w:p>
+      <w:pPr>
+        <w:spacing w:line="360" w:lineRule="auto"/>
+        <w:jc w:val="both"/>
+      </w:pPr>
+      <w:r>
+        <w:rPr>
+          <w:noProof/>
+        </w:rPr>
         <w:drawing>
           <wp:inline distT="0" distB="0" distL="0" distR="0" wp14:anchorId="687623F5" wp14:editId="6EDDD34E">
             <wp:extent cx="5504815" cy="6265545"/>
@@ -6075,18 +6421,26 @@
         </w:drawing>
       </w:r>
     </w:p>
-    <w:p/>
+    <w:p>
+      <w:pPr>
+        <w:jc w:val="both"/>
+      </w:pPr>
+    </w:p>
     <w:p>
       <w:pPr>
         <w:tabs>
           <w:tab w:val="left" w:pos="3698"/>
         </w:tabs>
+        <w:jc w:val="both"/>
       </w:pPr>
       <w:r>
         <w:tab/>
       </w:r>
     </w:p>
     <w:p>
+      <w:pPr>
+        <w:jc w:val="both"/>
+      </w:pPr>
       <w:r>
         <w:br w:type="page"/>
       </w:r>
@@ -6096,6 +6450,7 @@
         <w:tabs>
           <w:tab w:val="left" w:pos="3698"/>
         </w:tabs>
+        <w:jc w:val="both"/>
         <w:rPr>
           <w:b/>
           <w:bCs/>
@@ -6119,6 +6474,7 @@
         <w:tabs>
           <w:tab w:val="left" w:pos="3698"/>
         </w:tabs>
+        <w:jc w:val="both"/>
         <w:rPr>
           <w:b/>
           <w:bCs/>
@@ -6130,6 +6486,7 @@
     <w:p>
       <w:pPr>
         <w:spacing w:line="360" w:lineRule="auto"/>
+        <w:jc w:val="both"/>
       </w:pPr>
       <w:r>
         <w:t>The Employee Payroll Management System is divided into several modules, each responsible for a specific function.</w:t>
@@ -6138,27 +6495,48 @@
     <w:p>
       <w:pPr>
         <w:spacing w:line="360" w:lineRule="auto"/>
-      </w:pPr>
-      <w:r>
-        <w:pict w14:anchorId="5EB5A18B">
-          <v:rect id="_x0000_i1308" style="width:0;height:1.5pt" o:hralign="center" o:hrstd="t" o:hr="t" fillcolor="#a0a0a0" stroked="f"/>
-        </w:pict>
-      </w:r>
-    </w:p>
-    <w:p>
-      <w:pPr>
-        <w:spacing w:line="360" w:lineRule="auto"/>
-        <w:rPr>
-          <w:b/>
-          <w:bCs/>
-        </w:rPr>
-      </w:pPr>
-      <w:r>
-        <w:rPr>
-          <w:b/>
-          <w:bCs/>
-        </w:rPr>
-        <w:t>1. Authentication Module</w:t>
+        <w:jc w:val="both"/>
+      </w:pPr>
+    </w:p>
+    <w:p>
+      <w:pPr>
+        <w:spacing w:line="360" w:lineRule="auto"/>
+        <w:jc w:val="both"/>
+        <w:rPr>
+          <w:b/>
+          <w:bCs/>
+          <w:sz w:val="28"/>
+          <w:szCs w:val="28"/>
+        </w:rPr>
+      </w:pPr>
+      <w:proofErr w:type="gramStart"/>
+      <w:r>
+        <w:rPr>
+          <w:b/>
+          <w:bCs/>
+          <w:sz w:val="28"/>
+          <w:szCs w:val="28"/>
+        </w:rPr>
+        <w:t xml:space="preserve">8.1 </w:t>
+      </w:r>
+      <w:r>
+        <w:rPr>
+          <w:b/>
+          <w:bCs/>
+          <w:sz w:val="28"/>
+          <w:szCs w:val="28"/>
+        </w:rPr>
+        <w:t xml:space="preserve"> Authentication</w:t>
+      </w:r>
+      <w:proofErr w:type="gramEnd"/>
+      <w:r>
+        <w:rPr>
+          <w:b/>
+          <w:bCs/>
+          <w:sz w:val="28"/>
+          <w:szCs w:val="28"/>
+        </w:rPr>
+        <w:t xml:space="preserve"> Module</w:t>
       </w:r>
     </w:p>
     <w:p>
@@ -6168,6 +6546,7 @@
           <w:numId w:val="55"/>
         </w:numPr>
         <w:spacing w:line="360" w:lineRule="auto"/>
+        <w:jc w:val="both"/>
       </w:pPr>
       <w:r>
         <w:t>Secure login for Admin and Employee.</w:t>
@@ -6180,6 +6559,7 @@
           <w:numId w:val="55"/>
         </w:numPr>
         <w:spacing w:line="360" w:lineRule="auto"/>
+        <w:jc w:val="both"/>
       </w:pPr>
       <w:r>
         <w:t>Uses JWT for authentication.</w:t>
@@ -6192,6 +6572,7 @@
           <w:numId w:val="55"/>
         </w:numPr>
         <w:spacing w:line="360" w:lineRule="auto"/>
+        <w:jc w:val="both"/>
       </w:pPr>
       <w:r>
         <w:t>Provides role-based access control.</w:t>
@@ -6204,6 +6585,7 @@
           <w:numId w:val="55"/>
         </w:numPr>
         <w:spacing w:line="360" w:lineRule="auto"/>
+        <w:jc w:val="both"/>
       </w:pPr>
       <w:r>
         <w:t>Protects sensitive data.</w:t>
@@ -6212,27 +6594,37 @@
     <w:p>
       <w:pPr>
         <w:spacing w:line="360" w:lineRule="auto"/>
-      </w:pPr>
-      <w:r>
-        <w:pict w14:anchorId="790338F8">
-          <v:rect id="_x0000_i1309" style="width:0;height:1.5pt" o:hralign="center" o:hrstd="t" o:hr="t" fillcolor="#a0a0a0" stroked="f"/>
-        </w:pict>
-      </w:r>
-    </w:p>
-    <w:p>
-      <w:pPr>
-        <w:spacing w:line="360" w:lineRule="auto"/>
-        <w:rPr>
-          <w:b/>
-          <w:bCs/>
-        </w:rPr>
-      </w:pPr>
-      <w:r>
-        <w:rPr>
-          <w:b/>
-          <w:bCs/>
-        </w:rPr>
-        <w:t>2. Employee Management Module</w:t>
+        <w:jc w:val="both"/>
+      </w:pPr>
+    </w:p>
+    <w:p>
+      <w:pPr>
+        <w:spacing w:line="360" w:lineRule="auto"/>
+        <w:jc w:val="both"/>
+        <w:rPr>
+          <w:b/>
+          <w:bCs/>
+          <w:sz w:val="28"/>
+          <w:szCs w:val="28"/>
+        </w:rPr>
+      </w:pPr>
+      <w:r>
+        <w:rPr>
+          <w:b/>
+          <w:bCs/>
+          <w:sz w:val="28"/>
+          <w:szCs w:val="28"/>
+        </w:rPr>
+        <w:t>8.</w:t>
+      </w:r>
+      <w:r>
+        <w:rPr>
+          <w:b/>
+          <w:bCs/>
+          <w:sz w:val="28"/>
+          <w:szCs w:val="28"/>
+        </w:rPr>
+        <w:t>2 Employee Management Module</w:t>
       </w:r>
     </w:p>
     <w:p>
@@ -6242,6 +6634,7 @@
           <w:numId w:val="56"/>
         </w:numPr>
         <w:spacing w:line="360" w:lineRule="auto"/>
+        <w:jc w:val="both"/>
       </w:pPr>
       <w:r>
         <w:t>Add, view, edit, and delete employee records.</w:t>
@@ -6254,6 +6647,7 @@
           <w:numId w:val="56"/>
         </w:numPr>
         <w:spacing w:line="360" w:lineRule="auto"/>
+        <w:jc w:val="both"/>
       </w:pPr>
       <w:r>
         <w:t>Approve or reject employee registration.</w:t>
@@ -6266,6 +6660,7 @@
           <w:numId w:val="56"/>
         </w:numPr>
         <w:spacing w:line="360" w:lineRule="auto"/>
+        <w:jc w:val="both"/>
       </w:pPr>
       <w:r>
         <w:t>Search and filter employee data.</w:t>
@@ -6274,6 +6669,7 @@
     <w:p>
       <w:pPr>
         <w:spacing w:line="360" w:lineRule="auto"/>
+        <w:jc w:val="both"/>
       </w:pPr>
       <w:r>
         <w:t>This module helps maintain employee information efficiently.</w:t>
@@ -6282,27 +6678,37 @@
     <w:p>
       <w:pPr>
         <w:spacing w:line="360" w:lineRule="auto"/>
-      </w:pPr>
-      <w:r>
-        <w:pict w14:anchorId="0BAD7C61">
-          <v:rect id="_x0000_i1310" style="width:0;height:1.5pt" o:hralign="center" o:hrstd="t" o:hr="t" fillcolor="#a0a0a0" stroked="f"/>
-        </w:pict>
-      </w:r>
-    </w:p>
-    <w:p>
-      <w:pPr>
-        <w:spacing w:line="360" w:lineRule="auto"/>
-        <w:rPr>
-          <w:b/>
-          <w:bCs/>
-        </w:rPr>
-      </w:pPr>
-      <w:r>
-        <w:rPr>
-          <w:b/>
-          <w:bCs/>
-        </w:rPr>
-        <w:t>3. Department Management Module</w:t>
+        <w:jc w:val="both"/>
+      </w:pPr>
+    </w:p>
+    <w:p>
+      <w:pPr>
+        <w:spacing w:line="360" w:lineRule="auto"/>
+        <w:jc w:val="both"/>
+        <w:rPr>
+          <w:b/>
+          <w:bCs/>
+          <w:sz w:val="28"/>
+          <w:szCs w:val="28"/>
+        </w:rPr>
+      </w:pPr>
+      <w:r>
+        <w:rPr>
+          <w:b/>
+          <w:bCs/>
+          <w:sz w:val="28"/>
+          <w:szCs w:val="28"/>
+        </w:rPr>
+        <w:t>8.3</w:t>
+      </w:r>
+      <w:r>
+        <w:rPr>
+          <w:b/>
+          <w:bCs/>
+          <w:sz w:val="28"/>
+          <w:szCs w:val="28"/>
+        </w:rPr>
+        <w:t xml:space="preserve"> Department Management Module</w:t>
       </w:r>
     </w:p>
     <w:p>
@@ -6312,6 +6718,7 @@
           <w:numId w:val="57"/>
         </w:numPr>
         <w:spacing w:line="360" w:lineRule="auto"/>
+        <w:jc w:val="both"/>
       </w:pPr>
       <w:r>
         <w:t>Create, view, update, and delete departments.</w:t>
@@ -6324,6 +6731,7 @@
           <w:numId w:val="57"/>
         </w:numPr>
         <w:spacing w:line="360" w:lineRule="auto"/>
+        <w:jc w:val="both"/>
       </w:pPr>
       <w:r>
         <w:t>Organize employees based on departments.</w:t>
@@ -6332,27 +6740,41 @@
     <w:p>
       <w:pPr>
         <w:spacing w:line="360" w:lineRule="auto"/>
-      </w:pPr>
-      <w:r>
-        <w:pict w14:anchorId="19895980">
-          <v:rect id="_x0000_i1311" style="width:0;height:1.5pt" o:hralign="center" o:hrstd="t" o:hr="t" fillcolor="#a0a0a0" stroked="f"/>
-        </w:pict>
-      </w:r>
-    </w:p>
-    <w:p>
-      <w:pPr>
-        <w:spacing w:line="360" w:lineRule="auto"/>
-        <w:rPr>
-          <w:b/>
-          <w:bCs/>
-        </w:rPr>
-      </w:pPr>
-      <w:r>
-        <w:rPr>
-          <w:b/>
-          <w:bCs/>
-        </w:rPr>
-        <w:t>4. Attendance Management Module</w:t>
+        <w:jc w:val="both"/>
+        <w:rPr>
+          <w:sz w:val="28"/>
+          <w:szCs w:val="28"/>
+        </w:rPr>
+      </w:pPr>
+    </w:p>
+    <w:p>
+      <w:pPr>
+        <w:spacing w:line="360" w:lineRule="auto"/>
+        <w:jc w:val="both"/>
+        <w:rPr>
+          <w:b/>
+          <w:bCs/>
+          <w:sz w:val="28"/>
+          <w:szCs w:val="28"/>
+        </w:rPr>
+      </w:pPr>
+      <w:r>
+        <w:rPr>
+          <w:b/>
+          <w:bCs/>
+          <w:sz w:val="28"/>
+          <w:szCs w:val="28"/>
+        </w:rPr>
+        <w:t>8.4</w:t>
+      </w:r>
+      <w:r>
+        <w:rPr>
+          <w:b/>
+          <w:bCs/>
+          <w:sz w:val="28"/>
+          <w:szCs w:val="28"/>
+        </w:rPr>
+        <w:t xml:space="preserve"> Attendance Management Module</w:t>
       </w:r>
     </w:p>
     <w:p>
@@ -6362,6 +6784,7 @@
           <w:numId w:val="58"/>
         </w:numPr>
         <w:spacing w:line="360" w:lineRule="auto"/>
+        <w:jc w:val="both"/>
       </w:pPr>
       <w:r>
         <w:t>Employees can clock in and clock out.</w:t>
@@ -6374,6 +6797,7 @@
           <w:numId w:val="58"/>
         </w:numPr>
         <w:spacing w:line="360" w:lineRule="auto"/>
+        <w:jc w:val="both"/>
       </w:pPr>
       <w:r>
         <w:t>Employees can view attendance history.</w:t>
@@ -6386,6 +6810,7 @@
           <w:numId w:val="58"/>
         </w:numPr>
         <w:spacing w:line="360" w:lineRule="auto"/>
+        <w:jc w:val="both"/>
       </w:pPr>
       <w:r>
         <w:t>Admin can view and update attendance records.</w:t>
@@ -6394,7 +6819,11 @@
     <w:p>
       <w:pPr>
         <w:spacing w:line="360" w:lineRule="auto"/>
-      </w:pPr>
+        <w:jc w:val="both"/>
+      </w:pPr>
+      <w:r>
+        <w:t xml:space="preserve">           </w:t>
+      </w:r>
       <w:r>
         <w:t>This ensures accurate tracking of working hours.</w:t>
       </w:r>
@@ -6402,27 +6831,37 @@
     <w:p>
       <w:pPr>
         <w:spacing w:line="360" w:lineRule="auto"/>
-      </w:pPr>
-      <w:r>
-        <w:pict w14:anchorId="453B492F">
-          <v:rect id="_x0000_i1312" style="width:0;height:1.5pt" o:hralign="center" o:hrstd="t" o:hr="t" fillcolor="#a0a0a0" stroked="f"/>
-        </w:pict>
-      </w:r>
-    </w:p>
-    <w:p>
-      <w:pPr>
-        <w:spacing w:line="360" w:lineRule="auto"/>
-        <w:rPr>
-          <w:b/>
-          <w:bCs/>
-        </w:rPr>
-      </w:pPr>
-      <w:r>
-        <w:rPr>
-          <w:b/>
-          <w:bCs/>
-        </w:rPr>
-        <w:t>5. Leave Management Module</w:t>
+        <w:jc w:val="both"/>
+      </w:pPr>
+    </w:p>
+    <w:p>
+      <w:pPr>
+        <w:spacing w:line="360" w:lineRule="auto"/>
+        <w:jc w:val="both"/>
+        <w:rPr>
+          <w:b/>
+          <w:bCs/>
+          <w:sz w:val="28"/>
+          <w:szCs w:val="28"/>
+        </w:rPr>
+      </w:pPr>
+      <w:r>
+        <w:rPr>
+          <w:b/>
+          <w:bCs/>
+          <w:sz w:val="28"/>
+          <w:szCs w:val="28"/>
+        </w:rPr>
+        <w:t xml:space="preserve">8.5 </w:t>
+      </w:r>
+      <w:r>
+        <w:rPr>
+          <w:b/>
+          <w:bCs/>
+          <w:sz w:val="28"/>
+          <w:szCs w:val="28"/>
+        </w:rPr>
+        <w:t>Leave Management Module</w:t>
       </w:r>
     </w:p>
     <w:p>
@@ -6432,6 +6871,7 @@
           <w:numId w:val="59"/>
         </w:numPr>
         <w:spacing w:line="360" w:lineRule="auto"/>
+        <w:jc w:val="both"/>
       </w:pPr>
       <w:r>
         <w:t>Employees can apply for leave and check status.</w:t>
@@ -6444,6 +6884,7 @@
           <w:numId w:val="59"/>
         </w:numPr>
         <w:spacing w:line="360" w:lineRule="auto"/>
+        <w:jc w:val="both"/>
       </w:pPr>
       <w:r>
         <w:t>Admin can approve or reject leave requests.</w:t>
@@ -6452,6 +6893,7 @@
     <w:p>
       <w:pPr>
         <w:spacing w:line="360" w:lineRule="auto"/>
+        <w:jc w:val="both"/>
       </w:pPr>
       <w:r>
         <w:t>This module manages leave records properly.</w:t>
@@ -6460,37 +6902,49 @@
     <w:p>
       <w:pPr>
         <w:spacing w:line="360" w:lineRule="auto"/>
-      </w:pPr>
-      <w:r>
-        <w:pict w14:anchorId="0E736712">
-          <v:rect id="_x0000_i1313" style="width:0;height:1.5pt" o:hralign="center" o:hrstd="t" o:hr="t" fillcolor="#a0a0a0" stroked="f"/>
-        </w:pict>
-      </w:r>
-    </w:p>
-    <w:p>
-      <w:pPr>
-        <w:spacing w:line="360" w:lineRule="auto"/>
-        <w:rPr>
-          <w:b/>
-          <w:bCs/>
-        </w:rPr>
-      </w:pPr>
-    </w:p>
-    <w:p>
-      <w:pPr>
-        <w:spacing w:line="360" w:lineRule="auto"/>
-        <w:rPr>
-          <w:b/>
-          <w:bCs/>
-        </w:rPr>
-      </w:pPr>
-      <w:r>
-        <w:rPr>
-          <w:b/>
-          <w:bCs/>
-        </w:rPr>
-        <w:lastRenderedPageBreak/>
-        <w:t>6. Payroll Management Module</w:t>
+        <w:jc w:val="both"/>
+      </w:pPr>
+    </w:p>
+    <w:p>
+      <w:pPr>
+        <w:spacing w:line="360" w:lineRule="auto"/>
+        <w:jc w:val="both"/>
+        <w:rPr>
+          <w:b/>
+          <w:bCs/>
+          <w:sz w:val="28"/>
+          <w:szCs w:val="28"/>
+        </w:rPr>
+      </w:pPr>
+    </w:p>
+    <w:p>
+      <w:pPr>
+        <w:spacing w:line="360" w:lineRule="auto"/>
+        <w:jc w:val="both"/>
+        <w:rPr>
+          <w:b/>
+          <w:bCs/>
+          <w:sz w:val="28"/>
+          <w:szCs w:val="28"/>
+        </w:rPr>
+      </w:pPr>
+      <w:r>
+        <w:rPr>
+          <w:b/>
+          <w:bCs/>
+          <w:sz w:val="28"/>
+          <w:szCs w:val="28"/>
+        </w:rPr>
+        <w:t>8.6</w:t>
+      </w:r>
+      <w:r>
+        <w:rPr>
+          <w:b/>
+          <w:bCs/>
+          <w:sz w:val="28"/>
+          <w:szCs w:val="28"/>
+        </w:rPr>
+        <w:t xml:space="preserve"> Payroll Management Module</w:t>
       </w:r>
     </w:p>
     <w:p>
@@ -6500,6 +6954,7 @@
           <w:numId w:val="60"/>
         </w:numPr>
         <w:spacing w:line="360" w:lineRule="auto"/>
+        <w:jc w:val="both"/>
       </w:pPr>
       <w:r>
         <w:t>Admin creates and processes salary records.</w:t>
@@ -6512,6 +6967,7 @@
           <w:numId w:val="60"/>
         </w:numPr>
         <w:spacing w:line="360" w:lineRule="auto"/>
+        <w:jc w:val="both"/>
       </w:pPr>
       <w:r>
         <w:t>Mark payroll as paid.</w:t>
@@ -6524,6 +6980,7 @@
           <w:numId w:val="60"/>
         </w:numPr>
         <w:spacing w:line="360" w:lineRule="auto"/>
+        <w:jc w:val="both"/>
       </w:pPr>
       <w:r>
         <w:t xml:space="preserve">Generate </w:t>
@@ -6544,6 +7001,7 @@
           <w:numId w:val="60"/>
         </w:numPr>
         <w:spacing w:line="360" w:lineRule="auto"/>
+        <w:jc w:val="both"/>
       </w:pPr>
       <w:r>
         <w:t xml:space="preserve">Employees can view and download </w:t>
@@ -6560,6 +7018,7 @@
     <w:p>
       <w:pPr>
         <w:spacing w:line="360" w:lineRule="auto"/>
+        <w:jc w:val="both"/>
       </w:pPr>
       <w:r>
         <w:t>This module automates salary calculation and payment.</w:t>
@@ -6568,27 +7027,37 @@
     <w:p>
       <w:pPr>
         <w:spacing w:line="360" w:lineRule="auto"/>
-      </w:pPr>
-      <w:r>
-        <w:pict w14:anchorId="7C45CC97">
-          <v:rect id="_x0000_i1314" style="width:0;height:1.5pt" o:hralign="center" o:hrstd="t" o:hr="t" fillcolor="#a0a0a0" stroked="f"/>
-        </w:pict>
-      </w:r>
-    </w:p>
-    <w:p>
-      <w:pPr>
-        <w:spacing w:line="360" w:lineRule="auto"/>
-        <w:rPr>
-          <w:b/>
-          <w:bCs/>
-        </w:rPr>
-      </w:pPr>
-      <w:r>
-        <w:rPr>
-          <w:b/>
-          <w:bCs/>
-        </w:rPr>
-        <w:t>7. Announcement Module</w:t>
+        <w:jc w:val="both"/>
+      </w:pPr>
+    </w:p>
+    <w:p>
+      <w:pPr>
+        <w:spacing w:line="360" w:lineRule="auto"/>
+        <w:jc w:val="both"/>
+        <w:rPr>
+          <w:b/>
+          <w:bCs/>
+          <w:sz w:val="28"/>
+          <w:szCs w:val="28"/>
+        </w:rPr>
+      </w:pPr>
+      <w:r>
+        <w:rPr>
+          <w:b/>
+          <w:bCs/>
+          <w:sz w:val="28"/>
+          <w:szCs w:val="28"/>
+        </w:rPr>
+        <w:t>8.7</w:t>
+      </w:r>
+      <w:r>
+        <w:rPr>
+          <w:b/>
+          <w:bCs/>
+          <w:sz w:val="28"/>
+          <w:szCs w:val="28"/>
+        </w:rPr>
+        <w:t xml:space="preserve"> Announcement Module</w:t>
       </w:r>
     </w:p>
     <w:p>
@@ -6598,6 +7067,7 @@
           <w:numId w:val="61"/>
         </w:numPr>
         <w:spacing w:line="360" w:lineRule="auto"/>
+        <w:jc w:val="both"/>
       </w:pPr>
       <w:r>
         <w:t>Admin can create and manage announcements.</w:t>
@@ -6610,6 +7080,7 @@
           <w:numId w:val="61"/>
         </w:numPr>
         <w:spacing w:line="360" w:lineRule="auto"/>
+        <w:jc w:val="both"/>
       </w:pPr>
       <w:r>
         <w:t>Employees can view company updates.</w:t>
@@ -6618,27 +7089,37 @@
     <w:p>
       <w:pPr>
         <w:spacing w:line="360" w:lineRule="auto"/>
-      </w:pPr>
-      <w:r>
-        <w:pict w14:anchorId="1CC6BFC2">
-          <v:rect id="_x0000_i1315" style="width:0;height:1.5pt" o:hralign="center" o:hrstd="t" o:hr="t" fillcolor="#a0a0a0" stroked="f"/>
-        </w:pict>
-      </w:r>
-    </w:p>
-    <w:p>
-      <w:pPr>
-        <w:spacing w:line="360" w:lineRule="auto"/>
-        <w:rPr>
-          <w:b/>
-          <w:bCs/>
-        </w:rPr>
-      </w:pPr>
-      <w:r>
-        <w:rPr>
-          <w:b/>
-          <w:bCs/>
-        </w:rPr>
-        <w:t>8. Dashboard Module</w:t>
+        <w:jc w:val="both"/>
+      </w:pPr>
+    </w:p>
+    <w:p>
+      <w:pPr>
+        <w:spacing w:line="360" w:lineRule="auto"/>
+        <w:jc w:val="both"/>
+        <w:rPr>
+          <w:b/>
+          <w:bCs/>
+          <w:sz w:val="28"/>
+          <w:szCs w:val="28"/>
+        </w:rPr>
+      </w:pPr>
+      <w:r>
+        <w:rPr>
+          <w:b/>
+          <w:bCs/>
+          <w:sz w:val="28"/>
+          <w:szCs w:val="28"/>
+        </w:rPr>
+        <w:t>8.8</w:t>
+      </w:r>
+      <w:r>
+        <w:rPr>
+          <w:b/>
+          <w:bCs/>
+          <w:sz w:val="28"/>
+          <w:szCs w:val="28"/>
+        </w:rPr>
+        <w:t xml:space="preserve"> Dashboard Module</w:t>
       </w:r>
     </w:p>
     <w:p>
@@ -6648,6 +7129,7 @@
           <w:numId w:val="62"/>
         </w:numPr>
         <w:spacing w:line="360" w:lineRule="auto"/>
+        <w:jc w:val="both"/>
       </w:pPr>
       <w:r>
         <w:t>Admin dashboard shows overall statistics.</w:t>
@@ -6660,6 +7142,7 @@
           <w:numId w:val="62"/>
         </w:numPr>
         <w:spacing w:line="360" w:lineRule="auto"/>
+        <w:jc w:val="both"/>
       </w:pPr>
       <w:r>
         <w:t>Employee dashboard shows personal records.</w:t>
@@ -6668,11 +7151,13 @@
     <w:p>
       <w:pPr>
         <w:spacing w:line="360" w:lineRule="auto"/>
-      </w:pPr>
-    </w:p>
-    <w:p>
-      <w:pPr>
-        <w:spacing w:line="360" w:lineRule="auto"/>
+        <w:jc w:val="both"/>
+      </w:pPr>
+    </w:p>
+    <w:p>
+      <w:pPr>
+        <w:spacing w:line="360" w:lineRule="auto"/>
+        <w:jc w:val="both"/>
         <w:rPr>
           <w:b/>
           <w:bCs/>
@@ -6683,6 +7168,7 @@
       <w:pPr>
         <w:pStyle w:val="ListParagraph"/>
         <w:ind w:left="0"/>
+        <w:jc w:val="both"/>
         <w:rPr>
           <w:b/>
           <w:bCs/>
@@ -6696,6 +7182,7 @@
         <w:autoSpaceDE w:val="0"/>
         <w:autoSpaceDN w:val="0"/>
         <w:adjustRightInd w:val="0"/>
+        <w:jc w:val="both"/>
         <w:outlineLvl w:val="0"/>
         <w:rPr>
           <w:b/>
@@ -6707,6 +7194,7 @@
         <w:autoSpaceDE w:val="0"/>
         <w:autoSpaceDN w:val="0"/>
         <w:adjustRightInd w:val="0"/>
+        <w:jc w:val="both"/>
         <w:outlineLvl w:val="0"/>
         <w:rPr>
           <w:b/>
@@ -6718,6 +7206,7 @@
         <w:autoSpaceDE w:val="0"/>
         <w:autoSpaceDN w:val="0"/>
         <w:adjustRightInd w:val="0"/>
+        <w:jc w:val="both"/>
         <w:outlineLvl w:val="0"/>
         <w:rPr>
           <w:b/>
@@ -6729,6 +7218,7 @@
         <w:autoSpaceDE w:val="0"/>
         <w:autoSpaceDN w:val="0"/>
         <w:adjustRightInd w:val="0"/>
+        <w:jc w:val="both"/>
         <w:outlineLvl w:val="0"/>
         <w:rPr>
           <w:b/>
@@ -6740,6 +7230,7 @@
         <w:autoSpaceDE w:val="0"/>
         <w:autoSpaceDN w:val="0"/>
         <w:adjustRightInd w:val="0"/>
+        <w:jc w:val="both"/>
         <w:outlineLvl w:val="0"/>
         <w:rPr>
           <w:b/>
@@ -6890,6 +7381,7 @@
     </w:p>
     <w:p>
       <w:pPr>
+        <w:jc w:val="both"/>
         <w:rPr>
           <w:rFonts w:eastAsia="Calibri"/>
           <w:b/>
@@ -6902,6 +7394,7 @@
           <w:b/>
           <w:lang w:val="en-IN"/>
         </w:rPr>
+        <w:lastRenderedPageBreak/>
         <w:br w:type="page"/>
       </w:r>
     </w:p>
@@ -6989,21 +7482,52 @@
         <w:rPr>
           <w:rFonts w:eastAsia="Calibri"/>
           <w:bCs/>
-        </w:rPr>
-      </w:pPr>
-      <w:r>
-        <w:rPr>
-          <w:rFonts w:eastAsia="Calibri"/>
-          <w:b/>
           <w:sz w:val="28"/>
           <w:szCs w:val="28"/>
         </w:rPr>
-        <w:t>1. Users Table (Authentication</w:t>
-      </w:r>
-      <w:r>
-        <w:rPr>
-          <w:rFonts w:eastAsia="Calibri"/>
-          <w:bCs/>
+      </w:pPr>
+      <w:r>
+        <w:rPr>
+          <w:rFonts w:eastAsia="Calibri"/>
+          <w:b/>
+          <w:sz w:val="28"/>
+          <w:szCs w:val="28"/>
+        </w:rPr>
+        <w:t>9.</w:t>
+      </w:r>
+      <w:r>
+        <w:rPr>
+          <w:rFonts w:eastAsia="Calibri"/>
+          <w:b/>
+          <w:sz w:val="28"/>
+          <w:szCs w:val="28"/>
+        </w:rPr>
+        <w:t>1</w:t>
+      </w:r>
+      <w:r>
+        <w:rPr>
+          <w:rFonts w:eastAsia="Calibri"/>
+          <w:b/>
+          <w:sz w:val="28"/>
+          <w:szCs w:val="28"/>
+        </w:rPr>
+        <w:t xml:space="preserve"> </w:t>
+      </w:r>
+      <w:r>
+        <w:rPr>
+          <w:rFonts w:eastAsia="Calibri"/>
+          <w:b/>
+          <w:sz w:val="28"/>
+          <w:szCs w:val="28"/>
+        </w:rPr>
+        <w:t>Users Table (Authentication</w:t>
+      </w:r>
+      <w:r>
+        <w:rPr>
+          <w:rFonts w:eastAsia="Calibri"/>
+          <w:bCs/>
+          <w:sz w:val="28"/>
+          <w:szCs w:val="28"/>
         </w:rPr>
         <w:t>)</w:t>
       </w:r>
@@ -7191,7 +7715,16 @@
           <w:sz w:val="28"/>
           <w:szCs w:val="28"/>
         </w:rPr>
-        <w:t>2. Employees Table</w:t>
+        <w:t xml:space="preserve">9.2 </w:t>
+      </w:r>
+      <w:r>
+        <w:rPr>
+          <w:rFonts w:eastAsia="Calibri"/>
+          <w:b/>
+          <w:sz w:val="28"/>
+          <w:szCs w:val="28"/>
+        </w:rPr>
+        <w:t>Employees Table</w:t>
       </w:r>
     </w:p>
     <w:p>
@@ -7418,7 +7951,16 @@
           <w:sz w:val="28"/>
           <w:szCs w:val="28"/>
         </w:rPr>
-        <w:t>3. Departments Table</w:t>
+        <w:t>9.3</w:t>
+      </w:r>
+      <w:r>
+        <w:rPr>
+          <w:rFonts w:eastAsia="Calibri"/>
+          <w:b/>
+          <w:sz w:val="28"/>
+          <w:szCs w:val="28"/>
+        </w:rPr>
+        <w:t xml:space="preserve"> Departments Table</w:t>
       </w:r>
     </w:p>
     <w:p>
@@ -7547,7 +8089,16 @@
           <w:sz w:val="28"/>
           <w:szCs w:val="28"/>
         </w:rPr>
-        <w:t>4. Attendance Table</w:t>
+        <w:t>9.4</w:t>
+      </w:r>
+      <w:r>
+        <w:rPr>
+          <w:rFonts w:eastAsia="Calibri"/>
+          <w:b/>
+          <w:sz w:val="28"/>
+          <w:szCs w:val="28"/>
+        </w:rPr>
+        <w:t xml:space="preserve"> Attendance Table</w:t>
       </w:r>
     </w:p>
     <w:p>
@@ -7730,7 +8281,16 @@
           <w:sz w:val="28"/>
           <w:szCs w:val="28"/>
         </w:rPr>
-        <w:t>5. Leave Table</w:t>
+        <w:t>9.5</w:t>
+      </w:r>
+      <w:r>
+        <w:rPr>
+          <w:rFonts w:eastAsia="Calibri"/>
+          <w:b/>
+          <w:sz w:val="28"/>
+          <w:szCs w:val="28"/>
+        </w:rPr>
+        <w:t xml:space="preserve"> Leave Table</w:t>
       </w:r>
     </w:p>
     <w:p>
@@ -7912,7 +8472,16 @@
           <w:sz w:val="28"/>
           <w:szCs w:val="28"/>
         </w:rPr>
-        <w:t>6. Payroll Table</w:t>
+        <w:t>9.6</w:t>
+      </w:r>
+      <w:r>
+        <w:rPr>
+          <w:rFonts w:eastAsia="Calibri"/>
+          <w:b/>
+          <w:sz w:val="28"/>
+          <w:szCs w:val="28"/>
+        </w:rPr>
+        <w:t xml:space="preserve"> Payroll Table</w:t>
       </w:r>
     </w:p>
     <w:p>
@@ -8094,7 +8663,16 @@
           <w:sz w:val="28"/>
           <w:szCs w:val="28"/>
         </w:rPr>
-        <w:t>7. Announcements Table</w:t>
+        <w:t>9.7</w:t>
+      </w:r>
+      <w:r>
+        <w:rPr>
+          <w:rFonts w:eastAsia="Calibri"/>
+          <w:b/>
+          <w:sz w:val="28"/>
+          <w:szCs w:val="28"/>
+        </w:rPr>
+        <w:t xml:space="preserve"> Announcements Table</w:t>
       </w:r>
     </w:p>
     <w:p>
@@ -8245,6 +8823,7 @@
     </w:p>
     <w:p>
       <w:pPr>
+        <w:jc w:val="both"/>
         <w:rPr>
           <w:rFonts w:eastAsia="Calibri"/>
           <w:bCs/>
@@ -8286,39 +8865,19 @@
           <w:sz w:val="32"/>
           <w:szCs w:val="32"/>
         </w:rPr>
-        <w:t xml:space="preserve">Scope of The </w:t>
-      </w:r>
-      <w:proofErr w:type="gramStart"/>
-      <w:r>
+        <w:t xml:space="preserve">Scope of The Project </w:t>
+      </w:r>
+    </w:p>
+    <w:p>
+      <w:pPr>
+        <w:spacing w:line="360" w:lineRule="auto"/>
+        <w:jc w:val="both"/>
         <w:rPr>
           <w:rFonts w:eastAsia="Calibri"/>
           <w:b/>
           <w:sz w:val="32"/>
           <w:szCs w:val="32"/>
         </w:rPr>
-        <w:t>Project  /</w:t>
-      </w:r>
-      <w:proofErr w:type="gramEnd"/>
-      <w:r>
-        <w:rPr>
-          <w:rFonts w:eastAsia="Calibri"/>
-          <w:b/>
-          <w:sz w:val="32"/>
-          <w:szCs w:val="32"/>
-        </w:rPr>
-        <w:t xml:space="preserve"> Future Application</w:t>
-      </w:r>
-    </w:p>
-    <w:p>
-      <w:pPr>
-        <w:spacing w:line="360" w:lineRule="auto"/>
-        <w:jc w:val="both"/>
-        <w:rPr>
-          <w:rFonts w:eastAsia="Calibri"/>
-          <w:b/>
-          <w:sz w:val="32"/>
-          <w:szCs w:val="32"/>
-        </w:rPr>
       </w:pPr>
       <w:r>
         <w:rPr>
@@ -8328,12 +8887,23 @@
           <w:sz w:val="28"/>
           <w:szCs w:val="28"/>
         </w:rPr>
+        <w:t xml:space="preserve">10.1 </w:t>
+      </w:r>
+      <w:r>
+        <w:rPr>
+          <w:rFonts w:eastAsia="Calibri"/>
+          <w:b/>
+          <w:bCs/>
+          <w:sz w:val="28"/>
+          <w:szCs w:val="28"/>
+        </w:rPr>
         <w:t>Scope</w:t>
       </w:r>
     </w:p>
     <w:p>
       <w:pPr>
         <w:spacing w:line="360" w:lineRule="auto"/>
+        <w:jc w:val="both"/>
         <w:rPr>
           <w:rFonts w:eastAsia="Calibri"/>
         </w:rPr>
@@ -8348,6 +8918,7 @@
     <w:p>
       <w:pPr>
         <w:spacing w:line="360" w:lineRule="auto"/>
+        <w:jc w:val="both"/>
         <w:rPr>
           <w:rFonts w:eastAsia="Calibri"/>
         </w:rPr>
@@ -8362,6 +8933,7 @@
     <w:p>
       <w:pPr>
         <w:spacing w:line="360" w:lineRule="auto"/>
+        <w:jc w:val="both"/>
         <w:rPr>
           <w:rFonts w:eastAsia="Calibri"/>
         </w:rPr>
@@ -8380,6 +8952,7 @@
           <w:numId w:val="70"/>
         </w:numPr>
         <w:spacing w:line="360" w:lineRule="auto"/>
+        <w:jc w:val="both"/>
         <w:rPr>
           <w:rFonts w:eastAsia="Calibri"/>
         </w:rPr>
@@ -8398,6 +8971,7 @@
           <w:numId w:val="70"/>
         </w:numPr>
         <w:spacing w:line="360" w:lineRule="auto"/>
+        <w:jc w:val="both"/>
         <w:rPr>
           <w:rFonts w:eastAsia="Calibri"/>
         </w:rPr>
@@ -8416,6 +8990,7 @@
           <w:numId w:val="70"/>
         </w:numPr>
         <w:spacing w:line="360" w:lineRule="auto"/>
+        <w:jc w:val="both"/>
         <w:rPr>
           <w:rFonts w:eastAsia="Calibri"/>
         </w:rPr>
@@ -8434,6 +9009,7 @@
           <w:numId w:val="70"/>
         </w:numPr>
         <w:spacing w:line="360" w:lineRule="auto"/>
+        <w:jc w:val="both"/>
         <w:rPr>
           <w:rFonts w:eastAsia="Calibri"/>
         </w:rPr>
@@ -8466,6 +9042,7 @@
           <w:numId w:val="70"/>
         </w:numPr>
         <w:spacing w:line="360" w:lineRule="auto"/>
+        <w:jc w:val="both"/>
         <w:rPr>
           <w:rFonts w:eastAsia="Calibri"/>
         </w:rPr>
@@ -8480,6 +9057,7 @@
     <w:p>
       <w:pPr>
         <w:spacing w:line="360" w:lineRule="auto"/>
+        <w:jc w:val="both"/>
         <w:rPr>
           <w:rFonts w:eastAsia="Calibri"/>
         </w:rPr>
@@ -8494,6 +9072,7 @@
     <w:p>
       <w:pPr>
         <w:spacing w:line="360" w:lineRule="auto"/>
+        <w:jc w:val="both"/>
         <w:rPr>
           <w:rFonts w:eastAsia="Calibri"/>
         </w:rPr>
@@ -8508,6 +9087,7 @@
     <w:p>
       <w:pPr>
         <w:spacing w:line="360" w:lineRule="auto"/>
+        <w:jc w:val="both"/>
         <w:rPr>
           <w:rFonts w:eastAsia="Calibri"/>
         </w:rPr>
@@ -8520,12 +9100,28 @@
           <w:sz w:val="28"/>
           <w:szCs w:val="28"/>
         </w:rPr>
+        <w:t xml:space="preserve">10.2 </w:t>
+      </w:r>
+      <w:r>
+        <w:rPr>
+          <w:rFonts w:eastAsia="Calibri"/>
+          <w:b/>
+          <w:bCs/>
+          <w:sz w:val="28"/>
+          <w:szCs w:val="28"/>
+        </w:rPr>
         <w:t>Applicability</w:t>
       </w:r>
     </w:p>
     <w:p>
       <w:pPr>
-        <w:spacing w:line="360" w:lineRule="auto"/>
+        <w:pStyle w:val="ListParagraph"/>
+        <w:numPr>
+          <w:ilvl w:val="0"/>
+          <w:numId w:val="79"/>
+        </w:numPr>
+        <w:spacing w:line="360" w:lineRule="auto"/>
+        <w:jc w:val="both"/>
         <w:rPr>
           <w:rFonts w:eastAsia="Calibri"/>
           <w:b/>
@@ -8548,6 +9144,7 @@
           <w:numId w:val="71"/>
         </w:numPr>
         <w:spacing w:line="360" w:lineRule="auto"/>
+        <w:jc w:val="both"/>
         <w:rPr>
           <w:rFonts w:eastAsia="Calibri"/>
         </w:rPr>
@@ -8566,24 +9163,27 @@
           <w:numId w:val="71"/>
         </w:numPr>
         <w:spacing w:line="360" w:lineRule="auto"/>
-        <w:rPr>
-          <w:rFonts w:eastAsia="Calibri"/>
-          <w:b/>
-          <w:bCs/>
-        </w:rPr>
-      </w:pPr>
-      <w:r>
-        <w:rPr>
-          <w:rFonts w:eastAsia="Calibri"/>
-          <w:b/>
-          <w:bCs/>
+        <w:jc w:val="both"/>
+        <w:rPr>
+          <w:rFonts w:eastAsia="Calibri"/>
+        </w:rPr>
+      </w:pPr>
+      <w:r>
+        <w:rPr>
+          <w:rFonts w:eastAsia="Calibri"/>
         </w:rPr>
         <w:t>Helps reduce manual work and errors.</w:t>
       </w:r>
     </w:p>
     <w:p>
       <w:pPr>
-        <w:spacing w:line="360" w:lineRule="auto"/>
+        <w:pStyle w:val="ListParagraph"/>
+        <w:numPr>
+          <w:ilvl w:val="0"/>
+          <w:numId w:val="80"/>
+        </w:numPr>
+        <w:spacing w:line="360" w:lineRule="auto"/>
+        <w:jc w:val="both"/>
         <w:rPr>
           <w:rFonts w:eastAsia="Calibri"/>
           <w:b/>
@@ -8606,6 +9206,7 @@
           <w:numId w:val="72"/>
         </w:numPr>
         <w:spacing w:line="360" w:lineRule="auto"/>
+        <w:jc w:val="both"/>
         <w:rPr>
           <w:rFonts w:eastAsia="Calibri"/>
         </w:rPr>
@@ -8624,6 +9225,7 @@
           <w:numId w:val="72"/>
         </w:numPr>
         <w:spacing w:line="360" w:lineRule="auto"/>
+        <w:jc w:val="both"/>
         <w:rPr>
           <w:rFonts w:eastAsia="Calibri"/>
         </w:rPr>
@@ -8638,6 +9240,7 @@
     <w:p>
       <w:pPr>
         <w:spacing w:line="360" w:lineRule="auto"/>
+        <w:jc w:val="both"/>
         <w:rPr>
           <w:rFonts w:eastAsia="Calibri"/>
         </w:rPr>
@@ -8652,6 +9255,7 @@
     <w:p>
       <w:pPr>
         <w:spacing w:line="360" w:lineRule="auto"/>
+        <w:jc w:val="both"/>
         <w:rPr>
           <w:rFonts w:eastAsia="Calibri"/>
         </w:rPr>
@@ -8664,12 +9268,23 @@
           <w:sz w:val="28"/>
           <w:szCs w:val="28"/>
         </w:rPr>
+        <w:t xml:space="preserve">10.3 </w:t>
+      </w:r>
+      <w:r>
+        <w:rPr>
+          <w:rFonts w:eastAsia="Calibri"/>
+          <w:b/>
+          <w:bCs/>
+          <w:sz w:val="28"/>
+          <w:szCs w:val="28"/>
+        </w:rPr>
         <w:t>Achievements &amp; Goals Achieved</w:t>
       </w:r>
     </w:p>
     <w:p>
       <w:pPr>
         <w:spacing w:line="360" w:lineRule="auto"/>
+        <w:jc w:val="both"/>
         <w:rPr>
           <w:rFonts w:eastAsia="Calibri"/>
         </w:rPr>
@@ -8684,6 +9299,7 @@
     <w:p>
       <w:pPr>
         <w:spacing w:line="360" w:lineRule="auto"/>
+        <w:jc w:val="both"/>
         <w:rPr>
           <w:rFonts w:eastAsia="Calibri"/>
         </w:rPr>
@@ -8698,22 +9314,25 @@
     <w:p>
       <w:pPr>
         <w:spacing w:line="360" w:lineRule="auto"/>
-        <w:rPr>
-          <w:rFonts w:eastAsia="Calibri"/>
-        </w:rPr>
-      </w:pPr>
-    </w:p>
-    <w:p>
-      <w:pPr>
-        <w:spacing w:line="360" w:lineRule="auto"/>
-        <w:rPr>
-          <w:rFonts w:eastAsia="Calibri"/>
-        </w:rPr>
-      </w:pPr>
-    </w:p>
-    <w:p>
-      <w:pPr>
-        <w:spacing w:line="360" w:lineRule="auto"/>
+        <w:jc w:val="both"/>
+        <w:rPr>
+          <w:rFonts w:eastAsia="Calibri"/>
+        </w:rPr>
+      </w:pPr>
+    </w:p>
+    <w:p>
+      <w:pPr>
+        <w:spacing w:line="360" w:lineRule="auto"/>
+        <w:jc w:val="both"/>
+        <w:rPr>
+          <w:rFonts w:eastAsia="Calibri"/>
+        </w:rPr>
+      </w:pPr>
+    </w:p>
+    <w:p>
+      <w:pPr>
+        <w:spacing w:line="360" w:lineRule="auto"/>
+        <w:jc w:val="both"/>
         <w:rPr>
           <w:rFonts w:eastAsia="Calibri"/>
           <w:b/>
@@ -9034,32 +9653,17 @@
         <w:jc w:val="both"/>
         <w:rPr>
           <w:rFonts w:eastAsia="Calibri"/>
-          <w:bCs/>
-        </w:rPr>
-      </w:pPr>
-      <w:r>
-        <w:rPr>
-          <w:rFonts w:eastAsia="Calibri"/>
-          <w:bCs/>
-        </w:rPr>
-        <w:pict w14:anchorId="537C3474">
-          <v:rect id="_x0000_i1558" style="width:0;height:1.5pt" o:hralign="center" o:hrstd="t" o:hr="t" fillcolor="#a0a0a0" stroked="f"/>
-        </w:pict>
-      </w:r>
-    </w:p>
-    <w:p>
-      <w:pPr>
-        <w:spacing w:line="360" w:lineRule="auto"/>
-        <w:jc w:val="both"/>
-        <w:rPr>
-          <w:rFonts w:eastAsia="Calibri"/>
-          <w:b/>
-        </w:rPr>
-      </w:pPr>
-      <w:r>
-        <w:rPr>
-          <w:rFonts w:eastAsia="Calibri"/>
-          <w:b/>
+          <w:b/>
+          <w:sz w:val="28"/>
+          <w:szCs w:val="28"/>
+        </w:rPr>
+      </w:pPr>
+      <w:r>
+        <w:rPr>
+          <w:rFonts w:eastAsia="Calibri"/>
+          <w:b/>
+          <w:sz w:val="28"/>
+          <w:szCs w:val="28"/>
         </w:rPr>
         <w:t>Chapter 1: Introduction</w:t>
       </w:r>
@@ -9090,29 +9694,24 @@
           <w:bCs/>
         </w:rPr>
       </w:pPr>
-      <w:r>
-        <w:rPr>
-          <w:rFonts w:eastAsia="Calibri"/>
-          <w:bCs/>
-        </w:rPr>
-        <w:pict w14:anchorId="5EF52081">
-          <v:rect id="_x0000_i1559" style="width:0;height:1.5pt" o:hralign="center" o:hrstd="t" o:hr="t" fillcolor="#a0a0a0" stroked="f"/>
-        </w:pict>
-      </w:r>
-    </w:p>
-    <w:p>
-      <w:pPr>
-        <w:spacing w:line="360" w:lineRule="auto"/>
-        <w:jc w:val="both"/>
-        <w:rPr>
-          <w:rFonts w:eastAsia="Calibri"/>
-          <w:b/>
-        </w:rPr>
-      </w:pPr>
-      <w:r>
-        <w:rPr>
-          <w:rFonts w:eastAsia="Calibri"/>
-          <w:b/>
+    </w:p>
+    <w:p>
+      <w:pPr>
+        <w:spacing w:line="360" w:lineRule="auto"/>
+        <w:jc w:val="both"/>
+        <w:rPr>
+          <w:rFonts w:eastAsia="Calibri"/>
+          <w:b/>
+          <w:sz w:val="28"/>
+          <w:szCs w:val="28"/>
+        </w:rPr>
+      </w:pPr>
+      <w:r>
+        <w:rPr>
+          <w:rFonts w:eastAsia="Calibri"/>
+          <w:b/>
+          <w:sz w:val="28"/>
+          <w:szCs w:val="28"/>
         </w:rPr>
         <w:t>Chapter 2: Literature Review</w:t>
       </w:r>
@@ -9143,29 +9742,24 @@
           <w:bCs/>
         </w:rPr>
       </w:pPr>
-      <w:r>
-        <w:rPr>
-          <w:rFonts w:eastAsia="Calibri"/>
-          <w:bCs/>
-        </w:rPr>
-        <w:pict w14:anchorId="7CECD0F2">
-          <v:rect id="_x0000_i1560" style="width:0;height:1.5pt" o:hralign="center" o:hrstd="t" o:hr="t" fillcolor="#a0a0a0" stroked="f"/>
-        </w:pict>
-      </w:r>
-    </w:p>
-    <w:p>
-      <w:pPr>
-        <w:spacing w:line="360" w:lineRule="auto"/>
-        <w:jc w:val="both"/>
-        <w:rPr>
-          <w:rFonts w:eastAsia="Calibri"/>
-          <w:b/>
-        </w:rPr>
-      </w:pPr>
-      <w:r>
-        <w:rPr>
-          <w:rFonts w:eastAsia="Calibri"/>
-          <w:b/>
+    </w:p>
+    <w:p>
+      <w:pPr>
+        <w:spacing w:line="360" w:lineRule="auto"/>
+        <w:jc w:val="both"/>
+        <w:rPr>
+          <w:rFonts w:eastAsia="Calibri"/>
+          <w:b/>
+          <w:sz w:val="28"/>
+          <w:szCs w:val="28"/>
+        </w:rPr>
+      </w:pPr>
+      <w:r>
+        <w:rPr>
+          <w:rFonts w:eastAsia="Calibri"/>
+          <w:b/>
+          <w:sz w:val="28"/>
+          <w:szCs w:val="28"/>
         </w:rPr>
         <w:t>Chapter 3: System Analysis</w:t>
       </w:r>
@@ -9196,29 +9790,24 @@
           <w:bCs/>
         </w:rPr>
       </w:pPr>
-      <w:r>
-        <w:rPr>
-          <w:rFonts w:eastAsia="Calibri"/>
-          <w:bCs/>
-        </w:rPr>
-        <w:pict w14:anchorId="2418DD2F">
-          <v:rect id="_x0000_i1561" style="width:0;height:1.5pt" o:hralign="center" o:hrstd="t" o:hr="t" fillcolor="#a0a0a0" stroked="f"/>
-        </w:pict>
-      </w:r>
-    </w:p>
-    <w:p>
-      <w:pPr>
-        <w:spacing w:line="360" w:lineRule="auto"/>
-        <w:jc w:val="both"/>
-        <w:rPr>
-          <w:rFonts w:eastAsia="Calibri"/>
-          <w:b/>
-        </w:rPr>
-      </w:pPr>
-      <w:r>
-        <w:rPr>
-          <w:rFonts w:eastAsia="Calibri"/>
-          <w:b/>
+    </w:p>
+    <w:p>
+      <w:pPr>
+        <w:spacing w:line="360" w:lineRule="auto"/>
+        <w:jc w:val="both"/>
+        <w:rPr>
+          <w:rFonts w:eastAsia="Calibri"/>
+          <w:b/>
+          <w:sz w:val="28"/>
+          <w:szCs w:val="28"/>
+        </w:rPr>
+      </w:pPr>
+      <w:r>
+        <w:rPr>
+          <w:rFonts w:eastAsia="Calibri"/>
+          <w:b/>
+          <w:sz w:val="28"/>
+          <w:szCs w:val="28"/>
         </w:rPr>
         <w:t>Chapter 4: System Design</w:t>
       </w:r>
@@ -9249,29 +9838,24 @@
           <w:bCs/>
         </w:rPr>
       </w:pPr>
-      <w:r>
-        <w:rPr>
-          <w:rFonts w:eastAsia="Calibri"/>
-          <w:bCs/>
-        </w:rPr>
-        <w:pict w14:anchorId="68EA24EB">
-          <v:rect id="_x0000_i1562" style="width:0;height:1.5pt" o:hralign="center" o:hrstd="t" o:hr="t" fillcolor="#a0a0a0" stroked="f"/>
-        </w:pict>
-      </w:r>
-    </w:p>
-    <w:p>
-      <w:pPr>
-        <w:spacing w:line="360" w:lineRule="auto"/>
-        <w:jc w:val="both"/>
-        <w:rPr>
-          <w:rFonts w:eastAsia="Calibri"/>
-          <w:b/>
-        </w:rPr>
-      </w:pPr>
-      <w:r>
-        <w:rPr>
-          <w:rFonts w:eastAsia="Calibri"/>
-          <w:b/>
+    </w:p>
+    <w:p>
+      <w:pPr>
+        <w:spacing w:line="360" w:lineRule="auto"/>
+        <w:jc w:val="both"/>
+        <w:rPr>
+          <w:rFonts w:eastAsia="Calibri"/>
+          <w:b/>
+          <w:sz w:val="28"/>
+          <w:szCs w:val="28"/>
+        </w:rPr>
+      </w:pPr>
+      <w:r>
+        <w:rPr>
+          <w:rFonts w:eastAsia="Calibri"/>
+          <w:b/>
+          <w:sz w:val="28"/>
+          <w:szCs w:val="28"/>
         </w:rPr>
         <w:t>Chapter 5: Implementation</w:t>
       </w:r>
@@ -9318,29 +9902,24 @@
           <w:bCs/>
         </w:rPr>
       </w:pPr>
-      <w:r>
-        <w:rPr>
-          <w:rFonts w:eastAsia="Calibri"/>
-          <w:bCs/>
-        </w:rPr>
-        <w:pict w14:anchorId="79974B32">
-          <v:rect id="_x0000_i1563" style="width:0;height:1.5pt" o:hralign="center" o:hrstd="t" o:hr="t" fillcolor="#a0a0a0" stroked="f"/>
-        </w:pict>
-      </w:r>
-    </w:p>
-    <w:p>
-      <w:pPr>
-        <w:spacing w:line="360" w:lineRule="auto"/>
-        <w:jc w:val="both"/>
-        <w:rPr>
-          <w:rFonts w:eastAsia="Calibri"/>
-          <w:b/>
-        </w:rPr>
-      </w:pPr>
-      <w:r>
-        <w:rPr>
-          <w:rFonts w:eastAsia="Calibri"/>
-          <w:b/>
+    </w:p>
+    <w:p>
+      <w:pPr>
+        <w:spacing w:line="360" w:lineRule="auto"/>
+        <w:jc w:val="both"/>
+        <w:rPr>
+          <w:rFonts w:eastAsia="Calibri"/>
+          <w:b/>
+          <w:sz w:val="28"/>
+          <w:szCs w:val="28"/>
+        </w:rPr>
+      </w:pPr>
+      <w:r>
+        <w:rPr>
+          <w:rFonts w:eastAsia="Calibri"/>
+          <w:b/>
+          <w:sz w:val="28"/>
+          <w:szCs w:val="28"/>
         </w:rPr>
         <w:t>Chapter 6: Testing and Results</w:t>
       </w:r>
@@ -9371,29 +9950,24 @@
           <w:bCs/>
         </w:rPr>
       </w:pPr>
-      <w:r>
-        <w:rPr>
-          <w:rFonts w:eastAsia="Calibri"/>
-          <w:bCs/>
-        </w:rPr>
-        <w:pict w14:anchorId="3C2CB8B9">
-          <v:rect id="_x0000_i1564" style="width:0;height:1.5pt" o:hralign="center" o:hrstd="t" o:hr="t" fillcolor="#a0a0a0" stroked="f"/>
-        </w:pict>
-      </w:r>
-    </w:p>
-    <w:p>
-      <w:pPr>
-        <w:spacing w:line="360" w:lineRule="auto"/>
-        <w:jc w:val="both"/>
-        <w:rPr>
-          <w:rFonts w:eastAsia="Calibri"/>
-          <w:b/>
-        </w:rPr>
-      </w:pPr>
-      <w:r>
-        <w:rPr>
-          <w:rFonts w:eastAsia="Calibri"/>
-          <w:b/>
+    </w:p>
+    <w:p>
+      <w:pPr>
+        <w:spacing w:line="360" w:lineRule="auto"/>
+        <w:jc w:val="both"/>
+        <w:rPr>
+          <w:rFonts w:eastAsia="Calibri"/>
+          <w:b/>
+          <w:sz w:val="28"/>
+          <w:szCs w:val="28"/>
+        </w:rPr>
+      </w:pPr>
+      <w:r>
+        <w:rPr>
+          <w:rFonts w:eastAsia="Calibri"/>
+          <w:b/>
+          <w:sz w:val="28"/>
+          <w:szCs w:val="28"/>
         </w:rPr>
         <w:t>Chapter 7: Conclusion and Future Scope</w:t>
       </w:r>
@@ -9404,7 +9978,7 @@
         <w:jc w:val="both"/>
         <w:rPr>
           <w:rFonts w:eastAsia="Calibri"/>
-          <w:bCs/>
+          <w:b/>
         </w:rPr>
       </w:pPr>
       <w:r>
@@ -9429,11 +10003,15 @@
         <w:rPr>
           <w:rFonts w:eastAsia="Calibri"/>
           <w:bCs/>
-        </w:rPr>
-      </w:pPr>
-      <w:r>
-        <w:rPr>
-          <w:b/>
+          <w:sz w:val="32"/>
+          <w:szCs w:val="32"/>
+        </w:rPr>
+      </w:pPr>
+      <w:r>
+        <w:rPr>
+          <w:b/>
+          <w:sz w:val="32"/>
+          <w:szCs w:val="32"/>
         </w:rPr>
         <w:lastRenderedPageBreak/>
         <w:t>1</w:t>
@@ -9441,12 +10019,16 @@
       <w:r>
         <w:rPr>
           <w:b/>
+          <w:sz w:val="32"/>
+          <w:szCs w:val="32"/>
         </w:rPr>
         <w:t>3</w:t>
       </w:r>
       <w:r>
         <w:rPr>
           <w:b/>
+          <w:sz w:val="32"/>
+          <w:szCs w:val="32"/>
         </w:rPr>
         <w:t>. MONTH WISE WORK PLAN</w:t>
       </w:r>
@@ -9456,7 +10038,7 @@
         <w:pStyle w:val="Default"/>
         <w:spacing w:line="360" w:lineRule="auto"/>
         <w:ind w:left="-567"/>
-        <w:jc w:val="center"/>
+        <w:jc w:val="both"/>
         <w:rPr>
           <w:b/>
           <w:color w:val="auto"/>
@@ -9497,7 +10079,7 @@
             <w:pPr>
               <w:pStyle w:val="Default"/>
               <w:contextualSpacing/>
-              <w:jc w:val="center"/>
+              <w:jc w:val="both"/>
               <w:rPr>
                 <w:b/>
                 <w:u w:val="single"/>
@@ -9526,7 +10108,7 @@
               <w:pStyle w:val="Default"/>
               <w:ind w:left="47"/>
               <w:contextualSpacing/>
-              <w:jc w:val="center"/>
+              <w:jc w:val="both"/>
               <w:rPr>
                 <w:b/>
                 <w:u w:val="single"/>
@@ -9565,7 +10147,7 @@
             <w:pPr>
               <w:pStyle w:val="Default"/>
               <w:contextualSpacing/>
-              <w:jc w:val="center"/>
+              <w:jc w:val="both"/>
               <w:rPr>
                 <w:b/>
                 <w:u w:val="single"/>
@@ -9605,7 +10187,7 @@
               <w:pStyle w:val="Default"/>
               <w:ind w:left="34"/>
               <w:contextualSpacing/>
-              <w:jc w:val="center"/>
+              <w:jc w:val="both"/>
               <w:rPr>
                 <w:b/>
                 <w:u w:val="single"/>
@@ -9644,7 +10226,7 @@
             <w:pPr>
               <w:pStyle w:val="Default"/>
               <w:contextualSpacing/>
-              <w:jc w:val="center"/>
+              <w:jc w:val="both"/>
               <w:rPr>
                 <w:b/>
                 <w:u w:val="single"/>
@@ -9684,7 +10266,7 @@
               <w:pStyle w:val="Default"/>
               <w:ind w:left="29"/>
               <w:contextualSpacing/>
-              <w:jc w:val="center"/>
+              <w:jc w:val="both"/>
               <w:rPr>
                 <w:b/>
                 <w:u w:val="single"/>
@@ -9738,7 +10320,7 @@
           <w:p>
             <w:pPr>
               <w:pStyle w:val="Default"/>
-              <w:jc w:val="center"/>
+              <w:jc w:val="both"/>
               <w:rPr>
                 <w:b/>
                 <w:lang w:val="en-IN"/>
@@ -9830,7 +10412,7 @@
             <w:pPr>
               <w:pStyle w:val="Default"/>
               <w:ind w:left="-97"/>
-              <w:jc w:val="center"/>
+              <w:jc w:val="both"/>
               <w:rPr>
                 <w:b/>
                 <w:color w:val="7030A0"/>
@@ -9851,7 +10433,7 @@
             <w:pPr>
               <w:pStyle w:val="Default"/>
               <w:ind w:left="-97"/>
-              <w:jc w:val="center"/>
+              <w:jc w:val="both"/>
               <w:rPr>
                 <w:b/>
                 <w:sz w:val="44"/>
@@ -9871,7 +10453,7 @@
             <w:pPr>
               <w:pStyle w:val="Default"/>
               <w:ind w:left="-97"/>
-              <w:jc w:val="center"/>
+              <w:jc w:val="both"/>
               <w:rPr>
                 <w:b/>
                 <w:sz w:val="44"/>
@@ -9897,7 +10479,7 @@
           <w:p>
             <w:pPr>
               <w:pStyle w:val="Default"/>
-              <w:jc w:val="center"/>
+              <w:jc w:val="both"/>
               <w:rPr>
                 <w:b/>
                 <w:lang w:val="en-IN"/>
@@ -9925,7 +10507,7 @@
             <w:pPr>
               <w:pStyle w:val="Default"/>
               <w:ind w:left="-97"/>
-              <w:jc w:val="center"/>
+              <w:jc w:val="both"/>
               <w:rPr>
                 <w:b/>
                 <w:color w:val="7030A0"/>
@@ -9978,7 +10560,7 @@
             <w:pPr>
               <w:pStyle w:val="Default"/>
               <w:ind w:left="-97"/>
-              <w:jc w:val="center"/>
+              <w:jc w:val="both"/>
               <w:rPr>
                 <w:b/>
                 <w:color w:val="7030A0"/>
@@ -9999,7 +10581,7 @@
             <w:pPr>
               <w:pStyle w:val="Default"/>
               <w:ind w:left="-97"/>
-              <w:jc w:val="center"/>
+              <w:jc w:val="both"/>
               <w:rPr>
                 <w:b/>
                 <w:sz w:val="44"/>
@@ -10019,7 +10601,7 @@
             <w:pPr>
               <w:pStyle w:val="Default"/>
               <w:ind w:left="-97"/>
-              <w:jc w:val="center"/>
+              <w:jc w:val="both"/>
               <w:rPr>
                 <w:b/>
                 <w:sz w:val="44"/>
@@ -10044,7 +10626,7 @@
           <w:p>
             <w:pPr>
               <w:pStyle w:val="Default"/>
-              <w:jc w:val="center"/>
+              <w:jc w:val="both"/>
               <w:rPr>
                 <w:b/>
                 <w:lang w:val="en-IN"/>
@@ -10072,7 +10654,7 @@
             <w:pPr>
               <w:pStyle w:val="Default"/>
               <w:ind w:left="-97"/>
-              <w:jc w:val="center"/>
+              <w:jc w:val="both"/>
               <w:rPr>
                 <w:b/>
                 <w:color w:val="7030A0"/>
@@ -10101,6 +10683,17 @@
                 <w:lang w:val="en-IN"/>
               </w:rPr>
             </w:pPr>
+            <w:r>
+              <w:rPr>
+                <w:b/>
+                <w:bCs/>
+                <w:color w:val="7030A0"/>
+                <w:sz w:val="44"/>
+                <w:szCs w:val="28"/>
+                <w:lang w:val="en-IN"/>
+              </w:rPr>
+              <w:t>√</w:t>
+            </w:r>
           </w:p>
         </w:tc>
         <w:tc>
@@ -10112,7 +10705,7 @@
             <w:pPr>
               <w:pStyle w:val="Default"/>
               <w:ind w:left="-97"/>
-              <w:jc w:val="center"/>
+              <w:jc w:val="both"/>
               <w:rPr>
                 <w:b/>
                 <w:color w:val="7030A0"/>
@@ -10132,7 +10725,7 @@
             <w:pPr>
               <w:pStyle w:val="Default"/>
               <w:ind w:left="-97"/>
-              <w:jc w:val="center"/>
+              <w:jc w:val="both"/>
               <w:rPr>
                 <w:b/>
                 <w:sz w:val="44"/>
@@ -10152,7 +10745,7 @@
             <w:pPr>
               <w:pStyle w:val="Default"/>
               <w:ind w:left="-97"/>
-              <w:jc w:val="center"/>
+              <w:jc w:val="both"/>
               <w:rPr>
                 <w:b/>
                 <w:sz w:val="44"/>
@@ -10178,7 +10771,7 @@
           <w:p>
             <w:pPr>
               <w:pStyle w:val="Default"/>
-              <w:jc w:val="center"/>
+              <w:jc w:val="both"/>
               <w:rPr>
                 <w:b/>
                 <w:lang w:val="en-IN"/>
@@ -10206,7 +10799,7 @@
             <w:pPr>
               <w:pStyle w:val="Default"/>
               <w:ind w:left="-97"/>
-              <w:jc w:val="center"/>
+              <w:jc w:val="both"/>
               <w:rPr>
                 <w:b/>
                 <w:color w:val="7030A0"/>
@@ -10226,7 +10819,7 @@
             <w:pPr>
               <w:pStyle w:val="Default"/>
               <w:ind w:left="-97"/>
-              <w:jc w:val="center"/>
+              <w:jc w:val="both"/>
               <w:rPr>
                 <w:b/>
                 <w:color w:val="7030A0"/>
@@ -10255,6 +10848,17 @@
                 <w:lang w:val="en-IN"/>
               </w:rPr>
             </w:pPr>
+            <w:r>
+              <w:rPr>
+                <w:b/>
+                <w:bCs/>
+                <w:color w:val="7030A0"/>
+                <w:sz w:val="44"/>
+                <w:szCs w:val="28"/>
+                <w:lang w:val="en-IN"/>
+              </w:rPr>
+              <w:t>√</w:t>
+            </w:r>
           </w:p>
         </w:tc>
         <w:tc>
@@ -10266,7 +10870,7 @@
             <w:pPr>
               <w:pStyle w:val="Default"/>
               <w:ind w:left="-97"/>
-              <w:jc w:val="center"/>
+              <w:jc w:val="both"/>
               <w:rPr>
                 <w:b/>
                 <w:sz w:val="44"/>
@@ -10286,7 +10890,7 @@
             <w:pPr>
               <w:pStyle w:val="Default"/>
               <w:ind w:left="-97"/>
-              <w:jc w:val="center"/>
+              <w:jc w:val="both"/>
               <w:rPr>
                 <w:b/>
                 <w:sz w:val="44"/>
@@ -10311,7 +10915,7 @@
           <w:p>
             <w:pPr>
               <w:pStyle w:val="Default"/>
-              <w:jc w:val="center"/>
+              <w:jc w:val="both"/>
               <w:rPr>
                 <w:b/>
                 <w:lang w:val="en-IN"/>
@@ -10339,7 +10943,7 @@
             <w:pPr>
               <w:pStyle w:val="Default"/>
               <w:ind w:left="-97"/>
-              <w:jc w:val="center"/>
+              <w:jc w:val="both"/>
               <w:rPr>
                 <w:b/>
                 <w:color w:val="7030A0"/>
@@ -10359,7 +10963,7 @@
             <w:pPr>
               <w:pStyle w:val="Default"/>
               <w:ind w:left="-97"/>
-              <w:jc w:val="center"/>
+              <w:jc w:val="both"/>
               <w:rPr>
                 <w:b/>
                 <w:color w:val="7030A0"/>
@@ -10388,6 +10992,17 @@
                 <w:lang w:val="en-IN"/>
               </w:rPr>
             </w:pPr>
+            <w:r>
+              <w:rPr>
+                <w:b/>
+                <w:bCs/>
+                <w:color w:val="7030A0"/>
+                <w:sz w:val="44"/>
+                <w:szCs w:val="28"/>
+                <w:lang w:val="en-IN"/>
+              </w:rPr>
+              <w:t>√</w:t>
+            </w:r>
           </w:p>
         </w:tc>
         <w:tc>
@@ -10399,7 +11014,7 @@
             <w:pPr>
               <w:pStyle w:val="Default"/>
               <w:ind w:left="-97"/>
-              <w:jc w:val="center"/>
+              <w:jc w:val="both"/>
               <w:rPr>
                 <w:b/>
                 <w:color w:val="7030A0"/>
@@ -10420,7 +11035,7 @@
             <w:pPr>
               <w:pStyle w:val="Default"/>
               <w:ind w:left="-97"/>
-              <w:jc w:val="center"/>
+              <w:jc w:val="both"/>
               <w:rPr>
                 <w:b/>
                 <w:color w:val="7030A0"/>
@@ -10447,7 +11062,7 @@
           <w:p>
             <w:pPr>
               <w:pStyle w:val="Default"/>
-              <w:jc w:val="center"/>
+              <w:jc w:val="both"/>
               <w:rPr>
                 <w:b/>
                 <w:lang w:val="en-IN"/>
@@ -10495,7 +11110,7 @@
             <w:pPr>
               <w:pStyle w:val="Default"/>
               <w:ind w:left="-97"/>
-              <w:jc w:val="center"/>
+              <w:jc w:val="both"/>
               <w:rPr>
                 <w:b/>
                 <w:color w:val="7030A0"/>
@@ -10515,7 +11130,7 @@
             <w:pPr>
               <w:pStyle w:val="Default"/>
               <w:ind w:left="-97"/>
-              <w:jc w:val="center"/>
+              <w:jc w:val="both"/>
               <w:rPr>
                 <w:b/>
                 <w:color w:val="7030A0"/>
@@ -10535,7 +11150,7 @@
             <w:pPr>
               <w:pStyle w:val="Default"/>
               <w:ind w:left="-97"/>
-              <w:jc w:val="center"/>
+              <w:jc w:val="both"/>
               <w:rPr>
                 <w:b/>
                 <w:color w:val="7030A0"/>
@@ -10556,6 +11171,152 @@
               <w:pStyle w:val="Default"/>
               <w:ind w:left="-97"/>
               <w:jc w:val="center"/>
+              <w:rPr>
+                <w:b/>
+                <w:color w:val="7030A0"/>
+                <w:sz w:val="44"/>
+                <w:szCs w:val="28"/>
+                <w:lang w:val="en-IN"/>
+              </w:rPr>
+            </w:pPr>
+            <w:r>
+              <w:rPr>
+                <w:b/>
+                <w:bCs/>
+                <w:color w:val="7030A0"/>
+                <w:sz w:val="44"/>
+                <w:szCs w:val="28"/>
+                <w:lang w:val="en-IN"/>
+              </w:rPr>
+              <w:t>√</w:t>
+            </w:r>
+          </w:p>
+        </w:tc>
+        <w:tc>
+          <w:tcPr>
+            <w:tcW w:w="1475" w:type="dxa"/>
+            <w:vAlign w:val="center"/>
+            <w:hideMark/>
+          </w:tcPr>
+          <w:p>
+            <w:pPr>
+              <w:pStyle w:val="Default"/>
+              <w:ind w:left="-97"/>
+              <w:jc w:val="both"/>
+              <w:rPr>
+                <w:b/>
+                <w:color w:val="7030A0"/>
+                <w:sz w:val="44"/>
+                <w:szCs w:val="28"/>
+                <w:lang w:val="en-IN"/>
+              </w:rPr>
+            </w:pPr>
+          </w:p>
+        </w:tc>
+      </w:tr>
+      <w:tr>
+        <w:trPr>
+          <w:trHeight w:val="635"/>
+          <w:jc w:val="center"/>
+        </w:trPr>
+        <w:tc>
+          <w:tcPr>
+            <w:tcW w:w="2559" w:type="dxa"/>
+            <w:vAlign w:val="center"/>
+            <w:hideMark/>
+          </w:tcPr>
+          <w:p>
+            <w:pPr>
+              <w:pStyle w:val="Default"/>
+              <w:jc w:val="both"/>
+              <w:rPr>
+                <w:b/>
+                <w:lang w:val="en-IN"/>
+              </w:rPr>
+            </w:pPr>
+            <w:r>
+              <w:rPr>
+                <w:rFonts w:eastAsiaTheme="minorEastAsia"/>
+                <w:b/>
+                <w:bCs/>
+                <w:color w:val="000000" w:themeColor="text1"/>
+                <w:kern w:val="24"/>
+              </w:rPr>
+              <w:t>Preparation of Project Report</w:t>
+            </w:r>
+          </w:p>
+        </w:tc>
+        <w:tc>
+          <w:tcPr>
+            <w:tcW w:w="1240" w:type="dxa"/>
+            <w:vAlign w:val="center"/>
+            <w:hideMark/>
+          </w:tcPr>
+          <w:p>
+            <w:pPr>
+              <w:pStyle w:val="Default"/>
+              <w:ind w:left="-97"/>
+              <w:jc w:val="both"/>
+              <w:rPr>
+                <w:b/>
+                <w:color w:val="7030A0"/>
+                <w:sz w:val="44"/>
+                <w:szCs w:val="28"/>
+                <w:lang w:val="en-IN"/>
+              </w:rPr>
+            </w:pPr>
+          </w:p>
+        </w:tc>
+        <w:tc>
+          <w:tcPr>
+            <w:tcW w:w="1448" w:type="dxa"/>
+            <w:vAlign w:val="center"/>
+          </w:tcPr>
+          <w:p>
+            <w:pPr>
+              <w:pStyle w:val="Default"/>
+              <w:ind w:left="-97"/>
+              <w:jc w:val="both"/>
+              <w:rPr>
+                <w:b/>
+                <w:color w:val="7030A0"/>
+                <w:sz w:val="44"/>
+                <w:szCs w:val="28"/>
+                <w:lang w:val="en-IN"/>
+              </w:rPr>
+            </w:pPr>
+          </w:p>
+        </w:tc>
+        <w:tc>
+          <w:tcPr>
+            <w:tcW w:w="1312" w:type="dxa"/>
+            <w:vAlign w:val="center"/>
+          </w:tcPr>
+          <w:p>
+            <w:pPr>
+              <w:pStyle w:val="Default"/>
+              <w:ind w:left="-97"/>
+              <w:jc w:val="both"/>
+              <w:rPr>
+                <w:b/>
+                <w:color w:val="7030A0"/>
+                <w:sz w:val="44"/>
+                <w:szCs w:val="28"/>
+                <w:lang w:val="en-IN"/>
+              </w:rPr>
+            </w:pPr>
+          </w:p>
+        </w:tc>
+        <w:tc>
+          <w:tcPr>
+            <w:tcW w:w="1473" w:type="dxa"/>
+            <w:vAlign w:val="center"/>
+          </w:tcPr>
+          <w:p>
+            <w:pPr>
+              <w:pStyle w:val="Default"/>
+              <w:ind w:left="-97"/>
+              <w:jc w:val="both"/>
               <w:rPr>
                 <w:b/>
                 <w:color w:val="7030A0"/>
@@ -10585,141 +11346,17 @@
                 <w:lang w:val="en-IN"/>
               </w:rPr>
             </w:pPr>
-          </w:p>
-        </w:tc>
-      </w:tr>
-      <w:tr>
-        <w:trPr>
-          <w:trHeight w:val="635"/>
-          <w:jc w:val="center"/>
-        </w:trPr>
-        <w:tc>
-          <w:tcPr>
-            <w:tcW w:w="2559" w:type="dxa"/>
-            <w:vAlign w:val="center"/>
-            <w:hideMark/>
-          </w:tcPr>
-          <w:p>
-            <w:pPr>
-              <w:pStyle w:val="Default"/>
-              <w:jc w:val="center"/>
+            <w:r>
               <w:rPr>
                 <w:b/>
-                <w:lang w:val="en-IN"/>
-              </w:rPr>
-            </w:pPr>
-            <w:r>
-              <w:rPr>
-                <w:rFonts w:eastAsiaTheme="minorEastAsia"/>
-                <w:b/>
                 <w:bCs/>
-                <w:color w:val="000000" w:themeColor="text1"/>
-                <w:kern w:val="24"/>
-              </w:rPr>
-              <w:t>Preparation of Project Report</w:t>
-            </w:r>
-          </w:p>
-        </w:tc>
-        <w:tc>
-          <w:tcPr>
-            <w:tcW w:w="1240" w:type="dxa"/>
-            <w:vAlign w:val="center"/>
-            <w:hideMark/>
-          </w:tcPr>
-          <w:p>
-            <w:pPr>
-              <w:pStyle w:val="Default"/>
-              <w:ind w:left="-97"/>
-              <w:jc w:val="center"/>
-              <w:rPr>
-                <w:b/>
                 <w:color w:val="7030A0"/>
                 <w:sz w:val="44"/>
                 <w:szCs w:val="28"/>
                 <w:lang w:val="en-IN"/>
               </w:rPr>
-            </w:pPr>
-          </w:p>
-        </w:tc>
-        <w:tc>
-          <w:tcPr>
-            <w:tcW w:w="1448" w:type="dxa"/>
-            <w:vAlign w:val="center"/>
-          </w:tcPr>
-          <w:p>
-            <w:pPr>
-              <w:pStyle w:val="Default"/>
-              <w:ind w:left="-97"/>
-              <w:jc w:val="center"/>
-              <w:rPr>
-                <w:b/>
-                <w:color w:val="7030A0"/>
-                <w:sz w:val="44"/>
-                <w:szCs w:val="28"/>
-                <w:lang w:val="en-IN"/>
-              </w:rPr>
-            </w:pPr>
-          </w:p>
-        </w:tc>
-        <w:tc>
-          <w:tcPr>
-            <w:tcW w:w="1312" w:type="dxa"/>
-            <w:vAlign w:val="center"/>
-          </w:tcPr>
-          <w:p>
-            <w:pPr>
-              <w:pStyle w:val="Default"/>
-              <w:ind w:left="-97"/>
-              <w:jc w:val="center"/>
-              <w:rPr>
-                <w:b/>
-                <w:color w:val="7030A0"/>
-                <w:sz w:val="44"/>
-                <w:szCs w:val="28"/>
-                <w:lang w:val="en-IN"/>
-              </w:rPr>
-            </w:pPr>
-          </w:p>
-        </w:tc>
-        <w:tc>
-          <w:tcPr>
-            <w:tcW w:w="1473" w:type="dxa"/>
-            <w:vAlign w:val="center"/>
-          </w:tcPr>
-          <w:p>
-            <w:pPr>
-              <w:pStyle w:val="Default"/>
-              <w:ind w:left="-97"/>
-              <w:jc w:val="center"/>
-              <w:rPr>
-                <w:b/>
-                <w:color w:val="7030A0"/>
-                <w:sz w:val="44"/>
-                <w:szCs w:val="28"/>
-                <w:lang w:val="en-IN"/>
-              </w:rPr>
-            </w:pPr>
-          </w:p>
-        </w:tc>
-        <w:tc>
-          <w:tcPr>
-            <w:tcW w:w="1475" w:type="dxa"/>
-            <w:vAlign w:val="center"/>
-            <w:hideMark/>
-          </w:tcPr>
-          <w:p>
-            <w:pPr>
-              <w:pStyle w:val="Default"/>
-              <w:ind w:left="-97"/>
-              <w:jc w:val="center"/>
-              <w:rPr>
-                <w:b/>
-                <w:color w:val="7030A0"/>
-                <w:sz w:val="44"/>
-                <w:szCs w:val="28"/>
-                <w:lang w:val="en-IN"/>
-              </w:rPr>
-            </w:pPr>
+              <w:t>√</w:t>
+            </w:r>
           </w:p>
         </w:tc>
       </w:tr>
@@ -10930,6 +11567,8 @@
         <w:rPr>
           <w:rFonts w:eastAsia="Calibri"/>
           <w:b/>
+          <w:sz w:val="32"/>
+          <w:szCs w:val="32"/>
           <w:lang w:val="en-IN"/>
         </w:rPr>
       </w:pPr>
@@ -10937,15 +11576,18 @@
         <w:rPr>
           <w:rFonts w:eastAsia="Calibri"/>
           <w:b/>
+          <w:sz w:val="32"/>
+          <w:szCs w:val="32"/>
           <w:lang w:val="en-IN"/>
         </w:rPr>
-        <w:lastRenderedPageBreak/>
         <w:t>14</w:t>
       </w:r>
       <w:r>
         <w:rPr>
           <w:rFonts w:eastAsia="Calibri"/>
           <w:b/>
+          <w:sz w:val="32"/>
+          <w:szCs w:val="32"/>
           <w:lang w:val="en-IN"/>
         </w:rPr>
         <w:t>.</w:t>
@@ -10954,6 +11596,8 @@
         <w:rPr>
           <w:rFonts w:eastAsia="Calibri"/>
           <w:b/>
+          <w:sz w:val="32"/>
+          <w:szCs w:val="32"/>
           <w:lang w:val="en-IN"/>
         </w:rPr>
         <w:tab/>
@@ -10982,13 +11626,17 @@
         <w:rPr>
           <w:rFonts w:eastAsia="Calibri"/>
           <w:b/>
-        </w:rPr>
-      </w:pPr>
-      <w:r>
-        <w:rPr>
-          <w:rFonts w:eastAsia="Calibri"/>
-          <w:b/>
-          <w:bCs/>
+          <w:sz w:val="28"/>
+          <w:szCs w:val="28"/>
+        </w:rPr>
+      </w:pPr>
+      <w:r>
+        <w:rPr>
+          <w:rFonts w:eastAsia="Calibri"/>
+          <w:b/>
+          <w:bCs/>
+          <w:sz w:val="28"/>
+          <w:szCs w:val="28"/>
         </w:rPr>
         <w:t>Books</w:t>
       </w:r>
@@ -11003,20 +11651,20 @@
         <w:jc w:val="both"/>
         <w:rPr>
           <w:rFonts w:eastAsia="Calibri"/>
-          <w:b/>
-        </w:rPr>
-      </w:pPr>
-      <w:r>
-        <w:rPr>
-          <w:rFonts w:eastAsia="Calibri"/>
-          <w:b/>
+          <w:bCs/>
+        </w:rPr>
+      </w:pPr>
+      <w:r>
+        <w:rPr>
+          <w:rFonts w:eastAsia="Calibri"/>
+          <w:bCs/>
         </w:rPr>
         <w:t xml:space="preserve">Silberschatz, A., Galvin, P. B., &amp; Gagne, G. (2018). </w:t>
       </w:r>
       <w:r>
         <w:rPr>
           <w:rFonts w:eastAsia="Calibri"/>
-          <w:b/>
+          <w:bCs/>
           <w:i/>
           <w:iCs/>
         </w:rPr>
@@ -11025,7 +11673,7 @@
       <w:r>
         <w:rPr>
           <w:rFonts w:eastAsia="Calibri"/>
-          <w:b/>
+          <w:bCs/>
         </w:rPr>
         <w:t xml:space="preserve"> (10th ed.). Wiley.</w:t>
       </w:r>
@@ -11040,20 +11688,20 @@
         <w:jc w:val="both"/>
         <w:rPr>
           <w:rFonts w:eastAsia="Calibri"/>
-          <w:b/>
-        </w:rPr>
-      </w:pPr>
-      <w:r>
-        <w:rPr>
-          <w:rFonts w:eastAsia="Calibri"/>
-          <w:b/>
+          <w:bCs/>
+        </w:rPr>
+      </w:pPr>
+      <w:r>
+        <w:rPr>
+          <w:rFonts w:eastAsia="Calibri"/>
+          <w:bCs/>
         </w:rPr>
         <w:t xml:space="preserve">Pressman, R. S., &amp; Maxim, B. R. (2019). </w:t>
       </w:r>
       <w:r>
         <w:rPr>
           <w:rFonts w:eastAsia="Calibri"/>
-          <w:b/>
+          <w:bCs/>
           <w:i/>
           <w:iCs/>
         </w:rPr>
@@ -11062,7 +11710,7 @@
       <w:r>
         <w:rPr>
           <w:rFonts w:eastAsia="Calibri"/>
-          <w:b/>
+          <w:bCs/>
         </w:rPr>
         <w:t xml:space="preserve"> (9th ed.). McGraw-Hill Education.</w:t>
       </w:r>
@@ -11077,20 +11725,20 @@
         <w:jc w:val="both"/>
         <w:rPr>
           <w:rFonts w:eastAsia="Calibri"/>
-          <w:b/>
-        </w:rPr>
-      </w:pPr>
-      <w:r>
-        <w:rPr>
-          <w:rFonts w:eastAsia="Calibri"/>
-          <w:b/>
+          <w:bCs/>
+        </w:rPr>
+      </w:pPr>
+      <w:r>
+        <w:rPr>
+          <w:rFonts w:eastAsia="Calibri"/>
+          <w:bCs/>
         </w:rPr>
         <w:t xml:space="preserve">Sommerville, I. (2016). </w:t>
       </w:r>
       <w:r>
         <w:rPr>
           <w:rFonts w:eastAsia="Calibri"/>
-          <w:b/>
+          <w:bCs/>
           <w:i/>
           <w:iCs/>
         </w:rPr>
@@ -11099,7 +11747,7 @@
       <w:r>
         <w:rPr>
           <w:rFonts w:eastAsia="Calibri"/>
-          <w:b/>
+          <w:bCs/>
         </w:rPr>
         <w:t xml:space="preserve"> (10th ed.). Pearson Education.</w:t>
       </w:r>
@@ -11115,13 +11763,17 @@
         <w:rPr>
           <w:rFonts w:eastAsia="Calibri"/>
           <w:b/>
-        </w:rPr>
-      </w:pPr>
-      <w:r>
-        <w:rPr>
-          <w:rFonts w:eastAsia="Calibri"/>
-          <w:b/>
-          <w:bCs/>
+          <w:sz w:val="28"/>
+          <w:szCs w:val="28"/>
+        </w:rPr>
+      </w:pPr>
+      <w:r>
+        <w:rPr>
+          <w:rFonts w:eastAsia="Calibri"/>
+          <w:b/>
+          <w:bCs/>
+          <w:sz w:val="28"/>
+          <w:szCs w:val="28"/>
         </w:rPr>
         <w:t>Official Documentation &amp; Websites</w:t>
       </w:r>
@@ -11136,20 +11788,20 @@
         <w:jc w:val="both"/>
         <w:rPr>
           <w:rFonts w:eastAsia="Calibri"/>
-          <w:b/>
-        </w:rPr>
-      </w:pPr>
-      <w:r>
-        <w:rPr>
-          <w:rFonts w:eastAsia="Calibri"/>
-          <w:b/>
+          <w:bCs/>
+        </w:rPr>
+      </w:pPr>
+      <w:r>
+        <w:rPr>
+          <w:rFonts w:eastAsia="Calibri"/>
+          <w:bCs/>
         </w:rPr>
         <w:t xml:space="preserve">Node.js Foundation. (2024). </w:t>
       </w:r>
       <w:r>
         <w:rPr>
           <w:rFonts w:eastAsia="Calibri"/>
-          <w:b/>
+          <w:bCs/>
           <w:i/>
           <w:iCs/>
         </w:rPr>
@@ -11158,7 +11810,7 @@
       <w:r>
         <w:rPr>
           <w:rFonts w:eastAsia="Calibri"/>
-          <w:b/>
+          <w:bCs/>
         </w:rPr>
         <w:t xml:space="preserve">. Retrieved from </w:t>
       </w:r>
@@ -11167,7 +11819,7 @@
           <w:rPr>
             <w:rStyle w:val="Hyperlink"/>
             <w:rFonts w:eastAsia="Calibri"/>
-            <w:b/>
+            <w:bCs/>
           </w:rPr>
           <w:t>https://nodejs.org</w:t>
         </w:r>
@@ -11183,14 +11835,14 @@
         <w:jc w:val="both"/>
         <w:rPr>
           <w:rFonts w:eastAsia="Calibri"/>
-          <w:b/>
+          <w:bCs/>
         </w:rPr>
       </w:pPr>
       <w:proofErr w:type="spellStart"/>
       <w:r>
         <w:rPr>
           <w:rFonts w:eastAsia="Calibri"/>
-          <w:b/>
+          <w:bCs/>
         </w:rPr>
         <w:t>Supabase</w:t>
       </w:r>
@@ -11198,7 +11850,7 @@
       <w:r>
         <w:rPr>
           <w:rFonts w:eastAsia="Calibri"/>
-          <w:b/>
+          <w:bCs/>
         </w:rPr>
         <w:t xml:space="preserve"> Inc. (2024). </w:t>
       </w:r>
@@ -11206,7 +11858,7 @@
       <w:r>
         <w:rPr>
           <w:rFonts w:eastAsia="Calibri"/>
-          <w:b/>
+          <w:bCs/>
           <w:i/>
           <w:iCs/>
         </w:rPr>
@@ -11216,7 +11868,7 @@
       <w:r>
         <w:rPr>
           <w:rFonts w:eastAsia="Calibri"/>
-          <w:b/>
+          <w:bCs/>
           <w:i/>
           <w:iCs/>
         </w:rPr>
@@ -11225,7 +11877,7 @@
       <w:r>
         <w:rPr>
           <w:rFonts w:eastAsia="Calibri"/>
-          <w:b/>
+          <w:bCs/>
         </w:rPr>
         <w:t xml:space="preserve">. Retrieved from </w:t>
       </w:r>
@@ -11234,7 +11886,7 @@
           <w:rPr>
             <w:rStyle w:val="Hyperlink"/>
             <w:rFonts w:eastAsia="Calibri"/>
-            <w:b/>
+            <w:bCs/>
           </w:rPr>
           <w:t>https://supabase.com/docs</w:t>
         </w:r>
@@ -11250,20 +11902,20 @@
         <w:jc w:val="both"/>
         <w:rPr>
           <w:rFonts w:eastAsia="Calibri"/>
-          <w:b/>
-        </w:rPr>
-      </w:pPr>
-      <w:r>
-        <w:rPr>
-          <w:rFonts w:eastAsia="Calibri"/>
-          <w:b/>
+          <w:bCs/>
+        </w:rPr>
+      </w:pPr>
+      <w:r>
+        <w:rPr>
+          <w:rFonts w:eastAsia="Calibri"/>
+          <w:bCs/>
         </w:rPr>
         <w:t xml:space="preserve">W3Schools. (2024). </w:t>
       </w:r>
       <w:r>
         <w:rPr>
           <w:rFonts w:eastAsia="Calibri"/>
-          <w:b/>
+          <w:bCs/>
           <w:i/>
           <w:iCs/>
         </w:rPr>
@@ -11272,7 +11924,7 @@
       <w:r>
         <w:rPr>
           <w:rFonts w:eastAsia="Calibri"/>
-          <w:b/>
+          <w:bCs/>
         </w:rPr>
         <w:t xml:space="preserve">. Retrieved from </w:t>
       </w:r>
@@ -11281,7 +11933,7 @@
           <w:rPr>
             <w:rStyle w:val="Hyperlink"/>
             <w:rFonts w:eastAsia="Calibri"/>
-            <w:b/>
+            <w:bCs/>
           </w:rPr>
           <w:t>https://www.w3schools.com</w:t>
         </w:r>
@@ -11293,7 +11945,7 @@
         <w:jc w:val="both"/>
         <w:rPr>
           <w:rFonts w:eastAsia="Calibri"/>
-          <w:b/>
+          <w:bCs/>
           <w:lang w:val="en-IN"/>
         </w:rPr>
       </w:pPr>
@@ -11456,28 +12108,6 @@
         </w:rPr>
         <w:t>Guide Signature:</w:t>
       </w:r>
-    </w:p>
-    <w:p>
-      <w:pPr>
-        <w:spacing w:line="360" w:lineRule="auto"/>
-        <w:jc w:val="both"/>
-        <w:rPr>
-          <w:rFonts w:eastAsia="Calibri"/>
-          <w:b/>
-          <w:lang w:val="en-IN"/>
-        </w:rPr>
-      </w:pPr>
-    </w:p>
-    <w:p>
-      <w:pPr>
-        <w:spacing w:line="360" w:lineRule="auto"/>
-        <w:jc w:val="both"/>
-        <w:rPr>
-          <w:rFonts w:eastAsia="Calibri"/>
-          <w:b/>
-          <w:lang w:val="en-IN"/>
-        </w:rPr>
-      </w:pPr>
     </w:p>
     <w:p>
       <w:pPr>
@@ -12297,6 +12927,119 @@
     </w:lvl>
   </w:abstractNum>
   <w:abstractNum w:abstractNumId="5" w15:restartNumberingAfterBreak="0">
+    <w:nsid w:val="0C327A96"/>
+    <w:multiLevelType w:val="hybridMultilevel"/>
+    <w:tmpl w:val="4620CB1E"/>
+    <w:lvl w:ilvl="0" w:tplc="DE506446">
+      <w:start w:val="1"/>
+      <w:numFmt w:val="bullet"/>
+      <w:lvlText w:val=""/>
+      <w:lvlJc w:val="left"/>
+      <w:pPr>
+        <w:ind w:left="720" w:hanging="360"/>
+      </w:pPr>
+      <w:rPr>
+        <w:rFonts w:ascii="Wingdings" w:hAnsi="Wingdings" w:hint="default"/>
+      </w:rPr>
+    </w:lvl>
+    <w:lvl w:ilvl="1" w:tplc="04090003" w:tentative="1">
+      <w:start w:val="1"/>
+      <w:numFmt w:val="bullet"/>
+      <w:lvlText w:val="o"/>
+      <w:lvlJc w:val="left"/>
+      <w:pPr>
+        <w:ind w:left="1440" w:hanging="360"/>
+      </w:pPr>
+      <w:rPr>
+        <w:rFonts w:ascii="Courier New" w:hAnsi="Courier New" w:cs="Courier New" w:hint="default"/>
+      </w:rPr>
+    </w:lvl>
+    <w:lvl w:ilvl="2" w:tplc="04090005" w:tentative="1">
+      <w:start w:val="1"/>
+      <w:numFmt w:val="bullet"/>
+      <w:lvlText w:val=""/>
+      <w:lvlJc w:val="left"/>
+      <w:pPr>
+        <w:ind w:left="2160" w:hanging="360"/>
+      </w:pPr>
+      <w:rPr>
+        <w:rFonts w:ascii="Wingdings" w:hAnsi="Wingdings" w:hint="default"/>
+      </w:rPr>
+    </w:lvl>
+    <w:lvl w:ilvl="3" w:tplc="04090001" w:tentative="1">
+      <w:start w:val="1"/>
+      <w:numFmt w:val="bullet"/>
+      <w:lvlText w:val=""/>
+      <w:lvlJc w:val="left"/>
+      <w:pPr>
+        <w:ind w:left="2880" w:hanging="360"/>
+      </w:pPr>
+      <w:rPr>
+        <w:rFonts w:ascii="Symbol" w:hAnsi="Symbol" w:hint="default"/>
+      </w:rPr>
+    </w:lvl>
+    <w:lvl w:ilvl="4" w:tplc="04090003" w:tentative="1">
+      <w:start w:val="1"/>
+      <w:numFmt w:val="bullet"/>
+      <w:lvlText w:val="o"/>
+      <w:lvlJc w:val="left"/>
+      <w:pPr>
+        <w:ind w:left="3600" w:hanging="360"/>
+      </w:pPr>
+      <w:rPr>
+        <w:rFonts w:ascii="Courier New" w:hAnsi="Courier New" w:cs="Courier New" w:hint="default"/>
+      </w:rPr>
+    </w:lvl>
+    <w:lvl w:ilvl="5" w:tplc="04090005" w:tentative="1">
+      <w:start w:val="1"/>
+      <w:numFmt w:val="bullet"/>
+      <w:lvlText w:val=""/>
+      <w:lvlJc w:val="left"/>
+      <w:pPr>
+        <w:ind w:left="4320" w:hanging="360"/>
+      </w:pPr>
+      <w:rPr>
+        <w:rFonts w:ascii="Wingdings" w:hAnsi="Wingdings" w:hint="default"/>
+      </w:rPr>
+    </w:lvl>
+    <w:lvl w:ilvl="6" w:tplc="04090001" w:tentative="1">
+      <w:start w:val="1"/>
+      <w:numFmt w:val="bullet"/>
+      <w:lvlText w:val=""/>
+      <w:lvlJc w:val="left"/>
+      <w:pPr>
+        <w:ind w:left="5040" w:hanging="360"/>
+      </w:pPr>
+      <w:rPr>
+        <w:rFonts w:ascii="Symbol" w:hAnsi="Symbol" w:hint="default"/>
+      </w:rPr>
+    </w:lvl>
+    <w:lvl w:ilvl="7" w:tplc="04090003" w:tentative="1">
+      <w:start w:val="1"/>
+      <w:numFmt w:val="bullet"/>
+      <w:lvlText w:val="o"/>
+      <w:lvlJc w:val="left"/>
+      <w:pPr>
+        <w:ind w:left="5760" w:hanging="360"/>
+      </w:pPr>
+      <w:rPr>
+        <w:rFonts w:ascii="Courier New" w:hAnsi="Courier New" w:cs="Courier New" w:hint="default"/>
+      </w:rPr>
+    </w:lvl>
+    <w:lvl w:ilvl="8" w:tplc="04090005" w:tentative="1">
+      <w:start w:val="1"/>
+      <w:numFmt w:val="bullet"/>
+      <w:lvlText w:val=""/>
+      <w:lvlJc w:val="left"/>
+      <w:pPr>
+        <w:ind w:left="6480" w:hanging="360"/>
+      </w:pPr>
+      <w:rPr>
+        <w:rFonts w:ascii="Wingdings" w:hAnsi="Wingdings" w:hint="default"/>
+      </w:rPr>
+    </w:lvl>
+  </w:abstractNum>
+  <w:abstractNum w:abstractNumId="6" w15:restartNumberingAfterBreak="0">
     <w:nsid w:val="0C3E6231"/>
     <w:multiLevelType w:val="hybridMultilevel"/>
     <w:tmpl w:val="F36ACDAA"/>
@@ -12386,7 +13129,7 @@
       </w:pPr>
     </w:lvl>
   </w:abstractNum>
-  <w:abstractNum w:abstractNumId="6" w15:restartNumberingAfterBreak="0">
+  <w:abstractNum w:abstractNumId="7" w15:restartNumberingAfterBreak="0">
     <w:nsid w:val="0E6B59AC"/>
     <w:multiLevelType w:val="multilevel"/>
     <w:tmpl w:val="C51E921E"/>
@@ -12535,7 +13278,7 @@
       </w:rPr>
     </w:lvl>
   </w:abstractNum>
-  <w:abstractNum w:abstractNumId="7" w15:restartNumberingAfterBreak="0">
+  <w:abstractNum w:abstractNumId="8" w15:restartNumberingAfterBreak="0">
     <w:nsid w:val="0EAB5991"/>
     <w:multiLevelType w:val="multilevel"/>
     <w:tmpl w:val="C2CCAADC"/>
@@ -12684,7 +13427,7 @@
       </w:rPr>
     </w:lvl>
   </w:abstractNum>
-  <w:abstractNum w:abstractNumId="8" w15:restartNumberingAfterBreak="0">
+  <w:abstractNum w:abstractNumId="9" w15:restartNumberingAfterBreak="0">
     <w:nsid w:val="0FD801C7"/>
     <w:multiLevelType w:val="multilevel"/>
     <w:tmpl w:val="A492EF56"/>
@@ -12833,7 +13576,7 @@
       </w:rPr>
     </w:lvl>
   </w:abstractNum>
-  <w:abstractNum w:abstractNumId="9" w15:restartNumberingAfterBreak="0">
+  <w:abstractNum w:abstractNumId="10" w15:restartNumberingAfterBreak="0">
     <w:nsid w:val="102F2030"/>
     <w:multiLevelType w:val="multilevel"/>
     <w:tmpl w:val="18BA1D2A"/>
@@ -12982,7 +13725,7 @@
       </w:rPr>
     </w:lvl>
   </w:abstractNum>
-  <w:abstractNum w:abstractNumId="10" w15:restartNumberingAfterBreak="0">
+  <w:abstractNum w:abstractNumId="11" w15:restartNumberingAfterBreak="0">
     <w:nsid w:val="109E2259"/>
     <w:multiLevelType w:val="multilevel"/>
     <w:tmpl w:val="AFD4DAF8"/>
@@ -13131,7 +13874,7 @@
       </w:rPr>
     </w:lvl>
   </w:abstractNum>
-  <w:abstractNum w:abstractNumId="11" w15:restartNumberingAfterBreak="0">
+  <w:abstractNum w:abstractNumId="12" w15:restartNumberingAfterBreak="0">
     <w:nsid w:val="10EB3172"/>
     <w:multiLevelType w:val="hybridMultilevel"/>
     <w:tmpl w:val="2460D386"/>
@@ -13271,7 +14014,7 @@
       </w:rPr>
     </w:lvl>
   </w:abstractNum>
-  <w:abstractNum w:abstractNumId="12" w15:restartNumberingAfterBreak="0">
+  <w:abstractNum w:abstractNumId="13" w15:restartNumberingAfterBreak="0">
     <w:nsid w:val="13611FB3"/>
     <w:multiLevelType w:val="multilevel"/>
     <w:tmpl w:val="82207A7C"/>
@@ -13420,7 +14163,7 @@
       </w:rPr>
     </w:lvl>
   </w:abstractNum>
-  <w:abstractNum w:abstractNumId="13" w15:restartNumberingAfterBreak="0">
+  <w:abstractNum w:abstractNumId="14" w15:restartNumberingAfterBreak="0">
     <w:nsid w:val="14734627"/>
     <w:multiLevelType w:val="hybridMultilevel"/>
     <w:tmpl w:val="2318A660"/>
@@ -13533,7 +14276,7 @@
       </w:rPr>
     </w:lvl>
   </w:abstractNum>
-  <w:abstractNum w:abstractNumId="14" w15:restartNumberingAfterBreak="0">
+  <w:abstractNum w:abstractNumId="15" w15:restartNumberingAfterBreak="0">
     <w:nsid w:val="15A80CD3"/>
     <w:multiLevelType w:val="multilevel"/>
     <w:tmpl w:val="4D923582"/>
@@ -13646,7 +14389,7 @@
       </w:rPr>
     </w:lvl>
   </w:abstractNum>
-  <w:abstractNum w:abstractNumId="15" w15:restartNumberingAfterBreak="0">
+  <w:abstractNum w:abstractNumId="16" w15:restartNumberingAfterBreak="0">
     <w:nsid w:val="19061F14"/>
     <w:multiLevelType w:val="multilevel"/>
     <w:tmpl w:val="FF3408F0"/>
@@ -13657,9 +14400,9 @@
       <w:lvlJc w:val="left"/>
       <w:pPr>
         <w:tabs>
-          <w:tab w:val="num" w:pos="720"/>
-        </w:tabs>
-        <w:ind w:left="720" w:hanging="360"/>
+          <w:tab w:val="num" w:pos="1080"/>
+        </w:tabs>
+        <w:ind w:left="1080" w:hanging="360"/>
       </w:pPr>
       <w:rPr>
         <w:rFonts w:ascii="Symbol" w:hAnsi="Symbol" w:hint="default"/>
@@ -13673,9 +14416,9 @@
       <w:lvlJc w:val="left"/>
       <w:pPr>
         <w:tabs>
-          <w:tab w:val="num" w:pos="1440"/>
-        </w:tabs>
-        <w:ind w:left="1440" w:hanging="360"/>
+          <w:tab w:val="num" w:pos="1800"/>
+        </w:tabs>
+        <w:ind w:left="1800" w:hanging="360"/>
       </w:pPr>
       <w:rPr>
         <w:rFonts w:ascii="Courier New" w:hAnsi="Courier New" w:hint="default"/>
@@ -13689,9 +14432,9 @@
       <w:lvlJc w:val="left"/>
       <w:pPr>
         <w:tabs>
-          <w:tab w:val="num" w:pos="2160"/>
-        </w:tabs>
-        <w:ind w:left="2160" w:hanging="360"/>
+          <w:tab w:val="num" w:pos="2520"/>
+        </w:tabs>
+        <w:ind w:left="2520" w:hanging="360"/>
       </w:pPr>
       <w:rPr>
         <w:rFonts w:ascii="Wingdings" w:hAnsi="Wingdings" w:hint="default"/>
@@ -13705,9 +14448,9 @@
       <w:lvlJc w:val="left"/>
       <w:pPr>
         <w:tabs>
-          <w:tab w:val="num" w:pos="2880"/>
-        </w:tabs>
-        <w:ind w:left="2880" w:hanging="360"/>
+          <w:tab w:val="num" w:pos="3240"/>
+        </w:tabs>
+        <w:ind w:left="3240" w:hanging="360"/>
       </w:pPr>
       <w:rPr>
         <w:rFonts w:ascii="Wingdings" w:hAnsi="Wingdings" w:hint="default"/>
@@ -13721,9 +14464,9 @@
       <w:lvlJc w:val="left"/>
       <w:pPr>
         <w:tabs>
-          <w:tab w:val="num" w:pos="3600"/>
-        </w:tabs>
-        <w:ind w:left="3600" w:hanging="360"/>
+          <w:tab w:val="num" w:pos="3960"/>
+        </w:tabs>
+        <w:ind w:left="3960" w:hanging="360"/>
       </w:pPr>
       <w:rPr>
         <w:rFonts w:ascii="Wingdings" w:hAnsi="Wingdings" w:hint="default"/>
@@ -13737,9 +14480,9 @@
       <w:lvlJc w:val="left"/>
       <w:pPr>
         <w:tabs>
-          <w:tab w:val="num" w:pos="4320"/>
-        </w:tabs>
-        <w:ind w:left="4320" w:hanging="360"/>
+          <w:tab w:val="num" w:pos="4680"/>
+        </w:tabs>
+        <w:ind w:left="4680" w:hanging="360"/>
       </w:pPr>
       <w:rPr>
         <w:rFonts w:ascii="Wingdings" w:hAnsi="Wingdings" w:hint="default"/>
@@ -13753,9 +14496,9 @@
       <w:lvlJc w:val="left"/>
       <w:pPr>
         <w:tabs>
-          <w:tab w:val="num" w:pos="5040"/>
-        </w:tabs>
-        <w:ind w:left="5040" w:hanging="360"/>
+          <w:tab w:val="num" w:pos="5400"/>
+        </w:tabs>
+        <w:ind w:left="5400" w:hanging="360"/>
       </w:pPr>
       <w:rPr>
         <w:rFonts w:ascii="Wingdings" w:hAnsi="Wingdings" w:hint="default"/>
@@ -13769,9 +14512,9 @@
       <w:lvlJc w:val="left"/>
       <w:pPr>
         <w:tabs>
-          <w:tab w:val="num" w:pos="5760"/>
-        </w:tabs>
-        <w:ind w:left="5760" w:hanging="360"/>
+          <w:tab w:val="num" w:pos="6120"/>
+        </w:tabs>
+        <w:ind w:left="6120" w:hanging="360"/>
       </w:pPr>
       <w:rPr>
         <w:rFonts w:ascii="Wingdings" w:hAnsi="Wingdings" w:hint="default"/>
@@ -13785,9 +14528,9 @@
       <w:lvlJc w:val="left"/>
       <w:pPr>
         <w:tabs>
-          <w:tab w:val="num" w:pos="6480"/>
-        </w:tabs>
-        <w:ind w:left="6480" w:hanging="360"/>
+          <w:tab w:val="num" w:pos="6840"/>
+        </w:tabs>
+        <w:ind w:left="6840" w:hanging="360"/>
       </w:pPr>
       <w:rPr>
         <w:rFonts w:ascii="Wingdings" w:hAnsi="Wingdings" w:hint="default"/>
@@ -13795,7 +14538,7 @@
       </w:rPr>
     </w:lvl>
   </w:abstractNum>
-  <w:abstractNum w:abstractNumId="16" w15:restartNumberingAfterBreak="0">
+  <w:abstractNum w:abstractNumId="17" w15:restartNumberingAfterBreak="0">
     <w:nsid w:val="19D52EF8"/>
     <w:multiLevelType w:val="hybridMultilevel"/>
     <w:tmpl w:val="C4FA28A4"/>
@@ -13884,7 +14627,7 @@
       </w:pPr>
     </w:lvl>
   </w:abstractNum>
-  <w:abstractNum w:abstractNumId="17" w15:restartNumberingAfterBreak="0">
+  <w:abstractNum w:abstractNumId="18" w15:restartNumberingAfterBreak="0">
     <w:nsid w:val="1BD157E0"/>
     <w:multiLevelType w:val="hybridMultilevel"/>
     <w:tmpl w:val="8F2C07BC"/>
@@ -13973,7 +14716,7 @@
       </w:pPr>
     </w:lvl>
   </w:abstractNum>
-  <w:abstractNum w:abstractNumId="18" w15:restartNumberingAfterBreak="0">
+  <w:abstractNum w:abstractNumId="19" w15:restartNumberingAfterBreak="0">
     <w:nsid w:val="1CD831B6"/>
     <w:multiLevelType w:val="hybridMultilevel"/>
     <w:tmpl w:val="ACBC5604"/>
@@ -14085,7 +14828,7 @@
       </w:rPr>
     </w:lvl>
   </w:abstractNum>
-  <w:abstractNum w:abstractNumId="19" w15:restartNumberingAfterBreak="0">
+  <w:abstractNum w:abstractNumId="20" w15:restartNumberingAfterBreak="0">
     <w:nsid w:val="1D6A1935"/>
     <w:multiLevelType w:val="multilevel"/>
     <w:tmpl w:val="9034A4A8"/>
@@ -14198,7 +14941,7 @@
       </w:rPr>
     </w:lvl>
   </w:abstractNum>
-  <w:abstractNum w:abstractNumId="20" w15:restartNumberingAfterBreak="0">
+  <w:abstractNum w:abstractNumId="21" w15:restartNumberingAfterBreak="0">
     <w:nsid w:val="20016FA6"/>
     <w:multiLevelType w:val="multilevel"/>
     <w:tmpl w:val="FB2C9384"/>
@@ -14347,7 +15090,7 @@
       </w:rPr>
     </w:lvl>
   </w:abstractNum>
-  <w:abstractNum w:abstractNumId="21" w15:restartNumberingAfterBreak="0">
+  <w:abstractNum w:abstractNumId="22" w15:restartNumberingAfterBreak="0">
     <w:nsid w:val="21160901"/>
     <w:multiLevelType w:val="hybridMultilevel"/>
     <w:tmpl w:val="3ED03DA4"/>
@@ -14460,7 +15203,7 @@
       </w:pPr>
     </w:lvl>
   </w:abstractNum>
-  <w:abstractNum w:abstractNumId="22" w15:restartNumberingAfterBreak="0">
+  <w:abstractNum w:abstractNumId="23" w15:restartNumberingAfterBreak="0">
     <w:nsid w:val="22C9355E"/>
     <w:multiLevelType w:val="multilevel"/>
     <w:tmpl w:val="327C1960"/>
@@ -14609,7 +15352,7 @@
       </w:rPr>
     </w:lvl>
   </w:abstractNum>
-  <w:abstractNum w:abstractNumId="23" w15:restartNumberingAfterBreak="0">
+  <w:abstractNum w:abstractNumId="24" w15:restartNumberingAfterBreak="0">
     <w:nsid w:val="26815E05"/>
     <w:multiLevelType w:val="hybridMultilevel"/>
     <w:tmpl w:val="460ED99A"/>
@@ -14722,7 +15465,7 @@
       </w:rPr>
     </w:lvl>
   </w:abstractNum>
-  <w:abstractNum w:abstractNumId="24" w15:restartNumberingAfterBreak="0">
+  <w:abstractNum w:abstractNumId="25" w15:restartNumberingAfterBreak="0">
     <w:nsid w:val="294A2EEC"/>
     <w:multiLevelType w:val="multilevel"/>
     <w:tmpl w:val="982C62B4"/>
@@ -14871,7 +15614,7 @@
       </w:rPr>
     </w:lvl>
   </w:abstractNum>
-  <w:abstractNum w:abstractNumId="25" w15:restartNumberingAfterBreak="0">
+  <w:abstractNum w:abstractNumId="26" w15:restartNumberingAfterBreak="0">
     <w:nsid w:val="309621B7"/>
     <w:multiLevelType w:val="hybridMultilevel"/>
     <w:tmpl w:val="427AC0C4"/>
@@ -14957,7 +15700,7 @@
       </w:pPr>
     </w:lvl>
   </w:abstractNum>
-  <w:abstractNum w:abstractNumId="26" w15:restartNumberingAfterBreak="0">
+  <w:abstractNum w:abstractNumId="27" w15:restartNumberingAfterBreak="0">
     <w:nsid w:val="35CA3C74"/>
     <w:multiLevelType w:val="multilevel"/>
     <w:tmpl w:val="19100460"/>
@@ -15047,7 +15790,7 @@
       </w:pPr>
     </w:lvl>
   </w:abstractNum>
-  <w:abstractNum w:abstractNumId="27" w15:restartNumberingAfterBreak="0">
+  <w:abstractNum w:abstractNumId="28" w15:restartNumberingAfterBreak="0">
     <w:nsid w:val="3A44760B"/>
     <w:multiLevelType w:val="multilevel"/>
     <w:tmpl w:val="9BF23D10"/>
@@ -15196,7 +15939,7 @@
       </w:rPr>
     </w:lvl>
   </w:abstractNum>
-  <w:abstractNum w:abstractNumId="28" w15:restartNumberingAfterBreak="0">
+  <w:abstractNum w:abstractNumId="29" w15:restartNumberingAfterBreak="0">
     <w:nsid w:val="3CD74ED0"/>
     <w:multiLevelType w:val="hybridMultilevel"/>
     <w:tmpl w:val="89F62764"/>
@@ -15309,7 +16052,7 @@
       </w:pPr>
     </w:lvl>
   </w:abstractNum>
-  <w:abstractNum w:abstractNumId="29" w15:restartNumberingAfterBreak="0">
+  <w:abstractNum w:abstractNumId="30" w15:restartNumberingAfterBreak="0">
     <w:nsid w:val="3D3F48D8"/>
     <w:multiLevelType w:val="multilevel"/>
     <w:tmpl w:val="B3741974"/>
@@ -15458,7 +16201,7 @@
       </w:rPr>
     </w:lvl>
   </w:abstractNum>
-  <w:abstractNum w:abstractNumId="30" w15:restartNumberingAfterBreak="0">
+  <w:abstractNum w:abstractNumId="31" w15:restartNumberingAfterBreak="0">
     <w:nsid w:val="3F1B3726"/>
     <w:multiLevelType w:val="hybridMultilevel"/>
     <w:tmpl w:val="8D626D0A"/>
@@ -15571,7 +16314,7 @@
       </w:rPr>
     </w:lvl>
   </w:abstractNum>
-  <w:abstractNum w:abstractNumId="31" w15:restartNumberingAfterBreak="0">
+  <w:abstractNum w:abstractNumId="32" w15:restartNumberingAfterBreak="0">
     <w:nsid w:val="401D60FB"/>
     <w:multiLevelType w:val="multilevel"/>
     <w:tmpl w:val="912A5FEC"/>
@@ -15720,7 +16463,7 @@
       </w:rPr>
     </w:lvl>
   </w:abstractNum>
-  <w:abstractNum w:abstractNumId="32" w15:restartNumberingAfterBreak="0">
+  <w:abstractNum w:abstractNumId="33" w15:restartNumberingAfterBreak="0">
     <w:nsid w:val="401F29C0"/>
     <w:multiLevelType w:val="multilevel"/>
     <w:tmpl w:val="8BEC78A0"/>
@@ -15841,7 +16584,7 @@
       </w:rPr>
     </w:lvl>
   </w:abstractNum>
-  <w:abstractNum w:abstractNumId="33" w15:restartNumberingAfterBreak="0">
+  <w:abstractNum w:abstractNumId="34" w15:restartNumberingAfterBreak="0">
     <w:nsid w:val="40302591"/>
     <w:multiLevelType w:val="multilevel"/>
     <w:tmpl w:val="BC9885BA"/>
@@ -15990,7 +16733,7 @@
       </w:rPr>
     </w:lvl>
   </w:abstractNum>
-  <w:abstractNum w:abstractNumId="34" w15:restartNumberingAfterBreak="0">
+  <w:abstractNum w:abstractNumId="35" w15:restartNumberingAfterBreak="0">
     <w:nsid w:val="40716D21"/>
     <w:multiLevelType w:val="hybridMultilevel"/>
     <w:tmpl w:val="B3323B3C"/>
@@ -16103,7 +16846,7 @@
       </w:rPr>
     </w:lvl>
   </w:abstractNum>
-  <w:abstractNum w:abstractNumId="35" w15:restartNumberingAfterBreak="0">
+  <w:abstractNum w:abstractNumId="36" w15:restartNumberingAfterBreak="0">
     <w:nsid w:val="41D018D2"/>
     <w:multiLevelType w:val="multilevel"/>
     <w:tmpl w:val="B99ABC08"/>
@@ -16252,7 +16995,7 @@
       </w:rPr>
     </w:lvl>
   </w:abstractNum>
-  <w:abstractNum w:abstractNumId="36" w15:restartNumberingAfterBreak="0">
+  <w:abstractNum w:abstractNumId="37" w15:restartNumberingAfterBreak="0">
     <w:nsid w:val="424635AF"/>
     <w:multiLevelType w:val="hybridMultilevel"/>
     <w:tmpl w:val="8D2AF328"/>
@@ -16364,7 +17107,7 @@
       </w:rPr>
     </w:lvl>
   </w:abstractNum>
-  <w:abstractNum w:abstractNumId="37" w15:restartNumberingAfterBreak="0">
+  <w:abstractNum w:abstractNumId="38" w15:restartNumberingAfterBreak="0">
     <w:nsid w:val="428F2295"/>
     <w:multiLevelType w:val="hybridMultilevel"/>
     <w:tmpl w:val="B6D6E220"/>
@@ -16477,7 +17220,7 @@
       </w:pPr>
     </w:lvl>
   </w:abstractNum>
-  <w:abstractNum w:abstractNumId="38" w15:restartNumberingAfterBreak="0">
+  <w:abstractNum w:abstractNumId="39" w15:restartNumberingAfterBreak="0">
     <w:nsid w:val="42B900DA"/>
     <w:multiLevelType w:val="hybridMultilevel"/>
     <w:tmpl w:val="B7D2A9A2"/>
@@ -16590,7 +17333,7 @@
       </w:rPr>
     </w:lvl>
   </w:abstractNum>
-  <w:abstractNum w:abstractNumId="39" w15:restartNumberingAfterBreak="0">
+  <w:abstractNum w:abstractNumId="40" w15:restartNumberingAfterBreak="0">
     <w:nsid w:val="449F5B23"/>
     <w:multiLevelType w:val="multilevel"/>
     <w:tmpl w:val="25521572"/>
@@ -16739,7 +17482,7 @@
       </w:rPr>
     </w:lvl>
   </w:abstractNum>
-  <w:abstractNum w:abstractNumId="40" w15:restartNumberingAfterBreak="0">
+  <w:abstractNum w:abstractNumId="41" w15:restartNumberingAfterBreak="0">
     <w:nsid w:val="44C73D00"/>
     <w:multiLevelType w:val="multilevel"/>
     <w:tmpl w:val="C060A988"/>
@@ -16888,7 +17631,7 @@
       </w:rPr>
     </w:lvl>
   </w:abstractNum>
-  <w:abstractNum w:abstractNumId="41" w15:restartNumberingAfterBreak="0">
+  <w:abstractNum w:abstractNumId="42" w15:restartNumberingAfterBreak="0">
     <w:nsid w:val="45533495"/>
     <w:multiLevelType w:val="multilevel"/>
     <w:tmpl w:val="F54299BE"/>
@@ -17037,7 +17780,7 @@
       </w:rPr>
     </w:lvl>
   </w:abstractNum>
-  <w:abstractNum w:abstractNumId="42" w15:restartNumberingAfterBreak="0">
+  <w:abstractNum w:abstractNumId="43" w15:restartNumberingAfterBreak="0">
     <w:nsid w:val="45E94BC0"/>
     <w:multiLevelType w:val="hybridMultilevel"/>
     <w:tmpl w:val="7CE00E3E"/>
@@ -17174,7 +17917,7 @@
       </w:rPr>
     </w:lvl>
   </w:abstractNum>
-  <w:abstractNum w:abstractNumId="43" w15:restartNumberingAfterBreak="0">
+  <w:abstractNum w:abstractNumId="44" w15:restartNumberingAfterBreak="0">
     <w:nsid w:val="4ACF3D81"/>
     <w:multiLevelType w:val="hybridMultilevel"/>
     <w:tmpl w:val="725CCC58"/>
@@ -17287,7 +18030,7 @@
       </w:pPr>
     </w:lvl>
   </w:abstractNum>
-  <w:abstractNum w:abstractNumId="44" w15:restartNumberingAfterBreak="0">
+  <w:abstractNum w:abstractNumId="45" w15:restartNumberingAfterBreak="0">
     <w:nsid w:val="4C7C06A4"/>
     <w:multiLevelType w:val="multilevel"/>
     <w:tmpl w:val="CC6493E4"/>
@@ -17436,7 +18179,7 @@
       </w:rPr>
     </w:lvl>
   </w:abstractNum>
-  <w:abstractNum w:abstractNumId="45" w15:restartNumberingAfterBreak="0">
+  <w:abstractNum w:abstractNumId="46" w15:restartNumberingAfterBreak="0">
     <w:nsid w:val="4D8E78EE"/>
     <w:multiLevelType w:val="multilevel"/>
     <w:tmpl w:val="05AE4F98"/>
@@ -17585,7 +18328,7 @@
       </w:rPr>
     </w:lvl>
   </w:abstractNum>
-  <w:abstractNum w:abstractNumId="46" w15:restartNumberingAfterBreak="0">
+  <w:abstractNum w:abstractNumId="47" w15:restartNumberingAfterBreak="0">
     <w:nsid w:val="4E9B50FF"/>
     <w:multiLevelType w:val="hybridMultilevel"/>
     <w:tmpl w:val="B25C05C0"/>
@@ -17674,7 +18417,7 @@
       </w:pPr>
     </w:lvl>
   </w:abstractNum>
-  <w:abstractNum w:abstractNumId="47" w15:restartNumberingAfterBreak="0">
+  <w:abstractNum w:abstractNumId="48" w15:restartNumberingAfterBreak="0">
     <w:nsid w:val="4EF55D8F"/>
     <w:multiLevelType w:val="multilevel"/>
     <w:tmpl w:val="0E9E0D30"/>
@@ -17823,7 +18566,7 @@
       </w:rPr>
     </w:lvl>
   </w:abstractNum>
-  <w:abstractNum w:abstractNumId="48" w15:restartNumberingAfterBreak="0">
+  <w:abstractNum w:abstractNumId="49" w15:restartNumberingAfterBreak="0">
     <w:nsid w:val="4FA12C82"/>
     <w:multiLevelType w:val="multilevel"/>
     <w:tmpl w:val="404C33C6"/>
@@ -17972,7 +18715,233 @@
       </w:rPr>
     </w:lvl>
   </w:abstractNum>
-  <w:abstractNum w:abstractNumId="49" w15:restartNumberingAfterBreak="0">
+  <w:abstractNum w:abstractNumId="50" w15:restartNumberingAfterBreak="0">
+    <w:nsid w:val="531215BF"/>
+    <w:multiLevelType w:val="hybridMultilevel"/>
+    <w:tmpl w:val="CBEEED7E"/>
+    <w:lvl w:ilvl="0" w:tplc="DE506446">
+      <w:start w:val="1"/>
+      <w:numFmt w:val="bullet"/>
+      <w:lvlText w:val=""/>
+      <w:lvlJc w:val="left"/>
+      <w:pPr>
+        <w:ind w:left="720" w:hanging="360"/>
+      </w:pPr>
+      <w:rPr>
+        <w:rFonts w:ascii="Wingdings" w:hAnsi="Wingdings" w:hint="default"/>
+      </w:rPr>
+    </w:lvl>
+    <w:lvl w:ilvl="1" w:tplc="04090003" w:tentative="1">
+      <w:start w:val="1"/>
+      <w:numFmt w:val="bullet"/>
+      <w:lvlText w:val="o"/>
+      <w:lvlJc w:val="left"/>
+      <w:pPr>
+        <w:ind w:left="1440" w:hanging="360"/>
+      </w:pPr>
+      <w:rPr>
+        <w:rFonts w:ascii="Courier New" w:hAnsi="Courier New" w:cs="Courier New" w:hint="default"/>
+      </w:rPr>
+    </w:lvl>
+    <w:lvl w:ilvl="2" w:tplc="04090005" w:tentative="1">
+      <w:start w:val="1"/>
+      <w:numFmt w:val="bullet"/>
+      <w:lvlText w:val=""/>
+      <w:lvlJc w:val="left"/>
+      <w:pPr>
+        <w:ind w:left="2160" w:hanging="360"/>
+      </w:pPr>
+      <w:rPr>
+        <w:rFonts w:ascii="Wingdings" w:hAnsi="Wingdings" w:hint="default"/>
+      </w:rPr>
+    </w:lvl>
+    <w:lvl w:ilvl="3" w:tplc="04090001" w:tentative="1">
+      <w:start w:val="1"/>
+      <w:numFmt w:val="bullet"/>
+      <w:lvlText w:val=""/>
+      <w:lvlJc w:val="left"/>
+      <w:pPr>
+        <w:ind w:left="2880" w:hanging="360"/>
+      </w:pPr>
+      <w:rPr>
+        <w:rFonts w:ascii="Symbol" w:hAnsi="Symbol" w:hint="default"/>
+      </w:rPr>
+    </w:lvl>
+    <w:lvl w:ilvl="4" w:tplc="04090003" w:tentative="1">
+      <w:start w:val="1"/>
+      <w:numFmt w:val="bullet"/>
+      <w:lvlText w:val="o"/>
+      <w:lvlJc w:val="left"/>
+      <w:pPr>
+        <w:ind w:left="3600" w:hanging="360"/>
+      </w:pPr>
+      <w:rPr>
+        <w:rFonts w:ascii="Courier New" w:hAnsi="Courier New" w:cs="Courier New" w:hint="default"/>
+      </w:rPr>
+    </w:lvl>
+    <w:lvl w:ilvl="5" w:tplc="04090005" w:tentative="1">
+      <w:start w:val="1"/>
+      <w:numFmt w:val="bullet"/>
+      <w:lvlText w:val=""/>
+      <w:lvlJc w:val="left"/>
+      <w:pPr>
+        <w:ind w:left="4320" w:hanging="360"/>
+      </w:pPr>
+      <w:rPr>
+        <w:rFonts w:ascii="Wingdings" w:hAnsi="Wingdings" w:hint="default"/>
+      </w:rPr>
+    </w:lvl>
+    <w:lvl w:ilvl="6" w:tplc="04090001" w:tentative="1">
+      <w:start w:val="1"/>
+      <w:numFmt w:val="bullet"/>
+      <w:lvlText w:val=""/>
+      <w:lvlJc w:val="left"/>
+      <w:pPr>
+        <w:ind w:left="5040" w:hanging="360"/>
+      </w:pPr>
+      <w:rPr>
+        <w:rFonts w:ascii="Symbol" w:hAnsi="Symbol" w:hint="default"/>
+      </w:rPr>
+    </w:lvl>
+    <w:lvl w:ilvl="7" w:tplc="04090003" w:tentative="1">
+      <w:start w:val="1"/>
+      <w:numFmt w:val="bullet"/>
+      <w:lvlText w:val="o"/>
+      <w:lvlJc w:val="left"/>
+      <w:pPr>
+        <w:ind w:left="5760" w:hanging="360"/>
+      </w:pPr>
+      <w:rPr>
+        <w:rFonts w:ascii="Courier New" w:hAnsi="Courier New" w:cs="Courier New" w:hint="default"/>
+      </w:rPr>
+    </w:lvl>
+    <w:lvl w:ilvl="8" w:tplc="04090005" w:tentative="1">
+      <w:start w:val="1"/>
+      <w:numFmt w:val="bullet"/>
+      <w:lvlText w:val=""/>
+      <w:lvlJc w:val="left"/>
+      <w:pPr>
+        <w:ind w:left="6480" w:hanging="360"/>
+      </w:pPr>
+      <w:rPr>
+        <w:rFonts w:ascii="Wingdings" w:hAnsi="Wingdings" w:hint="default"/>
+      </w:rPr>
+    </w:lvl>
+  </w:abstractNum>
+  <w:abstractNum w:abstractNumId="51" w15:restartNumberingAfterBreak="0">
+    <w:nsid w:val="55D4652A"/>
+    <w:multiLevelType w:val="hybridMultilevel"/>
+    <w:tmpl w:val="9D6E16EA"/>
+    <w:lvl w:ilvl="0" w:tplc="DE506446">
+      <w:start w:val="1"/>
+      <w:numFmt w:val="bullet"/>
+      <w:lvlText w:val=""/>
+      <w:lvlJc w:val="left"/>
+      <w:pPr>
+        <w:ind w:left="720" w:hanging="360"/>
+      </w:pPr>
+      <w:rPr>
+        <w:rFonts w:ascii="Wingdings" w:hAnsi="Wingdings" w:hint="default"/>
+      </w:rPr>
+    </w:lvl>
+    <w:lvl w:ilvl="1" w:tplc="04090003" w:tentative="1">
+      <w:start w:val="1"/>
+      <w:numFmt w:val="bullet"/>
+      <w:lvlText w:val="o"/>
+      <w:lvlJc w:val="left"/>
+      <w:pPr>
+        <w:ind w:left="1440" w:hanging="360"/>
+      </w:pPr>
+      <w:rPr>
+        <w:rFonts w:ascii="Courier New" w:hAnsi="Courier New" w:cs="Courier New" w:hint="default"/>
+      </w:rPr>
+    </w:lvl>
+    <w:lvl w:ilvl="2" w:tplc="04090005" w:tentative="1">
+      <w:start w:val="1"/>
+      <w:numFmt w:val="bullet"/>
+      <w:lvlText w:val=""/>
+      <w:lvlJc w:val="left"/>
+      <w:pPr>
+        <w:ind w:left="2160" w:hanging="360"/>
+      </w:pPr>
+      <w:rPr>
+        <w:rFonts w:ascii="Wingdings" w:hAnsi="Wingdings" w:hint="default"/>
+      </w:rPr>
+    </w:lvl>
+    <w:lvl w:ilvl="3" w:tplc="04090001" w:tentative="1">
+      <w:start w:val="1"/>
+      <w:numFmt w:val="bullet"/>
+      <w:lvlText w:val=""/>
+      <w:lvlJc w:val="left"/>
+      <w:pPr>
+        <w:ind w:left="2880" w:hanging="360"/>
+      </w:pPr>
+      <w:rPr>
+        <w:rFonts w:ascii="Symbol" w:hAnsi="Symbol" w:hint="default"/>
+      </w:rPr>
+    </w:lvl>
+    <w:lvl w:ilvl="4" w:tplc="04090003" w:tentative="1">
+      <w:start w:val="1"/>
+      <w:numFmt w:val="bullet"/>
+      <w:lvlText w:val="o"/>
+      <w:lvlJc w:val="left"/>
+      <w:pPr>
+        <w:ind w:left="3600" w:hanging="360"/>
+      </w:pPr>
+      <w:rPr>
+        <w:rFonts w:ascii="Courier New" w:hAnsi="Courier New" w:cs="Courier New" w:hint="default"/>
+      </w:rPr>
+    </w:lvl>
+    <w:lvl w:ilvl="5" w:tplc="04090005" w:tentative="1">
+      <w:start w:val="1"/>
+      <w:numFmt w:val="bullet"/>
+      <w:lvlText w:val=""/>
+      <w:lvlJc w:val="left"/>
+      <w:pPr>
+        <w:ind w:left="4320" w:hanging="360"/>
+      </w:pPr>
+      <w:rPr>
+        <w:rFonts w:ascii="Wingdings" w:hAnsi="Wingdings" w:hint="default"/>
+      </w:rPr>
+    </w:lvl>
+    <w:lvl w:ilvl="6" w:tplc="04090001" w:tentative="1">
+      <w:start w:val="1"/>
+      <w:numFmt w:val="bullet"/>
+      <w:lvlText w:val=""/>
+      <w:lvlJc w:val="left"/>
+      <w:pPr>
+        <w:ind w:left="5040" w:hanging="360"/>
+      </w:pPr>
+      <w:rPr>
+        <w:rFonts w:ascii="Symbol" w:hAnsi="Symbol" w:hint="default"/>
+      </w:rPr>
+    </w:lvl>
+    <w:lvl w:ilvl="7" w:tplc="04090003" w:tentative="1">
+      <w:start w:val="1"/>
+      <w:numFmt w:val="bullet"/>
+      <w:lvlText w:val="o"/>
+      <w:lvlJc w:val="left"/>
+      <w:pPr>
+        <w:ind w:left="5760" w:hanging="360"/>
+      </w:pPr>
+      <w:rPr>
+        <w:rFonts w:ascii="Courier New" w:hAnsi="Courier New" w:cs="Courier New" w:hint="default"/>
+      </w:rPr>
+    </w:lvl>
+    <w:lvl w:ilvl="8" w:tplc="04090005" w:tentative="1">
+      <w:start w:val="1"/>
+      <w:numFmt w:val="bullet"/>
+      <w:lvlText w:val=""/>
+      <w:lvlJc w:val="left"/>
+      <w:pPr>
+        <w:ind w:left="6480" w:hanging="360"/>
+      </w:pPr>
+      <w:rPr>
+        <w:rFonts w:ascii="Wingdings" w:hAnsi="Wingdings" w:hint="default"/>
+      </w:rPr>
+    </w:lvl>
+  </w:abstractNum>
+  <w:abstractNum w:abstractNumId="52" w15:restartNumberingAfterBreak="0">
     <w:nsid w:val="55FB40C4"/>
     <w:multiLevelType w:val="multilevel"/>
     <w:tmpl w:val="C7BAC3E0"/>
@@ -18121,7 +19090,7 @@
       </w:rPr>
     </w:lvl>
   </w:abstractNum>
-  <w:abstractNum w:abstractNumId="50" w15:restartNumberingAfterBreak="0">
+  <w:abstractNum w:abstractNumId="53" w15:restartNumberingAfterBreak="0">
     <w:nsid w:val="58FF080A"/>
     <w:multiLevelType w:val="hybridMultilevel"/>
     <w:tmpl w:val="1E4A56A6"/>
@@ -18261,7 +19230,7 @@
       </w:rPr>
     </w:lvl>
   </w:abstractNum>
-  <w:abstractNum w:abstractNumId="51" w15:restartNumberingAfterBreak="0">
+  <w:abstractNum w:abstractNumId="54" w15:restartNumberingAfterBreak="0">
     <w:nsid w:val="598766A1"/>
     <w:multiLevelType w:val="hybridMultilevel"/>
     <w:tmpl w:val="0394A604"/>
@@ -18398,7 +19367,7 @@
       </w:rPr>
     </w:lvl>
   </w:abstractNum>
-  <w:abstractNum w:abstractNumId="52" w15:restartNumberingAfterBreak="0">
+  <w:abstractNum w:abstractNumId="55" w15:restartNumberingAfterBreak="0">
     <w:nsid w:val="5AD020EF"/>
     <w:multiLevelType w:val="multilevel"/>
     <w:tmpl w:val="4B486DAA"/>
@@ -18547,7 +19516,7 @@
       </w:rPr>
     </w:lvl>
   </w:abstractNum>
-  <w:abstractNum w:abstractNumId="53" w15:restartNumberingAfterBreak="0">
+  <w:abstractNum w:abstractNumId="56" w15:restartNumberingAfterBreak="0">
     <w:nsid w:val="5BB15EFC"/>
     <w:multiLevelType w:val="multilevel"/>
     <w:tmpl w:val="6F686280"/>
@@ -18696,7 +19665,7 @@
       </w:rPr>
     </w:lvl>
   </w:abstractNum>
-  <w:abstractNum w:abstractNumId="54" w15:restartNumberingAfterBreak="0">
+  <w:abstractNum w:abstractNumId="57" w15:restartNumberingAfterBreak="0">
     <w:nsid w:val="5E907E78"/>
     <w:multiLevelType w:val="multilevel"/>
     <w:tmpl w:val="0A407A50"/>
@@ -18845,7 +19814,7 @@
       </w:rPr>
     </w:lvl>
   </w:abstractNum>
-  <w:abstractNum w:abstractNumId="55" w15:restartNumberingAfterBreak="0">
+  <w:abstractNum w:abstractNumId="58" w15:restartNumberingAfterBreak="0">
     <w:nsid w:val="5F940909"/>
     <w:multiLevelType w:val="multilevel"/>
     <w:tmpl w:val="C35E663C"/>
@@ -18994,7 +19963,7 @@
       </w:rPr>
     </w:lvl>
   </w:abstractNum>
-  <w:abstractNum w:abstractNumId="56" w15:restartNumberingAfterBreak="0">
+  <w:abstractNum w:abstractNumId="59" w15:restartNumberingAfterBreak="0">
     <w:nsid w:val="61B53AC3"/>
     <w:multiLevelType w:val="multilevel"/>
     <w:tmpl w:val="15D8551A"/>
@@ -19143,7 +20112,7 @@
       </w:rPr>
     </w:lvl>
   </w:abstractNum>
-  <w:abstractNum w:abstractNumId="57" w15:restartNumberingAfterBreak="0">
+  <w:abstractNum w:abstractNumId="60" w15:restartNumberingAfterBreak="0">
     <w:nsid w:val="630C095A"/>
     <w:multiLevelType w:val="hybridMultilevel"/>
     <w:tmpl w:val="1890A42C"/>
@@ -19233,7 +20202,7 @@
       </w:pPr>
     </w:lvl>
   </w:abstractNum>
-  <w:abstractNum w:abstractNumId="58" w15:restartNumberingAfterBreak="0">
+  <w:abstractNum w:abstractNumId="61" w15:restartNumberingAfterBreak="0">
     <w:nsid w:val="632F5EEA"/>
     <w:multiLevelType w:val="hybridMultilevel"/>
     <w:tmpl w:val="04048618"/>
@@ -19346,7 +20315,7 @@
       </w:rPr>
     </w:lvl>
   </w:abstractNum>
-  <w:abstractNum w:abstractNumId="59" w15:restartNumberingAfterBreak="0">
+  <w:abstractNum w:abstractNumId="62" w15:restartNumberingAfterBreak="0">
     <w:nsid w:val="637370AA"/>
     <w:multiLevelType w:val="multilevel"/>
     <w:tmpl w:val="1584BEDA"/>
@@ -19495,7 +20464,7 @@
       </w:rPr>
     </w:lvl>
   </w:abstractNum>
-  <w:abstractNum w:abstractNumId="60" w15:restartNumberingAfterBreak="0">
+  <w:abstractNum w:abstractNumId="63" w15:restartNumberingAfterBreak="0">
     <w:nsid w:val="63B735C8"/>
     <w:multiLevelType w:val="hybridMultilevel"/>
     <w:tmpl w:val="080864B2"/>
@@ -19608,7 +20577,96 @@
       </w:pPr>
     </w:lvl>
   </w:abstractNum>
-  <w:abstractNum w:abstractNumId="61" w15:restartNumberingAfterBreak="0">
+  <w:abstractNum w:abstractNumId="64" w15:restartNumberingAfterBreak="0">
+    <w:nsid w:val="66AF1593"/>
+    <w:multiLevelType w:val="hybridMultilevel"/>
+    <w:tmpl w:val="E69696CA"/>
+    <w:lvl w:ilvl="0" w:tplc="04090001">
+      <w:start w:val="1"/>
+      <w:numFmt w:val="bullet"/>
+      <w:lvlText w:val=""/>
+      <w:lvlJc w:val="left"/>
+      <w:pPr>
+        <w:ind w:left="720" w:hanging="360"/>
+      </w:pPr>
+      <w:rPr>
+        <w:rFonts w:ascii="Symbol" w:hAnsi="Symbol" w:hint="default"/>
+      </w:rPr>
+    </w:lvl>
+    <w:lvl w:ilvl="1" w:tplc="FFFFFFFF" w:tentative="1">
+      <w:start w:val="1"/>
+      <w:numFmt w:val="lowerLetter"/>
+      <w:lvlText w:val="%2."/>
+      <w:lvlJc w:val="left"/>
+      <w:pPr>
+        <w:ind w:left="1440" w:hanging="360"/>
+      </w:pPr>
+    </w:lvl>
+    <w:lvl w:ilvl="2" w:tplc="FFFFFFFF" w:tentative="1">
+      <w:start w:val="1"/>
+      <w:numFmt w:val="lowerRoman"/>
+      <w:lvlText w:val="%3."/>
+      <w:lvlJc w:val="right"/>
+      <w:pPr>
+        <w:ind w:left="2160" w:hanging="180"/>
+      </w:pPr>
+    </w:lvl>
+    <w:lvl w:ilvl="3" w:tplc="FFFFFFFF" w:tentative="1">
+      <w:start w:val="1"/>
+      <w:numFmt w:val="decimal"/>
+      <w:lvlText w:val="%4."/>
+      <w:lvlJc w:val="left"/>
+      <w:pPr>
+        <w:ind w:left="2880" w:hanging="360"/>
+      </w:pPr>
+    </w:lvl>
+    <w:lvl w:ilvl="4" w:tplc="FFFFFFFF" w:tentative="1">
+      <w:start w:val="1"/>
+      <w:numFmt w:val="lowerLetter"/>
+      <w:lvlText w:val="%5."/>
+      <w:lvlJc w:val="left"/>
+      <w:pPr>
+        <w:ind w:left="3600" w:hanging="360"/>
+      </w:pPr>
+    </w:lvl>
+    <w:lvl w:ilvl="5" w:tplc="FFFFFFFF" w:tentative="1">
+      <w:start w:val="1"/>
+      <w:numFmt w:val="lowerRoman"/>
+      <w:lvlText w:val="%6."/>
+      <w:lvlJc w:val="right"/>
+      <w:pPr>
+        <w:ind w:left="4320" w:hanging="180"/>
+      </w:pPr>
+    </w:lvl>
+    <w:lvl w:ilvl="6" w:tplc="FFFFFFFF" w:tentative="1">
+      <w:start w:val="1"/>
+      <w:numFmt w:val="decimal"/>
+      <w:lvlText w:val="%7."/>
+      <w:lvlJc w:val="left"/>
+      <w:pPr>
+        <w:ind w:left="5040" w:hanging="360"/>
+      </w:pPr>
+    </w:lvl>
+    <w:lvl w:ilvl="7" w:tplc="FFFFFFFF" w:tentative="1">
+      <w:start w:val="1"/>
+      <w:numFmt w:val="lowerLetter"/>
+      <w:lvlText w:val="%8."/>
+      <w:lvlJc w:val="left"/>
+      <w:pPr>
+        <w:ind w:left="5760" w:hanging="360"/>
+      </w:pPr>
+    </w:lvl>
+    <w:lvl w:ilvl="8" w:tplc="FFFFFFFF" w:tentative="1">
+      <w:start w:val="1"/>
+      <w:numFmt w:val="lowerRoman"/>
+      <w:lvlText w:val="%9."/>
+      <w:lvlJc w:val="right"/>
+      <w:pPr>
+        <w:ind w:left="6480" w:hanging="180"/>
+      </w:pPr>
+    </w:lvl>
+  </w:abstractNum>
+  <w:abstractNum w:abstractNumId="65" w15:restartNumberingAfterBreak="0">
     <w:nsid w:val="69146F1C"/>
     <w:multiLevelType w:val="multilevel"/>
     <w:tmpl w:val="B09859AA"/>
@@ -19619,9 +20677,9 @@
       <w:lvlJc w:val="left"/>
       <w:pPr>
         <w:tabs>
-          <w:tab w:val="num" w:pos="720"/>
-        </w:tabs>
-        <w:ind w:left="720" w:hanging="360"/>
+          <w:tab w:val="num" w:pos="1080"/>
+        </w:tabs>
+        <w:ind w:left="1080" w:hanging="360"/>
       </w:pPr>
       <w:rPr>
         <w:rFonts w:ascii="Symbol" w:hAnsi="Symbol" w:hint="default"/>
@@ -19635,9 +20693,9 @@
       <w:lvlJc w:val="left"/>
       <w:pPr>
         <w:tabs>
-          <w:tab w:val="num" w:pos="1440"/>
-        </w:tabs>
-        <w:ind w:left="1440" w:hanging="360"/>
+          <w:tab w:val="num" w:pos="1800"/>
+        </w:tabs>
+        <w:ind w:left="1800" w:hanging="360"/>
       </w:pPr>
       <w:rPr>
         <w:rFonts w:ascii="Courier New" w:hAnsi="Courier New" w:hint="default"/>
@@ -19651,9 +20709,9 @@
       <w:lvlJc w:val="left"/>
       <w:pPr>
         <w:tabs>
-          <w:tab w:val="num" w:pos="2160"/>
-        </w:tabs>
-        <w:ind w:left="2160" w:hanging="360"/>
+          <w:tab w:val="num" w:pos="2520"/>
+        </w:tabs>
+        <w:ind w:left="2520" w:hanging="360"/>
       </w:pPr>
       <w:rPr>
         <w:rFonts w:ascii="Wingdings" w:hAnsi="Wingdings" w:hint="default"/>
@@ -19667,9 +20725,9 @@
       <w:lvlJc w:val="left"/>
       <w:pPr>
         <w:tabs>
-          <w:tab w:val="num" w:pos="2880"/>
-        </w:tabs>
-        <w:ind w:left="2880" w:hanging="360"/>
+          <w:tab w:val="num" w:pos="3240"/>
+        </w:tabs>
+        <w:ind w:left="3240" w:hanging="360"/>
       </w:pPr>
       <w:rPr>
         <w:rFonts w:ascii="Wingdings" w:hAnsi="Wingdings" w:hint="default"/>
@@ -19683,9 +20741,9 @@
       <w:lvlJc w:val="left"/>
       <w:pPr>
         <w:tabs>
-          <w:tab w:val="num" w:pos="3600"/>
-        </w:tabs>
-        <w:ind w:left="3600" w:hanging="360"/>
+          <w:tab w:val="num" w:pos="3960"/>
+        </w:tabs>
+        <w:ind w:left="3960" w:hanging="360"/>
       </w:pPr>
       <w:rPr>
         <w:rFonts w:ascii="Wingdings" w:hAnsi="Wingdings" w:hint="default"/>
@@ -19699,9 +20757,9 @@
       <w:lvlJc w:val="left"/>
       <w:pPr>
         <w:tabs>
-          <w:tab w:val="num" w:pos="4320"/>
-        </w:tabs>
-        <w:ind w:left="4320" w:hanging="360"/>
+          <w:tab w:val="num" w:pos="4680"/>
+        </w:tabs>
+        <w:ind w:left="4680" w:hanging="360"/>
       </w:pPr>
       <w:rPr>
         <w:rFonts w:ascii="Wingdings" w:hAnsi="Wingdings" w:hint="default"/>
@@ -19715,9 +20773,9 @@
       <w:lvlJc w:val="left"/>
       <w:pPr>
         <w:tabs>
-          <w:tab w:val="num" w:pos="5040"/>
-        </w:tabs>
-        <w:ind w:left="5040" w:hanging="360"/>
+          <w:tab w:val="num" w:pos="5400"/>
+        </w:tabs>
+        <w:ind w:left="5400" w:hanging="360"/>
       </w:pPr>
       <w:rPr>
         <w:rFonts w:ascii="Wingdings" w:hAnsi="Wingdings" w:hint="default"/>
@@ -19731,9 +20789,9 @@
       <w:lvlJc w:val="left"/>
       <w:pPr>
         <w:tabs>
-          <w:tab w:val="num" w:pos="5760"/>
-        </w:tabs>
-        <w:ind w:left="5760" w:hanging="360"/>
+          <w:tab w:val="num" w:pos="6120"/>
+        </w:tabs>
+        <w:ind w:left="6120" w:hanging="360"/>
       </w:pPr>
       <w:rPr>
         <w:rFonts w:ascii="Wingdings" w:hAnsi="Wingdings" w:hint="default"/>
@@ -19747,9 +20805,9 @@
       <w:lvlJc w:val="left"/>
       <w:pPr>
         <w:tabs>
-          <w:tab w:val="num" w:pos="6480"/>
-        </w:tabs>
-        <w:ind w:left="6480" w:hanging="360"/>
+          <w:tab w:val="num" w:pos="6840"/>
+        </w:tabs>
+        <w:ind w:left="6840" w:hanging="360"/>
       </w:pPr>
       <w:rPr>
         <w:rFonts w:ascii="Wingdings" w:hAnsi="Wingdings" w:hint="default"/>
@@ -19757,7 +20815,7 @@
       </w:rPr>
     </w:lvl>
   </w:abstractNum>
-  <w:abstractNum w:abstractNumId="62" w15:restartNumberingAfterBreak="0">
+  <w:abstractNum w:abstractNumId="66" w15:restartNumberingAfterBreak="0">
     <w:nsid w:val="696D508A"/>
     <w:multiLevelType w:val="multilevel"/>
     <w:tmpl w:val="103042CE"/>
@@ -19906,7 +20964,7 @@
       </w:rPr>
     </w:lvl>
   </w:abstractNum>
-  <w:abstractNum w:abstractNumId="63" w15:restartNumberingAfterBreak="0">
+  <w:abstractNum w:abstractNumId="67" w15:restartNumberingAfterBreak="0">
     <w:nsid w:val="6A3D73A0"/>
     <w:multiLevelType w:val="hybridMultilevel"/>
     <w:tmpl w:val="460488C4"/>
@@ -20019,7 +21077,7 @@
       </w:rPr>
     </w:lvl>
   </w:abstractNum>
-  <w:abstractNum w:abstractNumId="64" w15:restartNumberingAfterBreak="0">
+  <w:abstractNum w:abstractNumId="68" w15:restartNumberingAfterBreak="0">
     <w:nsid w:val="6C512DEC"/>
     <w:multiLevelType w:val="multilevel"/>
     <w:tmpl w:val="F034C32C"/>
@@ -20168,7 +21226,7 @@
       </w:rPr>
     </w:lvl>
   </w:abstractNum>
-  <w:abstractNum w:abstractNumId="65" w15:restartNumberingAfterBreak="0">
+  <w:abstractNum w:abstractNumId="69" w15:restartNumberingAfterBreak="0">
     <w:nsid w:val="6D773161"/>
     <w:multiLevelType w:val="hybridMultilevel"/>
     <w:tmpl w:val="098A5120"/>
@@ -20308,7 +21366,7 @@
       </w:rPr>
     </w:lvl>
   </w:abstractNum>
-  <w:abstractNum w:abstractNumId="66" w15:restartNumberingAfterBreak="0">
+  <w:abstractNum w:abstractNumId="70" w15:restartNumberingAfterBreak="0">
     <w:nsid w:val="6E255754"/>
     <w:multiLevelType w:val="multilevel"/>
     <w:tmpl w:val="11CC0EAE"/>
@@ -20457,7 +21515,93 @@
       </w:rPr>
     </w:lvl>
   </w:abstractNum>
-  <w:abstractNum w:abstractNumId="67" w15:restartNumberingAfterBreak="0">
+  <w:abstractNum w:abstractNumId="71" w15:restartNumberingAfterBreak="0">
+    <w:nsid w:val="6F3D4A0F"/>
+    <w:multiLevelType w:val="hybridMultilevel"/>
+    <w:tmpl w:val="D87CCC10"/>
+    <w:lvl w:ilvl="0" w:tplc="0409000F">
+      <w:start w:val="1"/>
+      <w:numFmt w:val="decimal"/>
+      <w:lvlText w:val="%1."/>
+      <w:lvlJc w:val="left"/>
+      <w:pPr>
+        <w:ind w:left="720" w:hanging="360"/>
+      </w:pPr>
+    </w:lvl>
+    <w:lvl w:ilvl="1" w:tplc="04090019" w:tentative="1">
+      <w:start w:val="1"/>
+      <w:numFmt w:val="lowerLetter"/>
+      <w:lvlText w:val="%2."/>
+      <w:lvlJc w:val="left"/>
+      <w:pPr>
+        <w:ind w:left="1440" w:hanging="360"/>
+      </w:pPr>
+    </w:lvl>
+    <w:lvl w:ilvl="2" w:tplc="0409001B" w:tentative="1">
+      <w:start w:val="1"/>
+      <w:numFmt w:val="lowerRoman"/>
+      <w:lvlText w:val="%3."/>
+      <w:lvlJc w:val="right"/>
+      <w:pPr>
+        <w:ind w:left="2160" w:hanging="180"/>
+      </w:pPr>
+    </w:lvl>
+    <w:lvl w:ilvl="3" w:tplc="0409000F" w:tentative="1">
+      <w:start w:val="1"/>
+      <w:numFmt w:val="decimal"/>
+      <w:lvlText w:val="%4."/>
+      <w:lvlJc w:val="left"/>
+      <w:pPr>
+        <w:ind w:left="2880" w:hanging="360"/>
+      </w:pPr>
+    </w:lvl>
+    <w:lvl w:ilvl="4" w:tplc="04090019" w:tentative="1">
+      <w:start w:val="1"/>
+      <w:numFmt w:val="lowerLetter"/>
+      <w:lvlText w:val="%5."/>
+      <w:lvlJc w:val="left"/>
+      <w:pPr>
+        <w:ind w:left="3600" w:hanging="360"/>
+      </w:pPr>
+    </w:lvl>
+    <w:lvl w:ilvl="5" w:tplc="0409001B" w:tentative="1">
+      <w:start w:val="1"/>
+      <w:numFmt w:val="lowerRoman"/>
+      <w:lvlText w:val="%6."/>
+      <w:lvlJc w:val="right"/>
+      <w:pPr>
+        <w:ind w:left="4320" w:hanging="180"/>
+      </w:pPr>
+    </w:lvl>
+    <w:lvl w:ilvl="6" w:tplc="0409000F" w:tentative="1">
+      <w:start w:val="1"/>
+      <w:numFmt w:val="decimal"/>
+      <w:lvlText w:val="%7."/>
+      <w:lvlJc w:val="left"/>
+      <w:pPr>
+        <w:ind w:left="5040" w:hanging="360"/>
+      </w:pPr>
+    </w:lvl>
+    <w:lvl w:ilvl="7" w:tplc="04090019" w:tentative="1">
+      <w:start w:val="1"/>
+      <w:numFmt w:val="lowerLetter"/>
+      <w:lvlText w:val="%8."/>
+      <w:lvlJc w:val="left"/>
+      <w:pPr>
+        <w:ind w:left="5760" w:hanging="360"/>
+      </w:pPr>
+    </w:lvl>
+    <w:lvl w:ilvl="8" w:tplc="0409001B" w:tentative="1">
+      <w:start w:val="1"/>
+      <w:numFmt w:val="lowerRoman"/>
+      <w:lvlText w:val="%9."/>
+      <w:lvlJc w:val="right"/>
+      <w:pPr>
+        <w:ind w:left="6480" w:hanging="180"/>
+      </w:pPr>
+    </w:lvl>
+  </w:abstractNum>
+  <w:abstractNum w:abstractNumId="72" w15:restartNumberingAfterBreak="0">
     <w:nsid w:val="6FDA5CD5"/>
     <w:multiLevelType w:val="multilevel"/>
     <w:tmpl w:val="2C981C22"/>
@@ -20606,7 +21750,7 @@
       </w:rPr>
     </w:lvl>
   </w:abstractNum>
-  <w:abstractNum w:abstractNumId="68" w15:restartNumberingAfterBreak="0">
+  <w:abstractNum w:abstractNumId="73" w15:restartNumberingAfterBreak="0">
     <w:nsid w:val="70222AAB"/>
     <w:multiLevelType w:val="hybridMultilevel"/>
     <w:tmpl w:val="3B602230"/>
@@ -20719,7 +21863,7 @@
       </w:rPr>
     </w:lvl>
   </w:abstractNum>
-  <w:abstractNum w:abstractNumId="69" w15:restartNumberingAfterBreak="0">
+  <w:abstractNum w:abstractNumId="74" w15:restartNumberingAfterBreak="0">
     <w:nsid w:val="73153503"/>
     <w:multiLevelType w:val="multilevel"/>
     <w:tmpl w:val="C84EDA8A"/>
@@ -20868,7 +22012,7 @@
       </w:rPr>
     </w:lvl>
   </w:abstractNum>
-  <w:abstractNum w:abstractNumId="70" w15:restartNumberingAfterBreak="0">
+  <w:abstractNum w:abstractNumId="75" w15:restartNumberingAfterBreak="0">
     <w:nsid w:val="739161C5"/>
     <w:multiLevelType w:val="hybridMultilevel"/>
     <w:tmpl w:val="F6AE0BB4"/>
@@ -20980,7 +22124,7 @@
       </w:rPr>
     </w:lvl>
   </w:abstractNum>
-  <w:abstractNum w:abstractNumId="71" w15:restartNumberingAfterBreak="0">
+  <w:abstractNum w:abstractNumId="76" w15:restartNumberingAfterBreak="0">
     <w:nsid w:val="761A1C65"/>
     <w:multiLevelType w:val="multilevel"/>
     <w:tmpl w:val="F2AE963C"/>
@@ -21129,7 +22273,7 @@
       </w:rPr>
     </w:lvl>
   </w:abstractNum>
-  <w:abstractNum w:abstractNumId="72" w15:restartNumberingAfterBreak="0">
+  <w:abstractNum w:abstractNumId="77" w15:restartNumberingAfterBreak="0">
     <w:nsid w:val="7BEB2B71"/>
     <w:multiLevelType w:val="hybridMultilevel"/>
     <w:tmpl w:val="1276A79C"/>
@@ -21243,7 +22387,7 @@
       </w:rPr>
     </w:lvl>
   </w:abstractNum>
-  <w:abstractNum w:abstractNumId="73" w15:restartNumberingAfterBreak="0">
+  <w:abstractNum w:abstractNumId="78" w15:restartNumberingAfterBreak="0">
     <w:nsid w:val="7BEF4C8B"/>
     <w:multiLevelType w:val="multilevel"/>
     <w:tmpl w:val="607023A6"/>
@@ -21392,227 +22536,334 @@
       </w:rPr>
     </w:lvl>
   </w:abstractNum>
+  <w:abstractNum w:abstractNumId="79" w15:restartNumberingAfterBreak="0">
+    <w:nsid w:val="7C354654"/>
+    <w:multiLevelType w:val="hybridMultilevel"/>
+    <w:tmpl w:val="D30401F4"/>
+    <w:lvl w:ilvl="0" w:tplc="DE506446">
+      <w:start w:val="1"/>
+      <w:numFmt w:val="bullet"/>
+      <w:lvlText w:val=""/>
+      <w:lvlJc w:val="left"/>
+      <w:pPr>
+        <w:ind w:left="720" w:hanging="360"/>
+      </w:pPr>
+      <w:rPr>
+        <w:rFonts w:ascii="Wingdings" w:hAnsi="Wingdings" w:hint="default"/>
+      </w:rPr>
+    </w:lvl>
+    <w:lvl w:ilvl="1" w:tplc="FFFFFFFF" w:tentative="1">
+      <w:start w:val="1"/>
+      <w:numFmt w:val="lowerLetter"/>
+      <w:lvlText w:val="%2."/>
+      <w:lvlJc w:val="left"/>
+      <w:pPr>
+        <w:ind w:left="1440" w:hanging="360"/>
+      </w:pPr>
+    </w:lvl>
+    <w:lvl w:ilvl="2" w:tplc="FFFFFFFF" w:tentative="1">
+      <w:start w:val="1"/>
+      <w:numFmt w:val="lowerRoman"/>
+      <w:lvlText w:val="%3."/>
+      <w:lvlJc w:val="right"/>
+      <w:pPr>
+        <w:ind w:left="2160" w:hanging="180"/>
+      </w:pPr>
+    </w:lvl>
+    <w:lvl w:ilvl="3" w:tplc="FFFFFFFF" w:tentative="1">
+      <w:start w:val="1"/>
+      <w:numFmt w:val="decimal"/>
+      <w:lvlText w:val="%4."/>
+      <w:lvlJc w:val="left"/>
+      <w:pPr>
+        <w:ind w:left="2880" w:hanging="360"/>
+      </w:pPr>
+    </w:lvl>
+    <w:lvl w:ilvl="4" w:tplc="FFFFFFFF" w:tentative="1">
+      <w:start w:val="1"/>
+      <w:numFmt w:val="lowerLetter"/>
+      <w:lvlText w:val="%5."/>
+      <w:lvlJc w:val="left"/>
+      <w:pPr>
+        <w:ind w:left="3600" w:hanging="360"/>
+      </w:pPr>
+    </w:lvl>
+    <w:lvl w:ilvl="5" w:tplc="FFFFFFFF" w:tentative="1">
+      <w:start w:val="1"/>
+      <w:numFmt w:val="lowerRoman"/>
+      <w:lvlText w:val="%6."/>
+      <w:lvlJc w:val="right"/>
+      <w:pPr>
+        <w:ind w:left="4320" w:hanging="180"/>
+      </w:pPr>
+    </w:lvl>
+    <w:lvl w:ilvl="6" w:tplc="FFFFFFFF" w:tentative="1">
+      <w:start w:val="1"/>
+      <w:numFmt w:val="decimal"/>
+      <w:lvlText w:val="%7."/>
+      <w:lvlJc w:val="left"/>
+      <w:pPr>
+        <w:ind w:left="5040" w:hanging="360"/>
+      </w:pPr>
+    </w:lvl>
+    <w:lvl w:ilvl="7" w:tplc="FFFFFFFF" w:tentative="1">
+      <w:start w:val="1"/>
+      <w:numFmt w:val="lowerLetter"/>
+      <w:lvlText w:val="%8."/>
+      <w:lvlJc w:val="left"/>
+      <w:pPr>
+        <w:ind w:left="5760" w:hanging="360"/>
+      </w:pPr>
+    </w:lvl>
+    <w:lvl w:ilvl="8" w:tplc="FFFFFFFF" w:tentative="1">
+      <w:start w:val="1"/>
+      <w:numFmt w:val="lowerRoman"/>
+      <w:lvlText w:val="%9."/>
+      <w:lvlJc w:val="right"/>
+      <w:pPr>
+        <w:ind w:left="6480" w:hanging="180"/>
+      </w:pPr>
+    </w:lvl>
+  </w:abstractNum>
   <w:num w:numId="1" w16cid:durableId="815292707">
-    <w:abstractNumId w:val="11"/>
+    <w:abstractNumId w:val="12"/>
   </w:num>
   <w:num w:numId="2" w16cid:durableId="1322276666">
-    <w:abstractNumId w:val="34"/>
+    <w:abstractNumId w:val="35"/>
   </w:num>
   <w:num w:numId="3" w16cid:durableId="1342581765">
-    <w:abstractNumId w:val="58"/>
+    <w:abstractNumId w:val="61"/>
   </w:num>
   <w:num w:numId="4" w16cid:durableId="1917786344">
     <w:abstractNumId w:val="1"/>
   </w:num>
   <w:num w:numId="5" w16cid:durableId="674303355">
-    <w:abstractNumId w:val="23"/>
+    <w:abstractNumId w:val="24"/>
   </w:num>
   <w:num w:numId="6" w16cid:durableId="1092042610">
+    <w:abstractNumId w:val="67"/>
+  </w:num>
+  <w:num w:numId="7" w16cid:durableId="1965186875">
+    <w:abstractNumId w:val="69"/>
+  </w:num>
+  <w:num w:numId="8" w16cid:durableId="1076366248">
+    <w:abstractNumId w:val="77"/>
+  </w:num>
+  <w:num w:numId="9" w16cid:durableId="1838885393">
+    <w:abstractNumId w:val="53"/>
+  </w:num>
+  <w:num w:numId="10" w16cid:durableId="1499878657">
+    <w:abstractNumId w:val="31"/>
+  </w:num>
+  <w:num w:numId="11" w16cid:durableId="2122601457">
+    <w:abstractNumId w:val="17"/>
+  </w:num>
+  <w:num w:numId="12" w16cid:durableId="14890563">
+    <w:abstractNumId w:val="38"/>
+  </w:num>
+  <w:num w:numId="13" w16cid:durableId="2139494123">
+    <w:abstractNumId w:val="22"/>
+  </w:num>
+  <w:num w:numId="14" w16cid:durableId="1203326721">
     <w:abstractNumId w:val="63"/>
   </w:num>
-  <w:num w:numId="7" w16cid:durableId="1965186875">
-    <w:abstractNumId w:val="65"/>
+  <w:num w:numId="15" w16cid:durableId="324822111">
+    <w:abstractNumId w:val="44"/>
   </w:num>
-  <w:num w:numId="8" w16cid:durableId="1076366248">
-    <w:abstractNumId w:val="72"/>
+  <w:num w:numId="16" w16cid:durableId="35082918">
+    <w:abstractNumId w:val="29"/>
   </w:num>
-  <w:num w:numId="9" w16cid:durableId="1838885393">
-    <w:abstractNumId w:val="50"/>
+  <w:num w:numId="17" w16cid:durableId="194344297">
+    <w:abstractNumId w:val="14"/>
   </w:num>
-  <w:num w:numId="10" w16cid:durableId="1499878657">
-    <w:abstractNumId w:val="30"/>
+  <w:num w:numId="18" w16cid:durableId="742990277">
+    <w:abstractNumId w:val="39"/>
   </w:num>
-  <w:num w:numId="11" w16cid:durableId="2122601457">
-    <w:abstractNumId w:val="16"/>
+  <w:num w:numId="19" w16cid:durableId="926889405">
+    <w:abstractNumId w:val="73"/>
   </w:num>
-  <w:num w:numId="12" w16cid:durableId="14890563">
+  <w:num w:numId="20" w16cid:durableId="326983423">
+    <w:abstractNumId w:val="19"/>
+  </w:num>
+  <w:num w:numId="21" w16cid:durableId="450781797">
     <w:abstractNumId w:val="37"/>
   </w:num>
-  <w:num w:numId="13" w16cid:durableId="2139494123">
-    <w:abstractNumId w:val="21"/>
+  <w:num w:numId="22" w16cid:durableId="661354724">
+    <w:abstractNumId w:val="75"/>
   </w:num>
-  <w:num w:numId="14" w16cid:durableId="1203326721">
+  <w:num w:numId="23" w16cid:durableId="140662540">
+    <w:abstractNumId w:val="6"/>
+  </w:num>
+  <w:num w:numId="24" w16cid:durableId="1726567265">
+    <w:abstractNumId w:val="27"/>
+  </w:num>
+  <w:num w:numId="25" w16cid:durableId="1394087101">
+    <w:abstractNumId w:val="26"/>
+  </w:num>
+  <w:num w:numId="26" w16cid:durableId="1585797618">
+    <w:abstractNumId w:val="33"/>
+  </w:num>
+  <w:num w:numId="27" w16cid:durableId="605887122">
+    <w:abstractNumId w:val="15"/>
+  </w:num>
+  <w:num w:numId="28" w16cid:durableId="2024893971">
+    <w:abstractNumId w:val="47"/>
+  </w:num>
+  <w:num w:numId="29" w16cid:durableId="823542588">
+    <w:abstractNumId w:val="20"/>
+  </w:num>
+  <w:num w:numId="30" w16cid:durableId="1736707919">
     <w:abstractNumId w:val="60"/>
   </w:num>
-  <w:num w:numId="15" w16cid:durableId="324822111">
-    <w:abstractNumId w:val="43"/>
-  </w:num>
-  <w:num w:numId="16" w16cid:durableId="35082918">
-    <w:abstractNumId w:val="28"/>
-  </w:num>
-  <w:num w:numId="17" w16cid:durableId="194344297">
-    <w:abstractNumId w:val="13"/>
-  </w:num>
-  <w:num w:numId="18" w16cid:durableId="742990277">
-    <w:abstractNumId w:val="38"/>
-  </w:num>
-  <w:num w:numId="19" w16cid:durableId="926889405">
-    <w:abstractNumId w:val="68"/>
-  </w:num>
-  <w:num w:numId="20" w16cid:durableId="326983423">
+  <w:num w:numId="31" w16cid:durableId="2095280060">
     <w:abstractNumId w:val="18"/>
   </w:num>
-  <w:num w:numId="21" w16cid:durableId="450781797">
-    <w:abstractNumId w:val="36"/>
-  </w:num>
-  <w:num w:numId="22" w16cid:durableId="661354724">
-    <w:abstractNumId w:val="70"/>
-  </w:num>
-  <w:num w:numId="23" w16cid:durableId="140662540">
-    <w:abstractNumId w:val="5"/>
-  </w:num>
-  <w:num w:numId="24" w16cid:durableId="1726567265">
-    <w:abstractNumId w:val="26"/>
-  </w:num>
-  <w:num w:numId="25" w16cid:durableId="1394087101">
-    <w:abstractNumId w:val="25"/>
-  </w:num>
-  <w:num w:numId="26" w16cid:durableId="1585797618">
-    <w:abstractNumId w:val="32"/>
-  </w:num>
-  <w:num w:numId="27" w16cid:durableId="605887122">
-    <w:abstractNumId w:val="14"/>
-  </w:num>
-  <w:num w:numId="28" w16cid:durableId="2024893971">
-    <w:abstractNumId w:val="46"/>
-  </w:num>
-  <w:num w:numId="29" w16cid:durableId="823542588">
-    <w:abstractNumId w:val="19"/>
-  </w:num>
-  <w:num w:numId="30" w16cid:durableId="1736707919">
-    <w:abstractNumId w:val="57"/>
-  </w:num>
-  <w:num w:numId="31" w16cid:durableId="2095280060">
-    <w:abstractNumId w:val="17"/>
-  </w:num>
   <w:num w:numId="32" w16cid:durableId="1326860890">
-    <w:abstractNumId w:val="69"/>
+    <w:abstractNumId w:val="74"/>
   </w:num>
   <w:num w:numId="33" w16cid:durableId="2099322395">
     <w:abstractNumId w:val="2"/>
   </w:num>
   <w:num w:numId="34" w16cid:durableId="1970671835">
-    <w:abstractNumId w:val="27"/>
+    <w:abstractNumId w:val="28"/>
   </w:num>
   <w:num w:numId="35" w16cid:durableId="149248284">
-    <w:abstractNumId w:val="44"/>
+    <w:abstractNumId w:val="45"/>
   </w:num>
   <w:num w:numId="36" w16cid:durableId="513495069">
+    <w:abstractNumId w:val="59"/>
+  </w:num>
+  <w:num w:numId="37" w16cid:durableId="1391467057">
+    <w:abstractNumId w:val="21"/>
+  </w:num>
+  <w:num w:numId="38" w16cid:durableId="1148475840">
+    <w:abstractNumId w:val="70"/>
+  </w:num>
+  <w:num w:numId="39" w16cid:durableId="1862930176">
+    <w:abstractNumId w:val="52"/>
+  </w:num>
+  <w:num w:numId="40" w16cid:durableId="842160923">
+    <w:abstractNumId w:val="16"/>
+  </w:num>
+  <w:num w:numId="41" w16cid:durableId="370964057">
+    <w:abstractNumId w:val="65"/>
+  </w:num>
+  <w:num w:numId="42" w16cid:durableId="644699690">
     <w:abstractNumId w:val="56"/>
   </w:num>
-  <w:num w:numId="37" w16cid:durableId="1391467057">
-    <w:abstractNumId w:val="20"/>
+  <w:num w:numId="43" w16cid:durableId="1415590735">
+    <w:abstractNumId w:val="42"/>
   </w:num>
-  <w:num w:numId="38" w16cid:durableId="1148475840">
+  <w:num w:numId="44" w16cid:durableId="334652325">
+    <w:abstractNumId w:val="8"/>
+  </w:num>
+  <w:num w:numId="45" w16cid:durableId="1182089967">
+    <w:abstractNumId w:val="72"/>
+  </w:num>
+  <w:num w:numId="46" w16cid:durableId="134954434">
+    <w:abstractNumId w:val="11"/>
+  </w:num>
+  <w:num w:numId="47" w16cid:durableId="933977803">
     <w:abstractNumId w:val="66"/>
   </w:num>
-  <w:num w:numId="39" w16cid:durableId="1862930176">
-    <w:abstractNumId w:val="49"/>
-  </w:num>
-  <w:num w:numId="40" w16cid:durableId="842160923">
-    <w:abstractNumId w:val="15"/>
-  </w:num>
-  <w:num w:numId="41" w16cid:durableId="370964057">
-    <w:abstractNumId w:val="61"/>
-  </w:num>
-  <w:num w:numId="42" w16cid:durableId="644699690">
-    <w:abstractNumId w:val="53"/>
-  </w:num>
-  <w:num w:numId="43" w16cid:durableId="1415590735">
-    <w:abstractNumId w:val="41"/>
-  </w:num>
-  <w:num w:numId="44" w16cid:durableId="334652325">
-    <w:abstractNumId w:val="7"/>
-  </w:num>
-  <w:num w:numId="45" w16cid:durableId="1182089967">
-    <w:abstractNumId w:val="67"/>
-  </w:num>
-  <w:num w:numId="46" w16cid:durableId="134954434">
-    <w:abstractNumId w:val="10"/>
-  </w:num>
-  <w:num w:numId="47" w16cid:durableId="933977803">
-    <w:abstractNumId w:val="62"/>
-  </w:num>
   <w:num w:numId="48" w16cid:durableId="1754888770">
-    <w:abstractNumId w:val="45"/>
+    <w:abstractNumId w:val="46"/>
   </w:num>
   <w:num w:numId="49" w16cid:durableId="302514899">
-    <w:abstractNumId w:val="71"/>
+    <w:abstractNumId w:val="76"/>
   </w:num>
   <w:num w:numId="50" w16cid:durableId="167521365">
-    <w:abstractNumId w:val="73"/>
+    <w:abstractNumId w:val="78"/>
   </w:num>
   <w:num w:numId="51" w16cid:durableId="893391614">
     <w:abstractNumId w:val="3"/>
   </w:num>
   <w:num w:numId="52" w16cid:durableId="1192767317">
-    <w:abstractNumId w:val="52"/>
+    <w:abstractNumId w:val="55"/>
   </w:num>
   <w:num w:numId="53" w16cid:durableId="863446992">
     <w:abstractNumId w:val="4"/>
   </w:num>
   <w:num w:numId="54" w16cid:durableId="217473843">
-    <w:abstractNumId w:val="9"/>
+    <w:abstractNumId w:val="10"/>
   </w:num>
   <w:num w:numId="55" w16cid:durableId="1451360300">
-    <w:abstractNumId w:val="55"/>
+    <w:abstractNumId w:val="58"/>
   </w:num>
   <w:num w:numId="56" w16cid:durableId="1946842401">
-    <w:abstractNumId w:val="29"/>
+    <w:abstractNumId w:val="30"/>
   </w:num>
   <w:num w:numId="57" w16cid:durableId="361054742">
-    <w:abstractNumId w:val="47"/>
+    <w:abstractNumId w:val="48"/>
   </w:num>
   <w:num w:numId="58" w16cid:durableId="2122339928">
-    <w:abstractNumId w:val="6"/>
+    <w:abstractNumId w:val="7"/>
   </w:num>
   <w:num w:numId="59" w16cid:durableId="152377159">
-    <w:abstractNumId w:val="39"/>
+    <w:abstractNumId w:val="40"/>
   </w:num>
   <w:num w:numId="60" w16cid:durableId="1407075625">
-    <w:abstractNumId w:val="33"/>
+    <w:abstractNumId w:val="34"/>
   </w:num>
   <w:num w:numId="61" w16cid:durableId="226040815">
-    <w:abstractNumId w:val="64"/>
+    <w:abstractNumId w:val="68"/>
   </w:num>
   <w:num w:numId="62" w16cid:durableId="1574394292">
-    <w:abstractNumId w:val="48"/>
+    <w:abstractNumId w:val="49"/>
   </w:num>
   <w:num w:numId="63" w16cid:durableId="676924648">
     <w:abstractNumId w:val="0"/>
   </w:num>
   <w:num w:numId="64" w16cid:durableId="436103682">
-    <w:abstractNumId w:val="59"/>
+    <w:abstractNumId w:val="62"/>
   </w:num>
   <w:num w:numId="65" w16cid:durableId="642926804">
-    <w:abstractNumId w:val="8"/>
+    <w:abstractNumId w:val="9"/>
   </w:num>
   <w:num w:numId="66" w16cid:durableId="282733382">
-    <w:abstractNumId w:val="35"/>
+    <w:abstractNumId w:val="36"/>
   </w:num>
   <w:num w:numId="67" w16cid:durableId="1440366877">
+    <w:abstractNumId w:val="57"/>
+  </w:num>
+  <w:num w:numId="68" w16cid:durableId="499737243">
+    <w:abstractNumId w:val="32"/>
+  </w:num>
+  <w:num w:numId="69" w16cid:durableId="1083113567">
+    <w:abstractNumId w:val="13"/>
+  </w:num>
+  <w:num w:numId="70" w16cid:durableId="505753743">
+    <w:abstractNumId w:val="41"/>
+  </w:num>
+  <w:num w:numId="71" w16cid:durableId="1523586406">
+    <w:abstractNumId w:val="23"/>
+  </w:num>
+  <w:num w:numId="72" w16cid:durableId="1904309">
+    <w:abstractNumId w:val="25"/>
+  </w:num>
+  <w:num w:numId="73" w16cid:durableId="1912228818">
+    <w:abstractNumId w:val="43"/>
+  </w:num>
+  <w:num w:numId="74" w16cid:durableId="600066875">
     <w:abstractNumId w:val="54"/>
   </w:num>
-  <w:num w:numId="68" w16cid:durableId="499737243">
-    <w:abstractNumId w:val="31"/>
+  <w:num w:numId="75" w16cid:durableId="187566436">
+    <w:abstractNumId w:val="71"/>
   </w:num>
-  <w:num w:numId="69" w16cid:durableId="1083113567">
-    <w:abstractNumId w:val="12"/>
+  <w:num w:numId="76" w16cid:durableId="1632783487">
+    <w:abstractNumId w:val="64"/>
   </w:num>
-  <w:num w:numId="70" w16cid:durableId="505753743">
-    <w:abstractNumId w:val="40"/>
+  <w:num w:numId="77" w16cid:durableId="1493595873">
+    <w:abstractNumId w:val="79"/>
   </w:num>
-  <w:num w:numId="71" w16cid:durableId="1523586406">
-    <w:abstractNumId w:val="22"/>
+  <w:num w:numId="78" w16cid:durableId="1644459694">
+    <w:abstractNumId w:val="51"/>
   </w:num>
-  <w:num w:numId="72" w16cid:durableId="1904309">
-    <w:abstractNumId w:val="24"/>
+  <w:num w:numId="79" w16cid:durableId="1915310430">
+    <w:abstractNumId w:val="50"/>
   </w:num>
-  <w:num w:numId="73" w16cid:durableId="1912228818">
-    <w:abstractNumId w:val="42"/>
-  </w:num>
-  <w:num w:numId="74" w16cid:durableId="600066875">
-    <w:abstractNumId w:val="51"/>
+  <w:num w:numId="80" w16cid:durableId="520557905">
+    <w:abstractNumId w:val="5"/>
   </w:num>
 </w:numbering>
 </file>
@@ -22091,6 +23342,7 @@
   <w:style w:type="character" w:default="1" w:styleId="DefaultParagraphFont">
     <w:name w:val="Default Paragraph Font"/>
     <w:uiPriority w:val="1"/>
+    <w:semiHidden/>
     <w:unhideWhenUsed/>
   </w:style>
   <w:style w:type="table" w:default="1" w:styleId="TableNormal">
